--- a/deliverables/inland_transport_2026-10/example_T1_T2/docx/T1_WHSOP_003_A02.docx
+++ b/deliverables/inland_transport_2026-10/example_T1_T2/docx/T1_WHSOP_003_A02.docx
@@ -109,7 +109,7 @@
           <w:color w:val="000000"/>
           <w:sz w:val="22"/>
         </w:rPr>
-        <w:t>ПРИМЕР / СИМУЛАЦИЈА — пополнето со податоците што ги имаме и со пресметките од листот за калкулација; не е запис. Мерењата, потписите, броевите на пломби и логери и податоците што се дознаваат на денот се оставени празни.</w:t>
+        <w:t>ПРИМЕР / СИМУЛАЦИЈА — не е запис. Сите внесени податоци се во загради: сино — од нашите записи или пресметани; виолетово — пример, да се потврди; портокалово — се внесува на денот.</w:t>
       </w:r>
       <w:r>
         <w:rPr>
@@ -129,7 +129,7 @@
           <w:color w:val="595959"/>
           <w:sz w:val="16"/>
         </w:rPr>
-        <w:t>EXAMPLE / SIMULATION — filled with the data we hold and the calculations on the calculation sheet; not a record. Measurements, signatures, seal and logger numbers and data known only on the day are left blank.</w:t>
+        <w:t>EXAMPLE / SIMULATION — not a record. Every entry is in brackets: blue — from our records or calculated; purple — example, to be confirmed; orange — entered on the day.</w:t>
       </w:r>
     </w:p>
     <w:p>
@@ -356,6 +356,16 @@
               <w:jc w:val="center"/>
             </w:pPr>
             <w:r/>
+            <w:r>
+              <w:rPr>
+                <w:rFonts w:ascii="Calibri" w:hAnsi="Calibri"/>
+                <w:b w:val="0"/>
+                <w:i w:val="0"/>
+                <w:color w:val="C55A11"/>
+                <w:sz w:val="20"/>
+              </w:rPr>
+              <w:t xml:space="preserve">[ ]</w:t>
+            </w:r>
           </w:p>
         </w:tc>
       </w:tr>
@@ -425,10 +435,10 @@
                 <w:rFonts w:ascii="Calibri" w:hAnsi="Calibri"/>
                 <w:b w:val="0"/>
                 <w:i w:val="0"/>
-                <w:color w:val="000000"/>
+                <w:color w:val="0B5CAD"/>
                 <w:sz w:val="20"/>
               </w:rPr>
-              <w:t>TR-20261020-001</w:t>
+              <w:t xml:space="preserve">[TR-20261020-001]</w:t>
             </w:r>
           </w:p>
         </w:tc>
@@ -499,30 +509,10 @@
                 <w:rFonts w:ascii="Calibri" w:hAnsi="Calibri"/>
                 <w:b w:val="0"/>
                 <w:i w:val="0"/>
-                <w:color w:val="000000"/>
+                <w:color w:val="7030A0"/>
                 <w:sz w:val="20"/>
               </w:rPr>
-              <w:t>16.10.2026 (планирано</w:t>
-            </w:r>
-            <w:r>
-              <w:rPr>
-                <w:rFonts w:ascii="Calibri" w:hAnsi="Calibri"/>
-                <w:b w:val="0"/>
-                <w:i w:val="0"/>
-                <w:color w:val="000000"/>
-                <w:sz w:val="16"/>
-              </w:rPr>
-              <w:t xml:space="preserve"> | </w:t>
-            </w:r>
-            <w:r>
-              <w:rPr>
-                <w:rFonts w:ascii="Calibri" w:hAnsi="Calibri"/>
-                <w:b w:val="0"/>
-                <w:i/>
-                <w:color w:val="000000"/>
-                <w:sz w:val="16"/>
-              </w:rPr>
-              <w:t>planned)</w:t>
+              <w:t xml:space="preserve">[16.10.2026]</w:t>
             </w:r>
           </w:p>
         </w:tc>
@@ -1031,6 +1021,16 @@
               <w:jc w:val="center"/>
             </w:pPr>
             <w:r/>
+            <w:r>
+              <w:rPr>
+                <w:rFonts w:ascii="Calibri" w:hAnsi="Calibri"/>
+                <w:b w:val="0"/>
+                <w:i w:val="0"/>
+                <w:color w:val="C55A11"/>
+                <w:sz w:val="20"/>
+              </w:rPr>
+              <w:t xml:space="preserve">[ ]</w:t>
+            </w:r>
           </w:p>
         </w:tc>
       </w:tr>
@@ -1093,6 +1093,16 @@
               <w:jc w:val="center"/>
             </w:pPr>
             <w:r/>
+            <w:r>
+              <w:rPr>
+                <w:rFonts w:ascii="Calibri" w:hAnsi="Calibri"/>
+                <w:b w:val="0"/>
+                <w:i w:val="0"/>
+                <w:color w:val="C55A11"/>
+                <w:sz w:val="20"/>
+              </w:rPr>
+              <w:t xml:space="preserve">[ ]</w:t>
+            </w:r>
           </w:p>
         </w:tc>
       </w:tr>
@@ -1171,7 +1181,9 @@
       </w:tblPr>
       <w:tblGrid>
         <w:gridCol w:w="2517"/>
-        <w:gridCol w:w="7949"/>
+        <w:gridCol w:w="2715"/>
+        <w:gridCol w:w="2517"/>
+        <w:gridCol w:w="2715"/>
       </w:tblGrid>
       <w:tr>
         <w:trPr>
@@ -1185,7 +1197,6 @@
           </w:tcPr>
           <w:p>
             <w:pPr>
-              <w:keepNext/>
               <w:spacing w:before="20" w:after="20"/>
               <w:jc w:val="left"/>
             </w:pPr>
@@ -1225,24 +1236,90 @@
         <w:tc>
           <w:tcPr>
             <w:vAlign w:val="center"/>
-            <w:tcW w:type="pct" w:w="3797"/>
-          </w:tcPr>
-          <w:p>
-            <w:pPr>
-              <w:keepNext/>
-              <w:spacing w:before="20" w:after="20"/>
-              <w:jc w:val="center"/>
-            </w:pPr>
-            <w:r/>
-            <w:r>
-              <w:rPr>
-                <w:rFonts w:ascii="Calibri" w:hAnsi="Calibri"/>
-                <w:b w:val="0"/>
-                <w:i w:val="0"/>
-                <w:color w:val="000000"/>
+            <w:tcW w:type="pct" w:w="1297"/>
+          </w:tcPr>
+          <w:p>
+            <w:pPr>
+              <w:spacing w:before="20" w:after="20"/>
+              <w:jc w:val="center"/>
+            </w:pPr>
+            <w:r/>
+            <w:r>
+              <w:rPr>
+                <w:rFonts w:ascii="Calibri" w:hAnsi="Calibri"/>
+                <w:b w:val="0"/>
+                <w:i w:val="0"/>
+                <w:color w:val="7030A0"/>
                 <w:sz w:val="20"/>
               </w:rPr>
-              <w:t>20.10.2026</w:t>
+              <w:t xml:space="preserve">[20.10.2026]</w:t>
+            </w:r>
+          </w:p>
+        </w:tc>
+        <w:tc>
+          <w:tcPr>
+            <w:shd w:val="clear" w:color="auto" w:fill="F2F2F2"/>
+            <w:vAlign w:val="center"/>
+            <w:tcW w:type="pct" w:w="1202"/>
+          </w:tcPr>
+          <w:p>
+            <w:pPr>
+              <w:spacing w:before="20" w:after="20"/>
+              <w:jc w:val="left"/>
+            </w:pPr>
+            <w:r/>
+            <w:r>
+              <w:rPr>
+                <w:rFonts w:ascii="Calibri" w:hAnsi="Calibri"/>
+                <w:b/>
+                <w:i w:val="0"/>
+                <w:color w:val="000000"/>
+                <w:sz w:val="20"/>
+              </w:rPr>
+              <w:t>Време на поаѓање</w:t>
+            </w:r>
+            <w:r>
+              <w:rPr>
+                <w:rFonts w:ascii="Calibri" w:hAnsi="Calibri"/>
+                <w:b w:val="0"/>
+                <w:i w:val="0"/>
+                <w:color w:val="000000"/>
+                <w:sz w:val="16"/>
+              </w:rPr>
+              <w:t xml:space="preserve"> | </w:t>
+            </w:r>
+            <w:r>
+              <w:rPr>
+                <w:rFonts w:ascii="Calibri" w:hAnsi="Calibri"/>
+                <w:b w:val="0"/>
+                <w:i w:val="0"/>
+                <w:color w:val="000000"/>
+                <w:sz w:val="16"/>
+              </w:rPr>
+              <w:t>Departure time</w:t>
+            </w:r>
+          </w:p>
+        </w:tc>
+        <w:tc>
+          <w:tcPr>
+            <w:vAlign w:val="center"/>
+            <w:tcW w:type="pct" w:w="1297"/>
+          </w:tcPr>
+          <w:p>
+            <w:pPr>
+              <w:spacing w:before="20" w:after="20"/>
+              <w:jc w:val="center"/>
+            </w:pPr>
+            <w:r/>
+            <w:r>
+              <w:rPr>
+                <w:rFonts w:ascii="Calibri" w:hAnsi="Calibri"/>
+                <w:b w:val="0"/>
+                <w:i w:val="0"/>
+                <w:color w:val="7030A0"/>
+                <w:sz w:val="20"/>
+              </w:rPr>
+              <w:t xml:space="preserve">[08:00]</w:t>
             </w:r>
           </w:p>
         </w:tc>
@@ -1265,8 +1342,10 @@
         </w:tblBorders>
       </w:tblPr>
       <w:tblGrid>
-        <w:gridCol w:w="2517"/>
-        <w:gridCol w:w="7949"/>
+        <w:gridCol w:w="3288"/>
+        <w:gridCol w:w="2466"/>
+        <w:gridCol w:w="2245"/>
+        <w:gridCol w:w="2466"/>
       </w:tblGrid>
       <w:tr>
         <w:trPr>
@@ -1276,11 +1355,10 @@
           <w:tcPr>
             <w:shd w:val="clear" w:color="auto" w:fill="F2F2F2"/>
             <w:vAlign w:val="center"/>
-            <w:tcW w:type="pct" w:w="1202"/>
-          </w:tcPr>
-          <w:p>
-            <w:pPr>
-              <w:keepNext/>
+            <w:tcW w:type="pct" w:w="1570"/>
+          </w:tcPr>
+          <w:p>
+            <w:pPr>
               <w:spacing w:before="20" w:after="20"/>
               <w:jc w:val="left"/>
             </w:pPr>
@@ -1293,7 +1371,7 @@
                 <w:color w:val="000000"/>
                 <w:sz w:val="20"/>
               </w:rPr>
-              <w:t>Време на поаѓање</w:t>
+              <w:t>Очекувано пристигнување</w:t>
             </w:r>
             <w:r>
               <w:rPr>
@@ -1313,31 +1391,54 @@
                 <w:color w:val="000000"/>
                 <w:sz w:val="16"/>
               </w:rPr>
-              <w:t>Departure time</w:t>
-            </w:r>
-          </w:p>
-        </w:tc>
-        <w:tc>
-          <w:tcPr>
-            <w:vAlign w:val="center"/>
-            <w:tcW w:type="pct" w:w="3797"/>
-          </w:tcPr>
-          <w:p>
-            <w:pPr>
-              <w:keepNext/>
-              <w:spacing w:before="20" w:after="20"/>
-              <w:jc w:val="center"/>
-            </w:pPr>
-            <w:r/>
-            <w:r>
-              <w:rPr>
-                <w:rFonts w:ascii="Calibri" w:hAnsi="Calibri"/>
-                <w:b w:val="0"/>
-                <w:i w:val="0"/>
-                <w:color w:val="000000"/>
+              <w:t>Expected arrival</w:t>
+            </w:r>
+          </w:p>
+        </w:tc>
+        <w:tc>
+          <w:tcPr>
+            <w:vAlign w:val="center"/>
+            <w:tcW w:type="pct" w:w="1178"/>
+          </w:tcPr>
+          <w:p>
+            <w:pPr>
+              <w:spacing w:before="20" w:after="20"/>
+              <w:jc w:val="center"/>
+            </w:pPr>
+            <w:r/>
+            <w:r>
+              <w:rPr>
+                <w:rFonts w:ascii="Calibri" w:hAnsi="Calibri"/>
+                <w:b w:val="0"/>
+                <w:i w:val="0"/>
+                <w:color w:val="C55A11"/>
                 <w:sz w:val="20"/>
               </w:rPr>
-              <w:t>08:00 (планирано</w:t>
+              <w:t xml:space="preserve">[ ]</w:t>
+            </w:r>
+          </w:p>
+        </w:tc>
+        <w:tc>
+          <w:tcPr>
+            <w:shd w:val="clear" w:color="auto" w:fill="F2F2F2"/>
+            <w:vAlign w:val="center"/>
+            <w:tcW w:type="pct" w:w="1072"/>
+          </w:tcPr>
+          <w:p>
+            <w:pPr>
+              <w:spacing w:before="20" w:after="20"/>
+              <w:jc w:val="left"/>
+            </w:pPr>
+            <w:r/>
+            <w:r>
+              <w:rPr>
+                <w:rFonts w:ascii="Calibri" w:hAnsi="Calibri"/>
+                <w:b/>
+                <w:i w:val="0"/>
+                <w:color w:val="000000"/>
+                <w:sz w:val="20"/>
+              </w:rPr>
+              <w:t>Место на прием</w:t>
             </w:r>
             <w:r>
               <w:rPr>
@@ -1353,11 +1454,344 @@
               <w:rPr>
                 <w:rFonts w:ascii="Calibri" w:hAnsi="Calibri"/>
                 <w:b w:val="0"/>
+                <w:i w:val="0"/>
+                <w:color w:val="000000"/>
+                <w:sz w:val="16"/>
+              </w:rPr>
+              <w:t>Receipt point</w:t>
+            </w:r>
+          </w:p>
+        </w:tc>
+        <w:tc>
+          <w:tcPr>
+            <w:vAlign w:val="center"/>
+            <w:tcW w:type="pct" w:w="1178"/>
+          </w:tcPr>
+          <w:p>
+            <w:pPr>
+              <w:spacing w:before="20" w:after="20"/>
+              <w:jc w:val="center"/>
+            </w:pPr>
+            <w:r/>
+            <w:r>
+              <w:rPr>
+                <w:rFonts w:ascii="Calibri" w:hAnsi="Calibri"/>
+                <w:b w:val="0"/>
+                <w:i w:val="0"/>
+                <w:color w:val="C55A11"/>
+                <w:sz w:val="20"/>
+              </w:rPr>
+              <w:t xml:space="preserve">[ ]</w:t>
+            </w:r>
+          </w:p>
+        </w:tc>
+      </w:tr>
+    </w:tbl>
+    <w:tbl>
+      <w:tblPr>
+        <w:jc w:val="center"/>
+        <w:tblLook w:firstColumn="1" w:firstRow="1" w:lastColumn="0" w:lastRow="0" w:noHBand="0" w:noVBand="1" w:val="04A0"/>
+        <w:tblLayout w:type="fixed"/>
+        <w:tblW w:type="pct" w:w="5000"/>
+        <w:tblInd w:type="dxa" w:w="0"/>
+        <w:tblBorders>
+          <w:top w:val="single" w:sz="4" w:space="0" w:color="2B547E"/>
+          <w:left w:val="single" w:sz="4" w:space="0" w:color="2B547E"/>
+          <w:bottom w:val="single" w:sz="4" w:space="0" w:color="2B547E"/>
+          <w:right w:val="single" w:sz="4" w:space="0" w:color="2B547E"/>
+          <w:insideH w:val="single" w:sz="4" w:space="0" w:color="2B547E"/>
+          <w:insideV w:val="single" w:sz="4" w:space="0" w:color="2B547E"/>
+        </w:tblBorders>
+      </w:tblPr>
+      <w:tblGrid>
+        <w:gridCol w:w="1564"/>
+        <w:gridCol w:w="8901"/>
+      </w:tblGrid>
+      <w:tr>
+        <w:trPr>
+          <w:cantSplit/>
+        </w:trPr>
+        <w:tc>
+          <w:tcPr>
+            <w:shd w:val="clear" w:color="auto" w:fill="F2F2F2"/>
+            <w:vAlign w:val="center"/>
+            <w:tcW w:type="pct" w:w="747"/>
+          </w:tcPr>
+          <w:p>
+            <w:pPr>
+              <w:spacing w:before="20" w:after="20"/>
+              <w:jc w:val="left"/>
+            </w:pPr>
+            <w:r/>
+            <w:r>
+              <w:rPr>
+                <w:rFonts w:ascii="Calibri" w:hAnsi="Calibri"/>
+                <w:b/>
+                <w:i w:val="0"/>
+                <w:color w:val="000000"/>
+                <w:sz w:val="20"/>
+              </w:rPr>
+              <w:t>Примач</w:t>
+            </w:r>
+            <w:r>
+              <w:rPr>
+                <w:rFonts w:ascii="Calibri" w:hAnsi="Calibri"/>
+                <w:b w:val="0"/>
+                <w:i w:val="0"/>
+                <w:color w:val="000000"/>
+                <w:sz w:val="16"/>
+              </w:rPr>
+              <w:t xml:space="preserve"> | </w:t>
+            </w:r>
+            <w:r>
+              <w:rPr>
+                <w:rFonts w:ascii="Calibri" w:hAnsi="Calibri"/>
+                <w:b w:val="0"/>
+                <w:i w:val="0"/>
+                <w:color w:val="000000"/>
+                <w:sz w:val="16"/>
+              </w:rPr>
+              <w:t>Consignee</w:t>
+            </w:r>
+          </w:p>
+        </w:tc>
+        <w:tc>
+          <w:tcPr>
+            <w:vAlign w:val="center"/>
+            <w:tcW w:type="pct" w:w="4252"/>
+          </w:tcPr>
+          <w:p>
+            <w:pPr>
+              <w:spacing w:before="20" w:after="20"/>
+              <w:jc w:val="center"/>
+            </w:pPr>
+            <w:r/>
+            <w:r>
+              <w:rPr>
+                <w:rFonts w:ascii="Calibri" w:hAnsi="Calibri"/>
+                <w:b w:val="0"/>
+                <w:i w:val="0"/>
+                <w:color w:val="7030A0"/>
+                <w:sz w:val="20"/>
+              </w:rPr>
+              <w:t xml:space="preserve">[Versa (купувач според листата за продажба)</w:t>
+            </w:r>
+            <w:r>
+              <w:rPr>
+                <w:rFonts w:ascii="Calibri" w:hAnsi="Calibri"/>
+                <w:b w:val="0"/>
+                <w:i w:val="0"/>
+                <w:color w:val="7030A0"/>
+                <w:sz w:val="16"/>
+              </w:rPr>
+              <w:t xml:space="preserve"> | </w:t>
+            </w:r>
+            <w:r>
+              <w:rPr>
+                <w:rFonts w:ascii="Calibri" w:hAnsi="Calibri"/>
+                <w:b w:val="0"/>
                 <w:i/>
-                <w:color w:val="000000"/>
+                <w:color w:val="7030A0"/>
                 <w:sz w:val="16"/>
               </w:rPr>
-              <w:t>planned)</w:t>
+              <w:t xml:space="preserve">Versa (buyer per the sale list)]</w:t>
+            </w:r>
+          </w:p>
+        </w:tc>
+      </w:tr>
+    </w:tbl>
+    <w:tbl>
+      <w:tblPr>
+        <w:jc w:val="center"/>
+        <w:tblLook w:firstColumn="1" w:firstRow="1" w:lastColumn="0" w:lastRow="0" w:noHBand="0" w:noVBand="1" w:val="04A0"/>
+        <w:tblLayout w:type="fixed"/>
+        <w:tblW w:type="pct" w:w="5000"/>
+        <w:tblInd w:type="dxa" w:w="0"/>
+        <w:tblBorders>
+          <w:top w:val="single" w:sz="4" w:space="0" w:color="2B547E"/>
+          <w:left w:val="single" w:sz="4" w:space="0" w:color="2B547E"/>
+          <w:bottom w:val="single" w:sz="4" w:space="0" w:color="2B547E"/>
+          <w:right w:val="single" w:sz="4" w:space="0" w:color="2B547E"/>
+          <w:insideH w:val="single" w:sz="4" w:space="0" w:color="2B547E"/>
+          <w:insideV w:val="single" w:sz="4" w:space="0" w:color="2B547E"/>
+        </w:tblBorders>
+      </w:tblPr>
+      <w:tblGrid>
+        <w:gridCol w:w="2789"/>
+        <w:gridCol w:w="7677"/>
+      </w:tblGrid>
+      <w:tr>
+        <w:trPr>
+          <w:cantSplit/>
+        </w:trPr>
+        <w:tc>
+          <w:tcPr>
+            <w:shd w:val="clear" w:color="auto" w:fill="F2F2F2"/>
+            <w:vAlign w:val="center"/>
+            <w:tcW w:type="pct" w:w="1332"/>
+          </w:tcPr>
+          <w:p>
+            <w:pPr>
+              <w:spacing w:before="20" w:after="20"/>
+              <w:jc w:val="left"/>
+            </w:pPr>
+            <w:r/>
+            <w:r>
+              <w:rPr>
+                <w:rFonts w:ascii="Calibri" w:hAnsi="Calibri"/>
+                <w:b/>
+                <w:i w:val="0"/>
+                <w:color w:val="000000"/>
+                <w:sz w:val="20"/>
+              </w:rPr>
+              <w:t>Адреса на примачот</w:t>
+            </w:r>
+            <w:r>
+              <w:rPr>
+                <w:rFonts w:ascii="Calibri" w:hAnsi="Calibri"/>
+                <w:b w:val="0"/>
+                <w:i w:val="0"/>
+                <w:color w:val="000000"/>
+                <w:sz w:val="16"/>
+              </w:rPr>
+              <w:t xml:space="preserve"> | </w:t>
+            </w:r>
+            <w:r>
+              <w:rPr>
+                <w:rFonts w:ascii="Calibri" w:hAnsi="Calibri"/>
+                <w:b w:val="0"/>
+                <w:i w:val="0"/>
+                <w:color w:val="000000"/>
+                <w:sz w:val="16"/>
+              </w:rPr>
+              <w:t>Consignee address</w:t>
+            </w:r>
+          </w:p>
+        </w:tc>
+        <w:tc>
+          <w:tcPr>
+            <w:vAlign w:val="center"/>
+            <w:tcW w:type="pct" w:w="3667"/>
+          </w:tcPr>
+          <w:p>
+            <w:pPr>
+              <w:spacing w:before="20" w:after="20"/>
+              <w:jc w:val="center"/>
+            </w:pPr>
+            <w:r/>
+            <w:r>
+              <w:rPr>
+                <w:rFonts w:ascii="Calibri" w:hAnsi="Calibri"/>
+                <w:b w:val="0"/>
+                <w:i w:val="0"/>
+                <w:color w:val="C55A11"/>
+                <w:sz w:val="20"/>
+              </w:rPr>
+              <w:t xml:space="preserve">[ ]</w:t>
+            </w:r>
+          </w:p>
+        </w:tc>
+      </w:tr>
+    </w:tbl>
+    <w:tbl>
+      <w:tblPr>
+        <w:jc w:val="center"/>
+        <w:tblLook w:firstColumn="1" w:firstRow="1" w:lastColumn="0" w:lastRow="0" w:noHBand="0" w:noVBand="1" w:val="04A0"/>
+        <w:tblLayout w:type="fixed"/>
+        <w:tblW w:type="pct" w:w="5000"/>
+        <w:tblInd w:type="dxa" w:w="0"/>
+        <w:tblBorders>
+          <w:top w:val="single" w:sz="4" w:space="0" w:color="2B547E"/>
+          <w:left w:val="single" w:sz="4" w:space="0" w:color="2B547E"/>
+          <w:bottom w:val="single" w:sz="4" w:space="0" w:color="2B547E"/>
+          <w:right w:val="single" w:sz="4" w:space="0" w:color="2B547E"/>
+          <w:insideH w:val="single" w:sz="4" w:space="0" w:color="2B547E"/>
+          <w:insideV w:val="single" w:sz="4" w:space="0" w:color="2B547E"/>
+        </w:tblBorders>
+      </w:tblPr>
+      <w:tblGrid>
+        <w:gridCol w:w="10466"/>
+      </w:tblGrid>
+      <w:tr>
+        <w:trPr>
+          <w:cantSplit/>
+        </w:trPr>
+        <w:tc>
+          <w:tcPr>
+            <w:shd w:val="clear" w:color="auto" w:fill="F2F2F2"/>
+            <w:tcW w:type="pct" w:w="5000"/>
+          </w:tcPr>
+          <w:p>
+            <w:pPr>
+              <w:spacing w:before="40" w:after="40"/>
+              <w:jc w:val="left"/>
+            </w:pPr>
+            <w:r/>
+            <w:r>
+              <w:rPr>
+                <w:rFonts w:ascii="Calibri" w:hAnsi="Calibri"/>
+                <w:b/>
+                <w:i w:val="0"/>
+                <w:color w:val="000000"/>
+                <w:sz w:val="20"/>
+              </w:rPr>
+              <w:t>Намена</w:t>
+            </w:r>
+            <w:r>
+              <w:rPr>
+                <w:rFonts w:ascii="Calibri" w:hAnsi="Calibri"/>
+                <w:b w:val="0"/>
+                <w:i w:val="0"/>
+                <w:color w:val="000000"/>
+                <w:sz w:val="16"/>
+              </w:rPr>
+              <w:t xml:space="preserve"> | </w:t>
+            </w:r>
+            <w:r>
+              <w:rPr>
+                <w:rFonts w:ascii="Calibri" w:hAnsi="Calibri"/>
+                <w:b w:val="0"/>
+                <w:i/>
+                <w:color w:val="000000"/>
+                <w:sz w:val="16"/>
+              </w:rPr>
+              <w:t>Purpose</w:t>
+            </w:r>
+          </w:p>
+          <w:p>
+            <w:pPr>
+              <w:spacing w:before="20" w:after="40"/>
+              <w:jc w:val="both"/>
+            </w:pPr>
+            <w:r>
+              <w:rPr>
+                <w:rFonts w:ascii="Calibri" w:hAnsi="Calibri"/>
+                <w:b w:val="0"/>
+                <w:i w:val="0"/>
+                <w:color w:val="0B5CAD"/>
+                <w:sz w:val="20"/>
+              </w:rPr>
+              <w:t xml:space="preserve">[Испорака на меѓупроизвод според договорот за продажба — Транша 1</w:t>
+            </w:r>
+            <w:r>
+              <w:rPr>
+                <w:rFonts w:ascii="Calibri" w:hAnsi="Calibri"/>
+                <w:b w:val="0"/>
+                <w:i w:val="0"/>
+                <w:color w:val="0B5CAD"/>
+                <w:sz w:val="16"/>
+              </w:rPr>
+              <w:t xml:space="preserve">  |  </w:t>
+            </w:r>
+            <w:r>
+              <w:rPr>
+                <w:rFonts w:ascii="Calibri" w:hAnsi="Calibri"/>
+                <w:b w:val="0"/>
+                <w:i/>
+                <w:color w:val="0B5CAD"/>
+                <w:sz w:val="16"/>
+              </w:rPr>
+              <w:t xml:space="preserve">Delivery of intermediate under the sales contract — Tranche 1]</w:t>
             </w:r>
           </w:p>
         </w:tc>
@@ -1395,7 +1829,6 @@
           </w:tcPr>
           <w:p>
             <w:pPr>
-              <w:keepNext/>
               <w:spacing w:before="20" w:after="20"/>
               <w:jc w:val="left"/>
             </w:pPr>
@@ -1408,7 +1841,7 @@
                 <w:color w:val="000000"/>
                 <w:sz w:val="20"/>
               </w:rPr>
-              <w:t>Очекувано пристигнување</w:t>
+              <w:t>Предложено место и време на почеток на придружувањето</w:t>
             </w:r>
             <w:r>
               <w:rPr>
@@ -1428,7 +1861,7 @@
                 <w:color w:val="000000"/>
                 <w:sz w:val="16"/>
               </w:rPr>
-              <w:t>Expected arrival</w:t>
+              <w:t>Proposed place and time the escort starts</w:t>
             </w:r>
           </w:p>
         </w:tc>
@@ -1439,68 +1872,26 @@
           </w:tcPr>
           <w:p>
             <w:pPr>
-              <w:keepNext/>
-              <w:spacing w:before="20" w:after="20"/>
-              <w:jc w:val="center"/>
-            </w:pPr>
-            <w:r/>
-          </w:p>
-        </w:tc>
-      </w:tr>
-    </w:tbl>
-    <w:tbl>
-      <w:tblPr>
-        <w:jc w:val="center"/>
-        <w:tblLook w:firstColumn="1" w:firstRow="1" w:lastColumn="0" w:lastRow="0" w:noHBand="0" w:noVBand="1" w:val="04A0"/>
-        <w:tblLayout w:type="fixed"/>
-        <w:tblW w:type="pct" w:w="5000"/>
-        <w:tblInd w:type="dxa" w:w="0"/>
-        <w:tblBorders>
-          <w:top w:val="single" w:sz="4" w:space="0" w:color="2B547E"/>
-          <w:left w:val="single" w:sz="4" w:space="0" w:color="2B547E"/>
-          <w:bottom w:val="single" w:sz="4" w:space="0" w:color="2B547E"/>
-          <w:right w:val="single" w:sz="4" w:space="0" w:color="2B547E"/>
-          <w:insideH w:val="single" w:sz="4" w:space="0" w:color="2B547E"/>
-          <w:insideV w:val="single" w:sz="4" w:space="0" w:color="2B547E"/>
-        </w:tblBorders>
-      </w:tblPr>
-      <w:tblGrid>
-        <w:gridCol w:w="2245"/>
-        <w:gridCol w:w="8221"/>
-      </w:tblGrid>
-      <w:tr>
-        <w:trPr>
-          <w:cantSplit/>
-        </w:trPr>
-        <w:tc>
-          <w:tcPr>
-            <w:shd w:val="clear" w:color="auto" w:fill="F2F2F2"/>
-            <w:vAlign w:val="center"/>
-            <w:tcW w:type="pct" w:w="1072"/>
-          </w:tcPr>
-          <w:p>
-            <w:pPr>
-              <w:keepNext/>
-              <w:spacing w:before="20" w:after="20"/>
-              <w:jc w:val="left"/>
-            </w:pPr>
-            <w:r/>
-            <w:r>
-              <w:rPr>
-                <w:rFonts w:ascii="Calibri" w:hAnsi="Calibri"/>
-                <w:b/>
-                <w:i w:val="0"/>
-                <w:color w:val="000000"/>
+              <w:spacing w:before="20" w:after="20"/>
+              <w:jc w:val="center"/>
+            </w:pPr>
+            <w:r/>
+            <w:r>
+              <w:rPr>
+                <w:rFonts w:ascii="Calibri" w:hAnsi="Calibri"/>
+                <w:b w:val="0"/>
+                <w:i w:val="0"/>
+                <w:color w:val="7030A0"/>
                 <w:sz w:val="20"/>
               </w:rPr>
-              <w:t>Место на прием</w:t>
-            </w:r>
-            <w:r>
-              <w:rPr>
-                <w:rFonts w:ascii="Calibri" w:hAnsi="Calibri"/>
-                <w:b w:val="0"/>
-                <w:i w:val="0"/>
-                <w:color w:val="000000"/>
+              <w:t xml:space="preserve">[Којлија 1043, Петровец, 20.10.2026, 07:30</w:t>
+            </w:r>
+            <w:r>
+              <w:rPr>
+                <w:rFonts w:ascii="Calibri" w:hAnsi="Calibri"/>
+                <w:b w:val="0"/>
+                <w:i w:val="0"/>
+                <w:color w:val="7030A0"/>
                 <w:sz w:val="16"/>
               </w:rPr>
               <w:t xml:space="preserve"> | </w:t>
@@ -1509,504 +1900,11 @@
               <w:rPr>
                 <w:rFonts w:ascii="Calibri" w:hAnsi="Calibri"/>
                 <w:b w:val="0"/>
-                <w:i w:val="0"/>
-                <w:color w:val="000000"/>
+                <w:i/>
+                <w:color w:val="7030A0"/>
                 <w:sz w:val="16"/>
               </w:rPr>
-              <w:t>Receipt point</w:t>
-            </w:r>
-          </w:p>
-        </w:tc>
-        <w:tc>
-          <w:tcPr>
-            <w:vAlign w:val="center"/>
-            <w:tcW w:type="pct" w:w="3927"/>
-          </w:tcPr>
-          <w:p>
-            <w:pPr>
-              <w:keepNext/>
-              <w:spacing w:before="20" w:after="20"/>
-              <w:jc w:val="center"/>
-            </w:pPr>
-            <w:r/>
-            <w:r>
-              <w:rPr>
-                <w:rFonts w:ascii="Calibri" w:hAnsi="Calibri"/>
-                <w:b w:val="0"/>
-                <w:i w:val="0"/>
-                <w:color w:val="000000"/>
-                <w:sz w:val="20"/>
-              </w:rPr>
-              <w:t>[адреса — да се внесе</w:t>
-            </w:r>
-            <w:r>
-              <w:rPr>
-                <w:rFonts w:ascii="Calibri" w:hAnsi="Calibri"/>
-                <w:b w:val="0"/>
-                <w:i w:val="0"/>
-                <w:color w:val="000000"/>
-                <w:sz w:val="16"/>
-              </w:rPr>
-              <w:t xml:space="preserve"> | </w:t>
-            </w:r>
-            <w:r>
-              <w:rPr>
-                <w:rFonts w:ascii="Calibri" w:hAnsi="Calibri"/>
-                <w:b w:val="0"/>
-                <w:i/>
-                <w:color w:val="000000"/>
-                <w:sz w:val="16"/>
-              </w:rPr>
-              <w:t>address — to be entered]</w:t>
-            </w:r>
-          </w:p>
-        </w:tc>
-      </w:tr>
-    </w:tbl>
-    <w:tbl>
-      <w:tblPr>
-        <w:jc w:val="center"/>
-        <w:tblLook w:firstColumn="1" w:firstRow="1" w:lastColumn="0" w:lastRow="0" w:noHBand="0" w:noVBand="1" w:val="04A0"/>
-        <w:tblLayout w:type="fixed"/>
-        <w:tblW w:type="pct" w:w="5000"/>
-        <w:tblInd w:type="dxa" w:w="0"/>
-        <w:tblBorders>
-          <w:top w:val="single" w:sz="4" w:space="0" w:color="2B547E"/>
-          <w:left w:val="single" w:sz="4" w:space="0" w:color="2B547E"/>
-          <w:bottom w:val="single" w:sz="4" w:space="0" w:color="2B547E"/>
-          <w:right w:val="single" w:sz="4" w:space="0" w:color="2B547E"/>
-          <w:insideH w:val="single" w:sz="4" w:space="0" w:color="2B547E"/>
-          <w:insideV w:val="single" w:sz="4" w:space="0" w:color="2B547E"/>
-        </w:tblBorders>
-      </w:tblPr>
-      <w:tblGrid>
-        <w:gridCol w:w="1564"/>
-        <w:gridCol w:w="8901"/>
-      </w:tblGrid>
-      <w:tr>
-        <w:trPr>
-          <w:cantSplit/>
-        </w:trPr>
-        <w:tc>
-          <w:tcPr>
-            <w:shd w:val="clear" w:color="auto" w:fill="F2F2F2"/>
-            <w:vAlign w:val="center"/>
-            <w:tcW w:type="pct" w:w="747"/>
-          </w:tcPr>
-          <w:p>
-            <w:pPr>
-              <w:keepNext/>
-              <w:spacing w:before="20" w:after="20"/>
-              <w:jc w:val="left"/>
-            </w:pPr>
-            <w:r/>
-            <w:r>
-              <w:rPr>
-                <w:rFonts w:ascii="Calibri" w:hAnsi="Calibri"/>
-                <w:b/>
-                <w:i w:val="0"/>
-                <w:color w:val="000000"/>
-                <w:sz w:val="20"/>
-              </w:rPr>
-              <w:t>Примач</w:t>
-            </w:r>
-            <w:r>
-              <w:rPr>
-                <w:rFonts w:ascii="Calibri" w:hAnsi="Calibri"/>
-                <w:b w:val="0"/>
-                <w:i w:val="0"/>
-                <w:color w:val="000000"/>
-                <w:sz w:val="16"/>
-              </w:rPr>
-              <w:t xml:space="preserve"> | </w:t>
-            </w:r>
-            <w:r>
-              <w:rPr>
-                <w:rFonts w:ascii="Calibri" w:hAnsi="Calibri"/>
-                <w:b w:val="0"/>
-                <w:i w:val="0"/>
-                <w:color w:val="000000"/>
-                <w:sz w:val="16"/>
-              </w:rPr>
-              <w:t>Consignee</w:t>
-            </w:r>
-          </w:p>
-        </w:tc>
-        <w:tc>
-          <w:tcPr>
-            <w:vAlign w:val="center"/>
-            <w:tcW w:type="pct" w:w="4252"/>
-          </w:tcPr>
-          <w:p>
-            <w:pPr>
-              <w:keepNext/>
-              <w:spacing w:before="20" w:after="20"/>
-              <w:jc w:val="center"/>
-            </w:pPr>
-            <w:r/>
-            <w:r>
-              <w:rPr>
-                <w:rFonts w:ascii="Calibri" w:hAnsi="Calibri"/>
-                <w:b w:val="0"/>
-                <w:i w:val="0"/>
-                <w:color w:val="000000"/>
-                <w:sz w:val="20"/>
-              </w:rPr>
-              <w:t>Versa (купувач според листата за продажба)</w:t>
-            </w:r>
-            <w:r>
-              <w:rPr>
-                <w:rFonts w:ascii="Calibri" w:hAnsi="Calibri"/>
-                <w:b w:val="0"/>
-                <w:i w:val="0"/>
-                <w:color w:val="000000"/>
-                <w:sz w:val="16"/>
-              </w:rPr>
-              <w:t xml:space="preserve"> | </w:t>
-            </w:r>
-            <w:r>
-              <w:rPr>
-                <w:rFonts w:ascii="Calibri" w:hAnsi="Calibri"/>
-                <w:b w:val="0"/>
-                <w:i/>
-                <w:color w:val="000000"/>
-                <w:sz w:val="16"/>
-              </w:rPr>
-              <w:t>Versa (buyer per the sale list)</w:t>
-            </w:r>
-          </w:p>
-        </w:tc>
-      </w:tr>
-    </w:tbl>
-    <w:tbl>
-      <w:tblPr>
-        <w:jc w:val="center"/>
-        <w:tblLook w:firstColumn="1" w:firstRow="1" w:lastColumn="0" w:lastRow="0" w:noHBand="0" w:noVBand="1" w:val="04A0"/>
-        <w:tblLayout w:type="fixed"/>
-        <w:tblW w:type="pct" w:w="5000"/>
-        <w:tblInd w:type="dxa" w:w="0"/>
-        <w:tblBorders>
-          <w:top w:val="single" w:sz="4" w:space="0" w:color="2B547E"/>
-          <w:left w:val="single" w:sz="4" w:space="0" w:color="2B547E"/>
-          <w:bottom w:val="single" w:sz="4" w:space="0" w:color="2B547E"/>
-          <w:right w:val="single" w:sz="4" w:space="0" w:color="2B547E"/>
-          <w:insideH w:val="single" w:sz="4" w:space="0" w:color="2B547E"/>
-          <w:insideV w:val="single" w:sz="4" w:space="0" w:color="2B547E"/>
-        </w:tblBorders>
-      </w:tblPr>
-      <w:tblGrid>
-        <w:gridCol w:w="2789"/>
-        <w:gridCol w:w="7677"/>
-      </w:tblGrid>
-      <w:tr>
-        <w:trPr>
-          <w:cantSplit/>
-        </w:trPr>
-        <w:tc>
-          <w:tcPr>
-            <w:shd w:val="clear" w:color="auto" w:fill="F2F2F2"/>
-            <w:vAlign w:val="center"/>
-            <w:tcW w:type="pct" w:w="1332"/>
-          </w:tcPr>
-          <w:p>
-            <w:pPr>
-              <w:keepNext/>
-              <w:spacing w:before="20" w:after="20"/>
-              <w:jc w:val="left"/>
-            </w:pPr>
-            <w:r/>
-            <w:r>
-              <w:rPr>
-                <w:rFonts w:ascii="Calibri" w:hAnsi="Calibri"/>
-                <w:b/>
-                <w:i w:val="0"/>
-                <w:color w:val="000000"/>
-                <w:sz w:val="20"/>
-              </w:rPr>
-              <w:t>Адреса на примачот</w:t>
-            </w:r>
-            <w:r>
-              <w:rPr>
-                <w:rFonts w:ascii="Calibri" w:hAnsi="Calibri"/>
-                <w:b w:val="0"/>
-                <w:i w:val="0"/>
-                <w:color w:val="000000"/>
-                <w:sz w:val="16"/>
-              </w:rPr>
-              <w:t xml:space="preserve"> | </w:t>
-            </w:r>
-            <w:r>
-              <w:rPr>
-                <w:rFonts w:ascii="Calibri" w:hAnsi="Calibri"/>
-                <w:b w:val="0"/>
-                <w:i w:val="0"/>
-                <w:color w:val="000000"/>
-                <w:sz w:val="16"/>
-              </w:rPr>
-              <w:t>Consignee address</w:t>
-            </w:r>
-          </w:p>
-        </w:tc>
-        <w:tc>
-          <w:tcPr>
-            <w:vAlign w:val="center"/>
-            <w:tcW w:type="pct" w:w="3667"/>
-          </w:tcPr>
-          <w:p>
-            <w:pPr>
-              <w:keepNext/>
-              <w:spacing w:before="20" w:after="20"/>
-              <w:jc w:val="center"/>
-            </w:pPr>
-            <w:r/>
-            <w:r>
-              <w:rPr>
-                <w:rFonts w:ascii="Calibri" w:hAnsi="Calibri"/>
-                <w:b w:val="0"/>
-                <w:i w:val="0"/>
-                <w:color w:val="000000"/>
-                <w:sz w:val="20"/>
-              </w:rPr>
-              <w:t>[адреса — да се внесе</w:t>
-            </w:r>
-            <w:r>
-              <w:rPr>
-                <w:rFonts w:ascii="Calibri" w:hAnsi="Calibri"/>
-                <w:b w:val="0"/>
-                <w:i w:val="0"/>
-                <w:color w:val="000000"/>
-                <w:sz w:val="16"/>
-              </w:rPr>
-              <w:t xml:space="preserve"> | </w:t>
-            </w:r>
-            <w:r>
-              <w:rPr>
-                <w:rFonts w:ascii="Calibri" w:hAnsi="Calibri"/>
-                <w:b w:val="0"/>
-                <w:i/>
-                <w:color w:val="000000"/>
-                <w:sz w:val="16"/>
-              </w:rPr>
-              <w:t>address — to be entered]</w:t>
-            </w:r>
-          </w:p>
-        </w:tc>
-      </w:tr>
-    </w:tbl>
-    <w:tbl>
-      <w:tblPr>
-        <w:jc w:val="center"/>
-        <w:tblLook w:firstColumn="1" w:firstRow="1" w:lastColumn="0" w:lastRow="0" w:noHBand="0" w:noVBand="1" w:val="04A0"/>
-        <w:tblLayout w:type="fixed"/>
-        <w:tblW w:type="pct" w:w="5000"/>
-        <w:tblInd w:type="dxa" w:w="0"/>
-        <w:tblBorders>
-          <w:top w:val="single" w:sz="4" w:space="0" w:color="2B547E"/>
-          <w:left w:val="single" w:sz="4" w:space="0" w:color="2B547E"/>
-          <w:bottom w:val="single" w:sz="4" w:space="0" w:color="2B547E"/>
-          <w:right w:val="single" w:sz="4" w:space="0" w:color="2B547E"/>
-          <w:insideH w:val="single" w:sz="4" w:space="0" w:color="2B547E"/>
-          <w:insideV w:val="single" w:sz="4" w:space="0" w:color="2B547E"/>
-        </w:tblBorders>
-      </w:tblPr>
-      <w:tblGrid>
-        <w:gridCol w:w="10466"/>
-      </w:tblGrid>
-      <w:tr>
-        <w:trPr>
-          <w:cantSplit/>
-        </w:trPr>
-        <w:tc>
-          <w:tcPr>
-            <w:shd w:val="clear" w:color="auto" w:fill="F2F2F2"/>
-            <w:tcW w:type="pct" w:w="5000"/>
-          </w:tcPr>
-          <w:p>
-            <w:pPr>
-              <w:keepNext/>
-              <w:spacing w:before="40" w:after="40"/>
-              <w:jc w:val="left"/>
-            </w:pPr>
-            <w:r/>
-            <w:r>
-              <w:rPr>
-                <w:rFonts w:ascii="Calibri" w:hAnsi="Calibri"/>
-                <w:b/>
-                <w:i w:val="0"/>
-                <w:color w:val="000000"/>
-                <w:sz w:val="20"/>
-              </w:rPr>
-              <w:t>Намена</w:t>
-            </w:r>
-            <w:r>
-              <w:rPr>
-                <w:rFonts w:ascii="Calibri" w:hAnsi="Calibri"/>
-                <w:b w:val="0"/>
-                <w:i w:val="0"/>
-                <w:color w:val="000000"/>
-                <w:sz w:val="16"/>
-              </w:rPr>
-              <w:t xml:space="preserve"> | </w:t>
-            </w:r>
-            <w:r>
-              <w:rPr>
-                <w:rFonts w:ascii="Calibri" w:hAnsi="Calibri"/>
-                <w:b w:val="0"/>
-                <w:i/>
-                <w:color w:val="000000"/>
-                <w:sz w:val="16"/>
-              </w:rPr>
-              <w:t>Purpose</w:t>
-            </w:r>
-          </w:p>
-          <w:p>
-            <w:pPr>
-              <w:keepNext/>
-              <w:spacing w:before="20" w:after="40"/>
-              <w:jc w:val="both"/>
-            </w:pPr>
-            <w:r>
-              <w:rPr>
-                <w:rFonts w:ascii="Calibri" w:hAnsi="Calibri"/>
-                <w:b w:val="0"/>
-                <w:i w:val="0"/>
-                <w:color w:val="000000"/>
-                <w:sz w:val="20"/>
-              </w:rPr>
-              <w:t>Испорака на меѓупроизвод според договорот за продажба — Транша 1</w:t>
-            </w:r>
-            <w:r>
-              <w:rPr>
-                <w:rFonts w:ascii="Calibri" w:hAnsi="Calibri"/>
-                <w:b w:val="0"/>
-                <w:i w:val="0"/>
-                <w:color w:val="000000"/>
-                <w:sz w:val="16"/>
-              </w:rPr>
-              <w:t xml:space="preserve">  |  </w:t>
-            </w:r>
-            <w:r>
-              <w:rPr>
-                <w:rFonts w:ascii="Calibri" w:hAnsi="Calibri"/>
-                <w:b w:val="0"/>
-                <w:i/>
-                <w:color w:val="000000"/>
-                <w:sz w:val="16"/>
-              </w:rPr>
-              <w:t>Delivery of intermediate under the sales contract — Tranche 1</w:t>
-            </w:r>
-          </w:p>
-        </w:tc>
-      </w:tr>
-    </w:tbl>
-    <w:tbl>
-      <w:tblPr>
-        <w:jc w:val="center"/>
-        <w:tblLook w:firstColumn="1" w:firstRow="1" w:lastColumn="0" w:lastRow="0" w:noHBand="0" w:noVBand="1" w:val="04A0"/>
-        <w:tblLayout w:type="fixed"/>
-        <w:tblW w:type="pct" w:w="5000"/>
-        <w:tblInd w:type="dxa" w:w="0"/>
-        <w:tblBorders>
-          <w:top w:val="single" w:sz="4" w:space="0" w:color="2B547E"/>
-          <w:left w:val="single" w:sz="4" w:space="0" w:color="2B547E"/>
-          <w:bottom w:val="single" w:sz="4" w:space="0" w:color="2B547E"/>
-          <w:right w:val="single" w:sz="4" w:space="0" w:color="2B547E"/>
-          <w:insideH w:val="single" w:sz="4" w:space="0" w:color="2B547E"/>
-          <w:insideV w:val="single" w:sz="4" w:space="0" w:color="2B547E"/>
-        </w:tblBorders>
-      </w:tblPr>
-      <w:tblGrid>
-        <w:gridCol w:w="3288"/>
-        <w:gridCol w:w="7178"/>
-      </w:tblGrid>
-      <w:tr>
-        <w:trPr>
-          <w:cantSplit/>
-        </w:trPr>
-        <w:tc>
-          <w:tcPr>
-            <w:shd w:val="clear" w:color="auto" w:fill="F2F2F2"/>
-            <w:vAlign w:val="center"/>
-            <w:tcW w:type="pct" w:w="1570"/>
-          </w:tcPr>
-          <w:p>
-            <w:pPr>
-              <w:spacing w:before="20" w:after="20"/>
-              <w:jc w:val="left"/>
-            </w:pPr>
-            <w:r/>
-            <w:r>
-              <w:rPr>
-                <w:rFonts w:ascii="Calibri" w:hAnsi="Calibri"/>
-                <w:b/>
-                <w:i w:val="0"/>
-                <w:color w:val="000000"/>
-                <w:sz w:val="20"/>
-              </w:rPr>
-              <w:t>Предложено место и време на почеток на придружувањето</w:t>
-            </w:r>
-            <w:r>
-              <w:rPr>
-                <w:rFonts w:ascii="Calibri" w:hAnsi="Calibri"/>
-                <w:b w:val="0"/>
-                <w:i w:val="0"/>
-                <w:color w:val="000000"/>
-                <w:sz w:val="16"/>
-              </w:rPr>
-              <w:t xml:space="preserve"> | </w:t>
-            </w:r>
-            <w:r>
-              <w:rPr>
-                <w:rFonts w:ascii="Calibri" w:hAnsi="Calibri"/>
-                <w:b w:val="0"/>
-                <w:i w:val="0"/>
-                <w:color w:val="000000"/>
-                <w:sz w:val="16"/>
-              </w:rPr>
-              <w:t>Proposed place and time the escort starts</w:t>
-            </w:r>
-          </w:p>
-        </w:tc>
-        <w:tc>
-          <w:tcPr>
-            <w:vAlign w:val="center"/>
-            <w:tcW w:type="pct" w:w="3429"/>
-          </w:tcPr>
-          <w:p>
-            <w:pPr>
-              <w:spacing w:before="20" w:after="20"/>
-              <w:jc w:val="center"/>
-            </w:pPr>
-            <w:r/>
-            <w:r>
-              <w:rPr>
-                <w:rFonts w:ascii="Calibri" w:hAnsi="Calibri"/>
-                <w:b w:val="0"/>
-                <w:i w:val="0"/>
-                <w:color w:val="000000"/>
-                <w:sz w:val="20"/>
-              </w:rPr>
-              <w:t>Којлија 1043, Петровец, 20.10.2026, 07:30</w:t>
-            </w:r>
-            <w:r>
-              <w:rPr>
-                <w:rFonts w:ascii="Calibri" w:hAnsi="Calibri"/>
-                <w:b w:val="0"/>
-                <w:i w:val="0"/>
-                <w:color w:val="000000"/>
-                <w:sz w:val="16"/>
-              </w:rPr>
-              <w:t xml:space="preserve"> | </w:t>
-            </w:r>
-            <w:r>
-              <w:rPr>
-                <w:rFonts w:ascii="Calibri" w:hAnsi="Calibri"/>
-                <w:b w:val="0"/>
-                <w:i/>
-                <w:color w:val="000000"/>
-                <w:sz w:val="16"/>
-              </w:rPr>
-              <w:t>Kojlija 1043, Petrovec, 20.10.2026, 07:30</w:t>
+              <w:t xml:space="preserve">Kojlija 1043, Petrovec, 20.10.2026, 07:30]</w:t>
             </w:r>
           </w:p>
         </w:tc>
@@ -2097,6 +1995,16 @@
               <w:jc w:val="center"/>
             </w:pPr>
             <w:r/>
+            <w:r>
+              <w:rPr>
+                <w:rFonts w:ascii="Calibri" w:hAnsi="Calibri"/>
+                <w:b w:val="0"/>
+                <w:i w:val="0"/>
+                <w:color w:val="C55A11"/>
+                <w:sz w:val="20"/>
+              </w:rPr>
+              <w:t xml:space="preserve">[ ]</w:t>
+            </w:r>
           </w:p>
         </w:tc>
       </w:tr>
@@ -2174,12 +2082,12 @@
         </w:tblBorders>
       </w:tblPr>
       <w:tblGrid>
-        <w:gridCol w:w="1543"/>
-        <w:gridCol w:w="3698"/>
-        <w:gridCol w:w="2371"/>
-        <w:gridCol w:w="667"/>
-        <w:gridCol w:w="980"/>
-        <w:gridCol w:w="1204"/>
+        <w:gridCol w:w="1486"/>
+        <w:gridCol w:w="3496"/>
+        <w:gridCol w:w="2443"/>
+        <w:gridCol w:w="810"/>
+        <w:gridCol w:w="936"/>
+        <w:gridCol w:w="1293"/>
       </w:tblGrid>
       <w:tr>
         <w:trPr>
@@ -2190,7 +2098,7 @@
           <w:tcPr>
             <w:shd w:val="clear" w:color="auto" w:fill="2B547E"/>
             <w:vAlign w:val="center"/>
-            <w:tcW w:type="dxa" w:w="1543"/>
+            <w:tcW w:type="dxa" w:w="1486"/>
           </w:tcPr>
           <w:p>
             <w:pPr>
@@ -2215,7 +2123,7 @@
           <w:tcPr>
             <w:shd w:val="clear" w:color="auto" w:fill="2B547E"/>
             <w:vAlign w:val="center"/>
-            <w:tcW w:type="dxa" w:w="3698"/>
+            <w:tcW w:type="dxa" w:w="3496"/>
           </w:tcPr>
           <w:p>
             <w:pPr>
@@ -2260,7 +2168,7 @@
           <w:tcPr>
             <w:shd w:val="clear" w:color="auto" w:fill="2B547E"/>
             <w:vAlign w:val="center"/>
-            <w:tcW w:type="dxa" w:w="2371"/>
+            <w:tcW w:type="dxa" w:w="2443"/>
           </w:tcPr>
           <w:p>
             <w:pPr>
@@ -2305,7 +2213,7 @@
           <w:tcPr>
             <w:shd w:val="clear" w:color="auto" w:fill="2B547E"/>
             <w:vAlign w:val="center"/>
-            <w:tcW w:type="dxa" w:w="667"/>
+            <w:tcW w:type="dxa" w:w="810"/>
           </w:tcPr>
           <w:p>
             <w:pPr>
@@ -2350,7 +2258,7 @@
           <w:tcPr>
             <w:shd w:val="clear" w:color="auto" w:fill="2B547E"/>
             <w:vAlign w:val="center"/>
-            <w:tcW w:type="dxa" w:w="980"/>
+            <w:tcW w:type="dxa" w:w="936"/>
           </w:tcPr>
           <w:p>
             <w:pPr>
@@ -2395,7 +2303,7 @@
           <w:tcPr>
             <w:shd w:val="clear" w:color="auto" w:fill="2B547E"/>
             <w:vAlign w:val="center"/>
-            <w:tcW w:type="dxa" w:w="1204"/>
+            <w:tcW w:type="dxa" w:w="1293"/>
           </w:tcPr>
           <w:p>
             <w:pPr>
@@ -2445,7 +2353,7 @@
           <w:tcPr>
             <w:shd w:val="clear" w:color="auto" w:fill="F2F2F2"/>
             <w:vAlign w:val="center"/>
-            <w:tcW w:type="dxa" w:w="1543"/>
+            <w:tcW w:type="dxa" w:w="1486"/>
           </w:tcPr>
           <w:p>
             <w:pPr>
@@ -2469,7 +2377,7 @@
         <w:tc>
           <w:tcPr>
             <w:vAlign w:val="center"/>
-            <w:tcW w:type="dxa" w:w="3698"/>
+            <w:tcW w:type="dxa" w:w="3496"/>
           </w:tcPr>
           <w:p>
             <w:pPr>
@@ -2513,7 +2421,7 @@
         <w:tc>
           <w:tcPr>
             <w:vAlign w:val="center"/>
-            <w:tcW w:type="dxa" w:w="2371"/>
+            <w:tcW w:type="dxa" w:w="2443"/>
           </w:tcPr>
           <w:p>
             <w:pPr>
@@ -2527,17 +2435,17 @@
                 <w:rFonts w:ascii="Calibri" w:hAnsi="Calibri"/>
                 <w:b w:val="0"/>
                 <w:i w:val="0"/>
-                <w:color w:val="000000"/>
-                <w:sz w:val="18"/>
-              </w:rPr>
-              <w:t>BG1024</w:t>
-            </w:r>
-          </w:p>
-        </w:tc>
-        <w:tc>
-          <w:tcPr>
-            <w:vAlign w:val="center"/>
-            <w:tcW w:type="dxa" w:w="667"/>
+                <w:color w:val="0B5CAD"/>
+                <w:sz w:val="18"/>
+              </w:rPr>
+              <w:t xml:space="preserve">[BG1024]</w:t>
+            </w:r>
+          </w:p>
+        </w:tc>
+        <w:tc>
+          <w:tcPr>
+            <w:vAlign w:val="center"/>
+            <w:tcW w:type="dxa" w:w="810"/>
           </w:tcPr>
           <w:p>
             <w:pPr>
@@ -2551,17 +2459,17 @@
                 <w:rFonts w:ascii="Calibri" w:hAnsi="Calibri"/>
                 <w:b w:val="0"/>
                 <w:i w:val="0"/>
-                <w:color w:val="000000"/>
-                <w:sz w:val="18"/>
-              </w:rPr>
-              <w:t>44</w:t>
-            </w:r>
-          </w:p>
-        </w:tc>
-        <w:tc>
-          <w:tcPr>
-            <w:vAlign w:val="center"/>
-            <w:tcW w:type="dxa" w:w="980"/>
+                <w:color w:val="0B5CAD"/>
+                <w:sz w:val="18"/>
+              </w:rPr>
+              <w:t xml:space="preserve">[109]</w:t>
+            </w:r>
+          </w:p>
+        </w:tc>
+        <w:tc>
+          <w:tcPr>
+            <w:vAlign w:val="center"/>
+            <w:tcW w:type="dxa" w:w="936"/>
           </w:tcPr>
           <w:p>
             <w:pPr>
@@ -2575,17 +2483,17 @@
                 <w:rFonts w:ascii="Calibri" w:hAnsi="Calibri"/>
                 <w:b w:val="0"/>
                 <w:i w:val="0"/>
-                <w:color w:val="000000"/>
-                <w:sz w:val="18"/>
-              </w:rPr>
-              <w:t>5</w:t>
-            </w:r>
-          </w:p>
-        </w:tc>
-        <w:tc>
-          <w:tcPr>
-            <w:vAlign w:val="center"/>
-            <w:tcW w:type="dxa" w:w="1204"/>
+                <w:color w:val="0B5CAD"/>
+                <w:sz w:val="18"/>
+              </w:rPr>
+              <w:t xml:space="preserve">[11]</w:t>
+            </w:r>
+          </w:p>
+        </w:tc>
+        <w:tc>
+          <w:tcPr>
+            <w:vAlign w:val="center"/>
+            <w:tcW w:type="dxa" w:w="1293"/>
           </w:tcPr>
           <w:p>
             <w:pPr>
@@ -2599,10 +2507,10 @@
                 <w:rFonts w:ascii="Calibri" w:hAnsi="Calibri"/>
                 <w:b w:val="0"/>
                 <w:i w:val="0"/>
-                <w:color w:val="000000"/>
-                <w:sz w:val="18"/>
-              </w:rPr>
-              <w:t>43 870</w:t>
+                <w:color w:val="0B5CAD"/>
+                <w:sz w:val="18"/>
+              </w:rPr>
+              <w:t xml:space="preserve">[43 870]</w:t>
             </w:r>
           </w:p>
         </w:tc>
@@ -2615,7 +2523,7 @@
           <w:tcPr>
             <w:shd w:val="clear" w:color="auto" w:fill="F2F2F2"/>
             <w:vAlign w:val="center"/>
-            <w:tcW w:type="dxa" w:w="1543"/>
+            <w:tcW w:type="dxa" w:w="1486"/>
           </w:tcPr>
           <w:p>
             <w:pPr>
@@ -2640,7 +2548,7 @@
           <w:tcPr>
             <w:shd w:val="clear" w:color="auto" w:fill="F7FAFC"/>
             <w:vAlign w:val="center"/>
-            <w:tcW w:type="dxa" w:w="3698"/>
+            <w:tcW w:type="dxa" w:w="3496"/>
           </w:tcPr>
           <w:p>
             <w:pPr>
@@ -2685,7 +2593,7 @@
           <w:tcPr>
             <w:shd w:val="clear" w:color="auto" w:fill="F7FAFC"/>
             <w:vAlign w:val="center"/>
-            <w:tcW w:type="dxa" w:w="2371"/>
+            <w:tcW w:type="dxa" w:w="2443"/>
           </w:tcPr>
           <w:p>
             <w:pPr>
@@ -2699,10 +2607,10 @@
                 <w:rFonts w:ascii="Calibri" w:hAnsi="Calibri"/>
                 <w:b w:val="0"/>
                 <w:i w:val="0"/>
-                <w:color w:val="000000"/>
-                <w:sz w:val="18"/>
-              </w:rPr>
-              <w:t>BSS1024</w:t>
+                <w:color w:val="0B5CAD"/>
+                <w:sz w:val="18"/>
+              </w:rPr>
+              <w:t xml:space="preserve">[BSS1024]</w:t>
             </w:r>
           </w:p>
         </w:tc>
@@ -2710,7 +2618,7 @@
           <w:tcPr>
             <w:shd w:val="clear" w:color="auto" w:fill="F7FAFC"/>
             <w:vAlign w:val="center"/>
-            <w:tcW w:type="dxa" w:w="667"/>
+            <w:tcW w:type="dxa" w:w="810"/>
           </w:tcPr>
           <w:p>
             <w:pPr>
@@ -2724,10 +2632,10 @@
                 <w:rFonts w:ascii="Calibri" w:hAnsi="Calibri"/>
                 <w:b w:val="0"/>
                 <w:i w:val="0"/>
-                <w:color w:val="000000"/>
-                <w:sz w:val="18"/>
-              </w:rPr>
-              <w:t>51</w:t>
+                <w:color w:val="0B5CAD"/>
+                <w:sz w:val="18"/>
+              </w:rPr>
+              <w:t xml:space="preserve">[125]</w:t>
             </w:r>
           </w:p>
         </w:tc>
@@ -2735,7 +2643,7 @@
           <w:tcPr>
             <w:shd w:val="clear" w:color="auto" w:fill="F7FAFC"/>
             <w:vAlign w:val="center"/>
-            <w:tcW w:type="dxa" w:w="980"/>
+            <w:tcW w:type="dxa" w:w="936"/>
           </w:tcPr>
           <w:p>
             <w:pPr>
@@ -2749,10 +2657,10 @@
                 <w:rFonts w:ascii="Calibri" w:hAnsi="Calibri"/>
                 <w:b w:val="0"/>
                 <w:i w:val="0"/>
-                <w:color w:val="000000"/>
-                <w:sz w:val="18"/>
-              </w:rPr>
-              <w:t>6</w:t>
+                <w:color w:val="0B5CAD"/>
+                <w:sz w:val="18"/>
+              </w:rPr>
+              <w:t xml:space="preserve">[13]</w:t>
             </w:r>
           </w:p>
         </w:tc>
@@ -2760,7 +2668,7 @@
           <w:tcPr>
             <w:shd w:val="clear" w:color="auto" w:fill="F7FAFC"/>
             <w:vAlign w:val="center"/>
-            <w:tcW w:type="dxa" w:w="1204"/>
+            <w:tcW w:type="dxa" w:w="1293"/>
           </w:tcPr>
           <w:p>
             <w:pPr>
@@ -2774,10 +2682,10 @@
                 <w:rFonts w:ascii="Calibri" w:hAnsi="Calibri"/>
                 <w:b w:val="0"/>
                 <w:i w:val="0"/>
-                <w:color w:val="000000"/>
-                <w:sz w:val="18"/>
-              </w:rPr>
-              <w:t>50 200</w:t>
+                <w:color w:val="0B5CAD"/>
+                <w:sz w:val="18"/>
+              </w:rPr>
+              <w:t xml:space="preserve">[50 200]</w:t>
             </w:r>
           </w:p>
         </w:tc>
@@ -2790,7 +2698,7 @@
           <w:tcPr>
             <w:shd w:val="clear" w:color="auto" w:fill="F2F2F2"/>
             <w:vAlign w:val="center"/>
-            <w:tcW w:type="dxa" w:w="1543"/>
+            <w:tcW w:type="dxa" w:w="1486"/>
           </w:tcPr>
           <w:p>
             <w:pPr>
@@ -2813,7 +2721,7 @@
         <w:tc>
           <w:tcPr>
             <w:vAlign w:val="center"/>
-            <w:tcW w:type="dxa" w:w="3698"/>
+            <w:tcW w:type="dxa" w:w="3496"/>
           </w:tcPr>
           <w:p>
             <w:pPr>
@@ -2856,92 +2764,92 @@
         <w:tc>
           <w:tcPr>
             <w:vAlign w:val="center"/>
-            <w:tcW w:type="dxa" w:w="2371"/>
-          </w:tcPr>
-          <w:p>
-            <w:pPr>
-              <w:spacing w:before="20" w:after="20"/>
-              <w:jc w:val="center"/>
-            </w:pPr>
-            <w:r/>
-            <w:r>
-              <w:rPr>
-                <w:rFonts w:ascii="Calibri" w:hAnsi="Calibri"/>
-                <w:b w:val="0"/>
-                <w:i w:val="0"/>
-                <w:color w:val="000000"/>
-                <w:sz w:val="18"/>
-              </w:rPr>
-              <w:t>P050162 / CJ052501/01</w:t>
-            </w:r>
-          </w:p>
-        </w:tc>
-        <w:tc>
-          <w:tcPr>
-            <w:vAlign w:val="center"/>
-            <w:tcW w:type="dxa" w:w="667"/>
-          </w:tcPr>
-          <w:p>
-            <w:pPr>
-              <w:spacing w:before="20" w:after="20"/>
-              <w:jc w:val="center"/>
-            </w:pPr>
-            <w:r/>
-            <w:r>
-              <w:rPr>
-                <w:rFonts w:ascii="Calibri" w:hAnsi="Calibri"/>
-                <w:b w:val="0"/>
-                <w:i w:val="0"/>
-                <w:color w:val="000000"/>
-                <w:sz w:val="18"/>
-              </w:rPr>
-              <w:t>65</w:t>
-            </w:r>
-          </w:p>
-        </w:tc>
-        <w:tc>
-          <w:tcPr>
-            <w:vAlign w:val="center"/>
-            <w:tcW w:type="dxa" w:w="980"/>
-          </w:tcPr>
-          <w:p>
-            <w:pPr>
-              <w:spacing w:before="20" w:after="20"/>
-              <w:jc w:val="center"/>
-            </w:pPr>
-            <w:r/>
-            <w:r>
-              <w:rPr>
-                <w:rFonts w:ascii="Calibri" w:hAnsi="Calibri"/>
-                <w:b w:val="0"/>
-                <w:i w:val="0"/>
-                <w:color w:val="000000"/>
-                <w:sz w:val="18"/>
-              </w:rPr>
-              <w:t>7</w:t>
-            </w:r>
-          </w:p>
-        </w:tc>
-        <w:tc>
-          <w:tcPr>
-            <w:vAlign w:val="center"/>
-            <w:tcW w:type="dxa" w:w="1204"/>
-          </w:tcPr>
-          <w:p>
-            <w:pPr>
-              <w:spacing w:before="20" w:after="20"/>
-              <w:jc w:val="center"/>
-            </w:pPr>
-            <w:r/>
-            <w:r>
-              <w:rPr>
-                <w:rFonts w:ascii="Calibri" w:hAnsi="Calibri"/>
-                <w:b w:val="0"/>
-                <w:i w:val="0"/>
-                <w:color w:val="000000"/>
-                <w:sz w:val="18"/>
-              </w:rPr>
-              <w:t>64 530</w:t>
+            <w:tcW w:type="dxa" w:w="2443"/>
+          </w:tcPr>
+          <w:p>
+            <w:pPr>
+              <w:spacing w:before="20" w:after="20"/>
+              <w:jc w:val="center"/>
+            </w:pPr>
+            <w:r/>
+            <w:r>
+              <w:rPr>
+                <w:rFonts w:ascii="Calibri" w:hAnsi="Calibri"/>
+                <w:b w:val="0"/>
+                <w:i w:val="0"/>
+                <w:color w:val="0B5CAD"/>
+                <w:sz w:val="18"/>
+              </w:rPr>
+              <w:t xml:space="preserve">[P050162 / CJ052501/01]</w:t>
+            </w:r>
+          </w:p>
+        </w:tc>
+        <w:tc>
+          <w:tcPr>
+            <w:vAlign w:val="center"/>
+            <w:tcW w:type="dxa" w:w="810"/>
+          </w:tcPr>
+          <w:p>
+            <w:pPr>
+              <w:spacing w:before="20" w:after="20"/>
+              <w:jc w:val="center"/>
+            </w:pPr>
+            <w:r/>
+            <w:r>
+              <w:rPr>
+                <w:rFonts w:ascii="Calibri" w:hAnsi="Calibri"/>
+                <w:b w:val="0"/>
+                <w:i w:val="0"/>
+                <w:color w:val="0B5CAD"/>
+                <w:sz w:val="18"/>
+              </w:rPr>
+              <w:t xml:space="preserve">[161]</w:t>
+            </w:r>
+          </w:p>
+        </w:tc>
+        <w:tc>
+          <w:tcPr>
+            <w:vAlign w:val="center"/>
+            <w:tcW w:type="dxa" w:w="936"/>
+          </w:tcPr>
+          <w:p>
+            <w:pPr>
+              <w:spacing w:before="20" w:after="20"/>
+              <w:jc w:val="center"/>
+            </w:pPr>
+            <w:r/>
+            <w:r>
+              <w:rPr>
+                <w:rFonts w:ascii="Calibri" w:hAnsi="Calibri"/>
+                <w:b w:val="0"/>
+                <w:i w:val="0"/>
+                <w:color w:val="0B5CAD"/>
+                <w:sz w:val="18"/>
+              </w:rPr>
+              <w:t xml:space="preserve">[17]</w:t>
+            </w:r>
+          </w:p>
+        </w:tc>
+        <w:tc>
+          <w:tcPr>
+            <w:vAlign w:val="center"/>
+            <w:tcW w:type="dxa" w:w="1293"/>
+          </w:tcPr>
+          <w:p>
+            <w:pPr>
+              <w:spacing w:before="20" w:after="20"/>
+              <w:jc w:val="center"/>
+            </w:pPr>
+            <w:r/>
+            <w:r>
+              <w:rPr>
+                <w:rFonts w:ascii="Calibri" w:hAnsi="Calibri"/>
+                <w:b w:val="0"/>
+                <w:i w:val="0"/>
+                <w:color w:val="0B5CAD"/>
+                <w:sz w:val="18"/>
+              </w:rPr>
+              <w:t xml:space="preserve">[64 530]</w:t>
             </w:r>
           </w:p>
         </w:tc>
@@ -2954,7 +2862,7 @@
           <w:tcPr>
             <w:shd w:val="clear" w:color="auto" w:fill="F2F2F2"/>
             <w:vAlign w:val="center"/>
-            <w:tcW w:type="dxa" w:w="1543"/>
+            <w:tcW w:type="dxa" w:w="1486"/>
           </w:tcPr>
           <w:p>
             <w:pPr>
@@ -2978,7 +2886,7 @@
           <w:tcPr>
             <w:shd w:val="clear" w:color="auto" w:fill="F7FAFC"/>
             <w:vAlign w:val="center"/>
-            <w:tcW w:type="dxa" w:w="3698"/>
+            <w:tcW w:type="dxa" w:w="3496"/>
           </w:tcPr>
           <w:p>
             <w:pPr>
@@ -3022,23 +2930,23 @@
           <w:tcPr>
             <w:shd w:val="clear" w:color="auto" w:fill="F7FAFC"/>
             <w:vAlign w:val="center"/>
-            <w:tcW w:type="dxa" w:w="2371"/>
-          </w:tcPr>
-          <w:p>
-            <w:pPr>
-              <w:spacing w:before="20" w:after="20"/>
-              <w:jc w:val="center"/>
-            </w:pPr>
-            <w:r/>
-            <w:r>
-              <w:rPr>
-                <w:rFonts w:ascii="Calibri" w:hAnsi="Calibri"/>
-                <w:b w:val="0"/>
-                <w:i w:val="0"/>
-                <w:color w:val="000000"/>
-                <w:sz w:val="18"/>
-              </w:rPr>
-              <w:t>P050212 / CJ062501/2</w:t>
+            <w:tcW w:type="dxa" w:w="2443"/>
+          </w:tcPr>
+          <w:p>
+            <w:pPr>
+              <w:spacing w:before="20" w:after="20"/>
+              <w:jc w:val="center"/>
+            </w:pPr>
+            <w:r/>
+            <w:r>
+              <w:rPr>
+                <w:rFonts w:ascii="Calibri" w:hAnsi="Calibri"/>
+                <w:b w:val="0"/>
+                <w:i w:val="0"/>
+                <w:color w:val="0B5CAD"/>
+                <w:sz w:val="18"/>
+              </w:rPr>
+              <w:t xml:space="preserve">[P050212 / CJ062501/2]</w:t>
             </w:r>
           </w:p>
         </w:tc>
@@ -3046,23 +2954,23 @@
           <w:tcPr>
             <w:shd w:val="clear" w:color="auto" w:fill="F7FAFC"/>
             <w:vAlign w:val="center"/>
-            <w:tcW w:type="dxa" w:w="667"/>
-          </w:tcPr>
-          <w:p>
-            <w:pPr>
-              <w:spacing w:before="20" w:after="20"/>
-              <w:jc w:val="center"/>
-            </w:pPr>
-            <w:r/>
-            <w:r>
-              <w:rPr>
-                <w:rFonts w:ascii="Calibri" w:hAnsi="Calibri"/>
-                <w:b w:val="0"/>
-                <w:i w:val="0"/>
-                <w:color w:val="000000"/>
-                <w:sz w:val="18"/>
-              </w:rPr>
-              <w:t>147</w:t>
+            <w:tcW w:type="dxa" w:w="810"/>
+          </w:tcPr>
+          <w:p>
+            <w:pPr>
+              <w:spacing w:before="20" w:after="20"/>
+              <w:jc w:val="center"/>
+            </w:pPr>
+            <w:r/>
+            <w:r>
+              <w:rPr>
+                <w:rFonts w:ascii="Calibri" w:hAnsi="Calibri"/>
+                <w:b w:val="0"/>
+                <w:i w:val="0"/>
+                <w:color w:val="0B5CAD"/>
+                <w:sz w:val="18"/>
+              </w:rPr>
+              <w:t xml:space="preserve">[365]</w:t>
             </w:r>
           </w:p>
         </w:tc>
@@ -3070,23 +2978,23 @@
           <w:tcPr>
             <w:shd w:val="clear" w:color="auto" w:fill="F7FAFC"/>
             <w:vAlign w:val="center"/>
-            <w:tcW w:type="dxa" w:w="980"/>
-          </w:tcPr>
-          <w:p>
-            <w:pPr>
-              <w:spacing w:before="20" w:after="20"/>
-              <w:jc w:val="center"/>
-            </w:pPr>
-            <w:r/>
-            <w:r>
-              <w:rPr>
-                <w:rFonts w:ascii="Calibri" w:hAnsi="Calibri"/>
-                <w:b w:val="0"/>
-                <w:i w:val="0"/>
-                <w:color w:val="000000"/>
-                <w:sz w:val="18"/>
-              </w:rPr>
-              <w:t>15</w:t>
+            <w:tcW w:type="dxa" w:w="936"/>
+          </w:tcPr>
+          <w:p>
+            <w:pPr>
+              <w:spacing w:before="20" w:after="20"/>
+              <w:jc w:val="center"/>
+            </w:pPr>
+            <w:r/>
+            <w:r>
+              <w:rPr>
+                <w:rFonts w:ascii="Calibri" w:hAnsi="Calibri"/>
+                <w:b w:val="0"/>
+                <w:i w:val="0"/>
+                <w:color w:val="0B5CAD"/>
+                <w:sz w:val="18"/>
+              </w:rPr>
+              <w:t xml:space="preserve">[37]</w:t>
             </w:r>
           </w:p>
         </w:tc>
@@ -3094,23 +3002,23 @@
           <w:tcPr>
             <w:shd w:val="clear" w:color="auto" w:fill="F7FAFC"/>
             <w:vAlign w:val="center"/>
-            <w:tcW w:type="dxa" w:w="1204"/>
-          </w:tcPr>
-          <w:p>
-            <w:pPr>
-              <w:spacing w:before="20" w:after="20"/>
-              <w:jc w:val="center"/>
-            </w:pPr>
-            <w:r/>
-            <w:r>
-              <w:rPr>
-                <w:rFonts w:ascii="Calibri" w:hAnsi="Calibri"/>
-                <w:b w:val="0"/>
-                <w:i w:val="0"/>
-                <w:color w:val="000000"/>
-                <w:sz w:val="18"/>
-              </w:rPr>
-              <w:t>146 520</w:t>
+            <w:tcW w:type="dxa" w:w="1293"/>
+          </w:tcPr>
+          <w:p>
+            <w:pPr>
+              <w:spacing w:before="20" w:after="20"/>
+              <w:jc w:val="center"/>
+            </w:pPr>
+            <w:r/>
+            <w:r>
+              <w:rPr>
+                <w:rFonts w:ascii="Calibri" w:hAnsi="Calibri"/>
+                <w:b w:val="0"/>
+                <w:i w:val="0"/>
+                <w:color w:val="0B5CAD"/>
+                <w:sz w:val="18"/>
+              </w:rPr>
+              <w:t xml:space="preserve">[146 520]</w:t>
             </w:r>
           </w:p>
         </w:tc>
@@ -3123,7 +3031,7 @@
           <w:tcPr>
             <w:shd w:val="clear" w:color="auto" w:fill="F2F2F2"/>
             <w:vAlign w:val="center"/>
-            <w:tcW w:type="dxa" w:w="1543"/>
+            <w:tcW w:type="dxa" w:w="1486"/>
           </w:tcPr>
           <w:p>
             <w:pPr>
@@ -3146,7 +3054,7 @@
         <w:tc>
           <w:tcPr>
             <w:vAlign w:val="center"/>
-            <w:tcW w:type="dxa" w:w="3698"/>
+            <w:tcW w:type="dxa" w:w="3496"/>
           </w:tcPr>
           <w:p>
             <w:pPr>
@@ -3189,92 +3097,92 @@
         <w:tc>
           <w:tcPr>
             <w:vAlign w:val="center"/>
-            <w:tcW w:type="dxa" w:w="2371"/>
-          </w:tcPr>
-          <w:p>
-            <w:pPr>
-              <w:spacing w:before="20" w:after="20"/>
-              <w:jc w:val="center"/>
-            </w:pPr>
-            <w:r/>
-            <w:r>
-              <w:rPr>
-                <w:rFonts w:ascii="Calibri" w:hAnsi="Calibri"/>
-                <w:b w:val="0"/>
-                <w:i w:val="0"/>
-                <w:color w:val="000000"/>
-                <w:sz w:val="18"/>
-              </w:rPr>
-              <w:t>P060032 / CJ082501/2</w:t>
-            </w:r>
-          </w:p>
-        </w:tc>
-        <w:tc>
-          <w:tcPr>
-            <w:vAlign w:val="center"/>
-            <w:tcW w:type="dxa" w:w="667"/>
-          </w:tcPr>
-          <w:p>
-            <w:pPr>
-              <w:spacing w:before="20" w:after="20"/>
-              <w:jc w:val="center"/>
-            </w:pPr>
-            <w:r/>
-            <w:r>
-              <w:rPr>
-                <w:rFonts w:ascii="Calibri" w:hAnsi="Calibri"/>
-                <w:b w:val="0"/>
-                <w:i w:val="0"/>
-                <w:color w:val="000000"/>
-                <w:sz w:val="18"/>
-              </w:rPr>
-              <w:t>15</w:t>
-            </w:r>
-          </w:p>
-        </w:tc>
-        <w:tc>
-          <w:tcPr>
-            <w:vAlign w:val="center"/>
-            <w:tcW w:type="dxa" w:w="980"/>
-          </w:tcPr>
-          <w:p>
-            <w:pPr>
-              <w:spacing w:before="20" w:after="20"/>
-              <w:jc w:val="center"/>
-            </w:pPr>
-            <w:r/>
-            <w:r>
-              <w:rPr>
-                <w:rFonts w:ascii="Calibri" w:hAnsi="Calibri"/>
-                <w:b w:val="0"/>
-                <w:i w:val="0"/>
-                <w:color w:val="000000"/>
-                <w:sz w:val="18"/>
-              </w:rPr>
-              <w:t>2</w:t>
-            </w:r>
-          </w:p>
-        </w:tc>
-        <w:tc>
-          <w:tcPr>
-            <w:vAlign w:val="center"/>
-            <w:tcW w:type="dxa" w:w="1204"/>
-          </w:tcPr>
-          <w:p>
-            <w:pPr>
-              <w:spacing w:before="20" w:after="20"/>
-              <w:jc w:val="center"/>
-            </w:pPr>
-            <w:r/>
-            <w:r>
-              <w:rPr>
-                <w:rFonts w:ascii="Calibri" w:hAnsi="Calibri"/>
-                <w:b w:val="0"/>
-                <w:i w:val="0"/>
-                <w:color w:val="000000"/>
-                <w:sz w:val="18"/>
-              </w:rPr>
-              <w:t>14 750</w:t>
+            <w:tcW w:type="dxa" w:w="2443"/>
+          </w:tcPr>
+          <w:p>
+            <w:pPr>
+              <w:spacing w:before="20" w:after="20"/>
+              <w:jc w:val="center"/>
+            </w:pPr>
+            <w:r/>
+            <w:r>
+              <w:rPr>
+                <w:rFonts w:ascii="Calibri" w:hAnsi="Calibri"/>
+                <w:b w:val="0"/>
+                <w:i w:val="0"/>
+                <w:color w:val="0B5CAD"/>
+                <w:sz w:val="18"/>
+              </w:rPr>
+              <w:t xml:space="preserve">[P060032 / CJ082501/2]</w:t>
+            </w:r>
+          </w:p>
+        </w:tc>
+        <w:tc>
+          <w:tcPr>
+            <w:vAlign w:val="center"/>
+            <w:tcW w:type="dxa" w:w="810"/>
+          </w:tcPr>
+          <w:p>
+            <w:pPr>
+              <w:spacing w:before="20" w:after="20"/>
+              <w:jc w:val="center"/>
+            </w:pPr>
+            <w:r/>
+            <w:r>
+              <w:rPr>
+                <w:rFonts w:ascii="Calibri" w:hAnsi="Calibri"/>
+                <w:b w:val="0"/>
+                <w:i w:val="0"/>
+                <w:color w:val="0B5CAD"/>
+                <w:sz w:val="18"/>
+              </w:rPr>
+              <w:t xml:space="preserve">[37]</w:t>
+            </w:r>
+          </w:p>
+        </w:tc>
+        <w:tc>
+          <w:tcPr>
+            <w:vAlign w:val="center"/>
+            <w:tcW w:type="dxa" w:w="936"/>
+          </w:tcPr>
+          <w:p>
+            <w:pPr>
+              <w:spacing w:before="20" w:after="20"/>
+              <w:jc w:val="center"/>
+            </w:pPr>
+            <w:r/>
+            <w:r>
+              <w:rPr>
+                <w:rFonts w:ascii="Calibri" w:hAnsi="Calibri"/>
+                <w:b w:val="0"/>
+                <w:i w:val="0"/>
+                <w:color w:val="0B5CAD"/>
+                <w:sz w:val="18"/>
+              </w:rPr>
+              <w:t xml:space="preserve">[4]</w:t>
+            </w:r>
+          </w:p>
+        </w:tc>
+        <w:tc>
+          <w:tcPr>
+            <w:vAlign w:val="center"/>
+            <w:tcW w:type="dxa" w:w="1293"/>
+          </w:tcPr>
+          <w:p>
+            <w:pPr>
+              <w:spacing w:before="20" w:after="20"/>
+              <w:jc w:val="center"/>
+            </w:pPr>
+            <w:r/>
+            <w:r>
+              <w:rPr>
+                <w:rFonts w:ascii="Calibri" w:hAnsi="Calibri"/>
+                <w:b w:val="0"/>
+                <w:i w:val="0"/>
+                <w:color w:val="0B5CAD"/>
+                <w:sz w:val="18"/>
+              </w:rPr>
+              <w:t xml:space="preserve">[14 750]</w:t>
             </w:r>
           </w:p>
         </w:tc>
@@ -3287,7 +3195,7 @@
           <w:tcPr>
             <w:shd w:val="clear" w:color="auto" w:fill="F2F2F2"/>
             <w:vAlign w:val="center"/>
-            <w:tcW w:type="dxa" w:w="1543"/>
+            <w:tcW w:type="dxa" w:w="1486"/>
           </w:tcPr>
           <w:p>
             <w:pPr>
@@ -3311,7 +3219,7 @@
           <w:tcPr>
             <w:shd w:val="clear" w:color="auto" w:fill="F7FAFC"/>
             <w:vAlign w:val="center"/>
-            <w:tcW w:type="dxa" w:w="3698"/>
+            <w:tcW w:type="dxa" w:w="3496"/>
           </w:tcPr>
           <w:p>
             <w:pPr>
@@ -3355,23 +3263,23 @@
           <w:tcPr>
             <w:shd w:val="clear" w:color="auto" w:fill="F7FAFC"/>
             <w:vAlign w:val="center"/>
-            <w:tcW w:type="dxa" w:w="2371"/>
-          </w:tcPr>
-          <w:p>
-            <w:pPr>
-              <w:spacing w:before="20" w:after="20"/>
-              <w:jc w:val="center"/>
-            </w:pPr>
-            <w:r/>
-            <w:r>
-              <w:rPr>
-                <w:rFonts w:ascii="Calibri" w:hAnsi="Calibri"/>
-                <w:b w:val="0"/>
-                <w:i w:val="0"/>
-                <w:color w:val="000000"/>
-                <w:sz w:val="18"/>
-              </w:rPr>
-              <w:t>P060352 / FB012602*</w:t>
+            <w:tcW w:type="dxa" w:w="2443"/>
+          </w:tcPr>
+          <w:p>
+            <w:pPr>
+              <w:spacing w:before="20" w:after="20"/>
+              <w:jc w:val="center"/>
+            </w:pPr>
+            <w:r/>
+            <w:r>
+              <w:rPr>
+                <w:rFonts w:ascii="Calibri" w:hAnsi="Calibri"/>
+                <w:b w:val="0"/>
+                <w:i w:val="0"/>
+                <w:color w:val="0B5CAD"/>
+                <w:sz w:val="18"/>
+              </w:rPr>
+              <w:t xml:space="preserve">[P060352 / FB012602*]</w:t>
             </w:r>
           </w:p>
         </w:tc>
@@ -3379,23 +3287,23 @@
           <w:tcPr>
             <w:shd w:val="clear" w:color="auto" w:fill="F7FAFC"/>
             <w:vAlign w:val="center"/>
-            <w:tcW w:type="dxa" w:w="667"/>
-          </w:tcPr>
-          <w:p>
-            <w:pPr>
-              <w:spacing w:before="20" w:after="20"/>
-              <w:jc w:val="center"/>
-            </w:pPr>
-            <w:r/>
-            <w:r>
-              <w:rPr>
-                <w:rFonts w:ascii="Calibri" w:hAnsi="Calibri"/>
-                <w:b w:val="0"/>
-                <w:i w:val="0"/>
-                <w:color w:val="000000"/>
-                <w:sz w:val="18"/>
-              </w:rPr>
-              <w:t>76</w:t>
+            <w:tcW w:type="dxa" w:w="810"/>
+          </w:tcPr>
+          <w:p>
+            <w:pPr>
+              <w:spacing w:before="20" w:after="20"/>
+              <w:jc w:val="center"/>
+            </w:pPr>
+            <w:r/>
+            <w:r>
+              <w:rPr>
+                <w:rFonts w:ascii="Calibri" w:hAnsi="Calibri"/>
+                <w:b w:val="0"/>
+                <w:i w:val="0"/>
+                <w:color w:val="0B5CAD"/>
+                <w:sz w:val="18"/>
+              </w:rPr>
+              <w:t xml:space="preserve">[189]</w:t>
             </w:r>
           </w:p>
         </w:tc>
@@ -3403,23 +3311,23 @@
           <w:tcPr>
             <w:shd w:val="clear" w:color="auto" w:fill="F7FAFC"/>
             <w:vAlign w:val="center"/>
-            <w:tcW w:type="dxa" w:w="980"/>
-          </w:tcPr>
-          <w:p>
-            <w:pPr>
-              <w:spacing w:before="20" w:after="20"/>
-              <w:jc w:val="center"/>
-            </w:pPr>
-            <w:r/>
-            <w:r>
-              <w:rPr>
-                <w:rFonts w:ascii="Calibri" w:hAnsi="Calibri"/>
-                <w:b w:val="0"/>
-                <w:i w:val="0"/>
-                <w:color w:val="000000"/>
-                <w:sz w:val="18"/>
-              </w:rPr>
-              <w:t>8</w:t>
+            <w:tcW w:type="dxa" w:w="936"/>
+          </w:tcPr>
+          <w:p>
+            <w:pPr>
+              <w:spacing w:before="20" w:after="20"/>
+              <w:jc w:val="center"/>
+            </w:pPr>
+            <w:r/>
+            <w:r>
+              <w:rPr>
+                <w:rFonts w:ascii="Calibri" w:hAnsi="Calibri"/>
+                <w:b w:val="0"/>
+                <w:i w:val="0"/>
+                <w:color w:val="0B5CAD"/>
+                <w:sz w:val="18"/>
+              </w:rPr>
+              <w:t xml:space="preserve">[19]</w:t>
             </w:r>
           </w:p>
         </w:tc>
@@ -3427,23 +3335,23 @@
           <w:tcPr>
             <w:shd w:val="clear" w:color="auto" w:fill="F7FAFC"/>
             <w:vAlign w:val="center"/>
-            <w:tcW w:type="dxa" w:w="1204"/>
-          </w:tcPr>
-          <w:p>
-            <w:pPr>
-              <w:spacing w:before="20" w:after="20"/>
-              <w:jc w:val="center"/>
-            </w:pPr>
-            <w:r/>
-            <w:r>
-              <w:rPr>
-                <w:rFonts w:ascii="Calibri" w:hAnsi="Calibri"/>
-                <w:b w:val="0"/>
-                <w:i w:val="0"/>
-                <w:color w:val="000000"/>
-                <w:sz w:val="18"/>
-              </w:rPr>
-              <w:t>75 920</w:t>
+            <w:tcW w:type="dxa" w:w="1293"/>
+          </w:tcPr>
+          <w:p>
+            <w:pPr>
+              <w:spacing w:before="20" w:after="20"/>
+              <w:jc w:val="center"/>
+            </w:pPr>
+            <w:r/>
+            <w:r>
+              <w:rPr>
+                <w:rFonts w:ascii="Calibri" w:hAnsi="Calibri"/>
+                <w:b w:val="0"/>
+                <w:i w:val="0"/>
+                <w:color w:val="0B5CAD"/>
+                <w:sz w:val="18"/>
+              </w:rPr>
+              <w:t xml:space="preserve">[75 920]</w:t>
             </w:r>
           </w:p>
         </w:tc>
@@ -3456,7 +3364,7 @@
           <w:tcPr>
             <w:shd w:val="clear" w:color="auto" w:fill="F2F2F2"/>
             <w:vAlign w:val="center"/>
-            <w:tcW w:type="dxa" w:w="1543"/>
+            <w:tcW w:type="dxa" w:w="1486"/>
           </w:tcPr>
           <w:p>
             <w:pPr>
@@ -3479,7 +3387,7 @@
         <w:tc>
           <w:tcPr>
             <w:vAlign w:val="center"/>
-            <w:tcW w:type="dxa" w:w="3698"/>
+            <w:tcW w:type="dxa" w:w="3496"/>
           </w:tcPr>
           <w:p>
             <w:pPr>
@@ -3522,92 +3430,92 @@
         <w:tc>
           <w:tcPr>
             <w:vAlign w:val="center"/>
-            <w:tcW w:type="dxa" w:w="2371"/>
-          </w:tcPr>
-          <w:p>
-            <w:pPr>
-              <w:spacing w:before="20" w:after="20"/>
-              <w:jc w:val="center"/>
-            </w:pPr>
-            <w:r/>
-            <w:r>
-              <w:rPr>
-                <w:rFonts w:ascii="Calibri" w:hAnsi="Calibri"/>
-                <w:b w:val="0"/>
-                <w:i w:val="0"/>
-                <w:color w:val="000000"/>
-                <w:sz w:val="18"/>
-              </w:rPr>
-              <w:t>P060402 / GG012603</w:t>
-            </w:r>
-          </w:p>
-        </w:tc>
-        <w:tc>
-          <w:tcPr>
-            <w:vAlign w:val="center"/>
-            <w:tcW w:type="dxa" w:w="667"/>
-          </w:tcPr>
-          <w:p>
-            <w:pPr>
-              <w:spacing w:before="20" w:after="20"/>
-              <w:jc w:val="center"/>
-            </w:pPr>
-            <w:r/>
-            <w:r>
-              <w:rPr>
-                <w:rFonts w:ascii="Calibri" w:hAnsi="Calibri"/>
-                <w:b w:val="0"/>
-                <w:i w:val="0"/>
-                <w:color w:val="000000"/>
-                <w:sz w:val="18"/>
-              </w:rPr>
-              <w:t>40</w:t>
-            </w:r>
-          </w:p>
-        </w:tc>
-        <w:tc>
-          <w:tcPr>
-            <w:vAlign w:val="center"/>
-            <w:tcW w:type="dxa" w:w="980"/>
-          </w:tcPr>
-          <w:p>
-            <w:pPr>
-              <w:spacing w:before="20" w:after="20"/>
-              <w:jc w:val="center"/>
-            </w:pPr>
-            <w:r/>
-            <w:r>
-              <w:rPr>
-                <w:rFonts w:ascii="Calibri" w:hAnsi="Calibri"/>
-                <w:b w:val="0"/>
-                <w:i w:val="0"/>
-                <w:color w:val="000000"/>
-                <w:sz w:val="18"/>
-              </w:rPr>
-              <w:t>4</w:t>
-            </w:r>
-          </w:p>
-        </w:tc>
-        <w:tc>
-          <w:tcPr>
-            <w:vAlign w:val="center"/>
-            <w:tcW w:type="dxa" w:w="1204"/>
-          </w:tcPr>
-          <w:p>
-            <w:pPr>
-              <w:spacing w:before="20" w:after="20"/>
-              <w:jc w:val="center"/>
-            </w:pPr>
-            <w:r/>
-            <w:r>
-              <w:rPr>
-                <w:rFonts w:ascii="Calibri" w:hAnsi="Calibri"/>
-                <w:b w:val="0"/>
-                <w:i w:val="0"/>
-                <w:color w:val="000000"/>
-                <w:sz w:val="18"/>
-              </w:rPr>
-              <w:t>40 000</w:t>
+            <w:tcW w:type="dxa" w:w="2443"/>
+          </w:tcPr>
+          <w:p>
+            <w:pPr>
+              <w:spacing w:before="20" w:after="20"/>
+              <w:jc w:val="center"/>
+            </w:pPr>
+            <w:r/>
+            <w:r>
+              <w:rPr>
+                <w:rFonts w:ascii="Calibri" w:hAnsi="Calibri"/>
+                <w:b w:val="0"/>
+                <w:i w:val="0"/>
+                <w:color w:val="0B5CAD"/>
+                <w:sz w:val="18"/>
+              </w:rPr>
+              <w:t xml:space="preserve">[P060402 / GG012603]</w:t>
+            </w:r>
+          </w:p>
+        </w:tc>
+        <w:tc>
+          <w:tcPr>
+            <w:vAlign w:val="center"/>
+            <w:tcW w:type="dxa" w:w="810"/>
+          </w:tcPr>
+          <w:p>
+            <w:pPr>
+              <w:spacing w:before="20" w:after="20"/>
+              <w:jc w:val="center"/>
+            </w:pPr>
+            <w:r/>
+            <w:r>
+              <w:rPr>
+                <w:rFonts w:ascii="Calibri" w:hAnsi="Calibri"/>
+                <w:b w:val="0"/>
+                <w:i w:val="0"/>
+                <w:color w:val="0B5CAD"/>
+                <w:sz w:val="18"/>
+              </w:rPr>
+              <w:t xml:space="preserve">[100]</w:t>
+            </w:r>
+          </w:p>
+        </w:tc>
+        <w:tc>
+          <w:tcPr>
+            <w:vAlign w:val="center"/>
+            <w:tcW w:type="dxa" w:w="936"/>
+          </w:tcPr>
+          <w:p>
+            <w:pPr>
+              <w:spacing w:before="20" w:after="20"/>
+              <w:jc w:val="center"/>
+            </w:pPr>
+            <w:r/>
+            <w:r>
+              <w:rPr>
+                <w:rFonts w:ascii="Calibri" w:hAnsi="Calibri"/>
+                <w:b w:val="0"/>
+                <w:i w:val="0"/>
+                <w:color w:val="0B5CAD"/>
+                <w:sz w:val="18"/>
+              </w:rPr>
+              <w:t xml:space="preserve">[10]</w:t>
+            </w:r>
+          </w:p>
+        </w:tc>
+        <w:tc>
+          <w:tcPr>
+            <w:vAlign w:val="center"/>
+            <w:tcW w:type="dxa" w:w="1293"/>
+          </w:tcPr>
+          <w:p>
+            <w:pPr>
+              <w:spacing w:before="20" w:after="20"/>
+              <w:jc w:val="center"/>
+            </w:pPr>
+            <w:r/>
+            <w:r>
+              <w:rPr>
+                <w:rFonts w:ascii="Calibri" w:hAnsi="Calibri"/>
+                <w:b w:val="0"/>
+                <w:i w:val="0"/>
+                <w:color w:val="0B5CAD"/>
+                <w:sz w:val="18"/>
+              </w:rPr>
+              <w:t xml:space="preserve">[40 000]</w:t>
             </w:r>
           </w:p>
         </w:tc>
@@ -3620,7 +3528,7 @@
           <w:tcPr>
             <w:shd w:val="clear" w:color="auto" w:fill="F2F2F2"/>
             <w:vAlign w:val="center"/>
-            <w:tcW w:type="dxa" w:w="1543"/>
+            <w:tcW w:type="dxa" w:w="1486"/>
           </w:tcPr>
           <w:p>
             <w:pPr>
@@ -3644,7 +3552,7 @@
           <w:tcPr>
             <w:shd w:val="clear" w:color="auto" w:fill="F7FAFC"/>
             <w:vAlign w:val="center"/>
-            <w:tcW w:type="dxa" w:w="3698"/>
+            <w:tcW w:type="dxa" w:w="3496"/>
           </w:tcPr>
           <w:p>
             <w:pPr>
@@ -3688,23 +3596,23 @@
           <w:tcPr>
             <w:shd w:val="clear" w:color="auto" w:fill="F7FAFC"/>
             <w:vAlign w:val="center"/>
-            <w:tcW w:type="dxa" w:w="2371"/>
-          </w:tcPr>
-          <w:p>
-            <w:pPr>
-              <w:spacing w:before="20" w:after="20"/>
-              <w:jc w:val="center"/>
-            </w:pPr>
-            <w:r/>
-            <w:r>
-              <w:rPr>
-                <w:rFonts w:ascii="Calibri" w:hAnsi="Calibri"/>
-                <w:b w:val="0"/>
-                <w:i w:val="0"/>
-                <w:color w:val="000000"/>
-                <w:sz w:val="18"/>
-              </w:rPr>
-              <w:t>P050092 / GG1024_01</w:t>
+            <w:tcW w:type="dxa" w:w="2443"/>
+          </w:tcPr>
+          <w:p>
+            <w:pPr>
+              <w:spacing w:before="20" w:after="20"/>
+              <w:jc w:val="center"/>
+            </w:pPr>
+            <w:r/>
+            <w:r>
+              <w:rPr>
+                <w:rFonts w:ascii="Calibri" w:hAnsi="Calibri"/>
+                <w:b w:val="0"/>
+                <w:i w:val="0"/>
+                <w:color w:val="0B5CAD"/>
+                <w:sz w:val="18"/>
+              </w:rPr>
+              <w:t xml:space="preserve">[P050092 / GG1024_01]</w:t>
             </w:r>
           </w:p>
         </w:tc>
@@ -3712,23 +3620,23 @@
           <w:tcPr>
             <w:shd w:val="clear" w:color="auto" w:fill="F7FAFC"/>
             <w:vAlign w:val="center"/>
-            <w:tcW w:type="dxa" w:w="667"/>
-          </w:tcPr>
-          <w:p>
-            <w:pPr>
-              <w:spacing w:before="20" w:after="20"/>
-              <w:jc w:val="center"/>
-            </w:pPr>
-            <w:r/>
-            <w:r>
-              <w:rPr>
-                <w:rFonts w:ascii="Calibri" w:hAnsi="Calibri"/>
-                <w:b w:val="0"/>
-                <w:i w:val="0"/>
-                <w:color w:val="000000"/>
-                <w:sz w:val="18"/>
-              </w:rPr>
-              <w:t>1</w:t>
+            <w:tcW w:type="dxa" w:w="810"/>
+          </w:tcPr>
+          <w:p>
+            <w:pPr>
+              <w:spacing w:before="20" w:after="20"/>
+              <w:jc w:val="center"/>
+            </w:pPr>
+            <w:r/>
+            <w:r>
+              <w:rPr>
+                <w:rFonts w:ascii="Calibri" w:hAnsi="Calibri"/>
+                <w:b w:val="0"/>
+                <w:i w:val="0"/>
+                <w:color w:val="0B5CAD"/>
+                <w:sz w:val="18"/>
+              </w:rPr>
+              <w:t xml:space="preserve">[2]</w:t>
             </w:r>
           </w:p>
         </w:tc>
@@ -3736,23 +3644,23 @@
           <w:tcPr>
             <w:shd w:val="clear" w:color="auto" w:fill="F7FAFC"/>
             <w:vAlign w:val="center"/>
-            <w:tcW w:type="dxa" w:w="980"/>
-          </w:tcPr>
-          <w:p>
-            <w:pPr>
-              <w:spacing w:before="20" w:after="20"/>
-              <w:jc w:val="center"/>
-            </w:pPr>
-            <w:r/>
-            <w:r>
-              <w:rPr>
-                <w:rFonts w:ascii="Calibri" w:hAnsi="Calibri"/>
-                <w:b w:val="0"/>
-                <w:i w:val="0"/>
-                <w:color w:val="000000"/>
-                <w:sz w:val="18"/>
-              </w:rPr>
-              <w:t>1</w:t>
+            <w:tcW w:type="dxa" w:w="936"/>
+          </w:tcPr>
+          <w:p>
+            <w:pPr>
+              <w:spacing w:before="20" w:after="20"/>
+              <w:jc w:val="center"/>
+            </w:pPr>
+            <w:r/>
+            <w:r>
+              <w:rPr>
+                <w:rFonts w:ascii="Calibri" w:hAnsi="Calibri"/>
+                <w:b w:val="0"/>
+                <w:i w:val="0"/>
+                <w:color w:val="0B5CAD"/>
+                <w:sz w:val="18"/>
+              </w:rPr>
+              <w:t xml:space="preserve">[1]</w:t>
             </w:r>
           </w:p>
         </w:tc>
@@ -3760,23 +3668,23 @@
           <w:tcPr>
             <w:shd w:val="clear" w:color="auto" w:fill="F7FAFC"/>
             <w:vAlign w:val="center"/>
-            <w:tcW w:type="dxa" w:w="1204"/>
-          </w:tcPr>
-          <w:p>
-            <w:pPr>
-              <w:spacing w:before="20" w:after="20"/>
-              <w:jc w:val="center"/>
-            </w:pPr>
-            <w:r/>
-            <w:r>
-              <w:rPr>
-                <w:rFonts w:ascii="Calibri" w:hAnsi="Calibri"/>
-                <w:b w:val="0"/>
-                <w:i w:val="0"/>
-                <w:color w:val="000000"/>
-                <w:sz w:val="18"/>
-              </w:rPr>
-              <w:t>870</w:t>
+            <w:tcW w:type="dxa" w:w="1293"/>
+          </w:tcPr>
+          <w:p>
+            <w:pPr>
+              <w:spacing w:before="20" w:after="20"/>
+              <w:jc w:val="center"/>
+            </w:pPr>
+            <w:r/>
+            <w:r>
+              <w:rPr>
+                <w:rFonts w:ascii="Calibri" w:hAnsi="Calibri"/>
+                <w:b w:val="0"/>
+                <w:i w:val="0"/>
+                <w:color w:val="0B5CAD"/>
+                <w:sz w:val="18"/>
+              </w:rPr>
+              <w:t xml:space="preserve">[870]</w:t>
             </w:r>
           </w:p>
         </w:tc>
@@ -3789,7 +3697,7 @@
           <w:tcPr>
             <w:shd w:val="clear" w:color="auto" w:fill="F2F2F2"/>
             <w:vAlign w:val="center"/>
-            <w:tcW w:type="dxa" w:w="1543"/>
+            <w:tcW w:type="dxa" w:w="1486"/>
           </w:tcPr>
           <w:p>
             <w:pPr>
@@ -3812,7 +3720,7 @@
         <w:tc>
           <w:tcPr>
             <w:vAlign w:val="center"/>
-            <w:tcW w:type="dxa" w:w="3698"/>
+            <w:tcW w:type="dxa" w:w="3496"/>
           </w:tcPr>
           <w:p>
             <w:pPr>
@@ -3855,92 +3763,92 @@
         <w:tc>
           <w:tcPr>
             <w:vAlign w:val="center"/>
-            <w:tcW w:type="dxa" w:w="2371"/>
-          </w:tcPr>
-          <w:p>
-            <w:pPr>
-              <w:spacing w:before="20" w:after="20"/>
-              <w:jc w:val="center"/>
-            </w:pPr>
-            <w:r/>
-            <w:r>
-              <w:rPr>
-                <w:rFonts w:ascii="Calibri" w:hAnsi="Calibri"/>
-                <w:b w:val="0"/>
-                <w:i w:val="0"/>
-                <w:color w:val="000000"/>
-                <w:sz w:val="18"/>
-              </w:rPr>
-              <w:t>P050152 / GP052501</w:t>
-            </w:r>
-          </w:p>
-        </w:tc>
-        <w:tc>
-          <w:tcPr>
-            <w:vAlign w:val="center"/>
-            <w:tcW w:type="dxa" w:w="667"/>
-          </w:tcPr>
-          <w:p>
-            <w:pPr>
-              <w:spacing w:before="20" w:after="20"/>
-              <w:jc w:val="center"/>
-            </w:pPr>
-            <w:r/>
-            <w:r>
-              <w:rPr>
-                <w:rFonts w:ascii="Calibri" w:hAnsi="Calibri"/>
-                <w:b w:val="0"/>
-                <w:i w:val="0"/>
-                <w:color w:val="000000"/>
-                <w:sz w:val="18"/>
-              </w:rPr>
-              <w:t>152</w:t>
-            </w:r>
-          </w:p>
-        </w:tc>
-        <w:tc>
-          <w:tcPr>
-            <w:vAlign w:val="center"/>
-            <w:tcW w:type="dxa" w:w="980"/>
-          </w:tcPr>
-          <w:p>
-            <w:pPr>
-              <w:spacing w:before="20" w:after="20"/>
-              <w:jc w:val="center"/>
-            </w:pPr>
-            <w:r/>
-            <w:r>
-              <w:rPr>
-                <w:rFonts w:ascii="Calibri" w:hAnsi="Calibri"/>
-                <w:b w:val="0"/>
-                <w:i w:val="0"/>
-                <w:color w:val="000000"/>
-                <w:sz w:val="18"/>
-              </w:rPr>
-              <w:t>16</w:t>
-            </w:r>
-          </w:p>
-        </w:tc>
-        <w:tc>
-          <w:tcPr>
-            <w:vAlign w:val="center"/>
-            <w:tcW w:type="dxa" w:w="1204"/>
-          </w:tcPr>
-          <w:p>
-            <w:pPr>
-              <w:spacing w:before="20" w:after="20"/>
-              <w:jc w:val="center"/>
-            </w:pPr>
-            <w:r/>
-            <w:r>
-              <w:rPr>
-                <w:rFonts w:ascii="Calibri" w:hAnsi="Calibri"/>
-                <w:b w:val="0"/>
-                <w:i w:val="0"/>
-                <w:color w:val="000000"/>
-                <w:sz w:val="18"/>
-              </w:rPr>
-              <w:t>151 140</w:t>
+            <w:tcW w:type="dxa" w:w="2443"/>
+          </w:tcPr>
+          <w:p>
+            <w:pPr>
+              <w:spacing w:before="20" w:after="20"/>
+              <w:jc w:val="center"/>
+            </w:pPr>
+            <w:r/>
+            <w:r>
+              <w:rPr>
+                <w:rFonts w:ascii="Calibri" w:hAnsi="Calibri"/>
+                <w:b w:val="0"/>
+                <w:i w:val="0"/>
+                <w:color w:val="0B5CAD"/>
+                <w:sz w:val="18"/>
+              </w:rPr>
+              <w:t xml:space="preserve">[P050152 / GP052501]</w:t>
+            </w:r>
+          </w:p>
+        </w:tc>
+        <w:tc>
+          <w:tcPr>
+            <w:vAlign w:val="center"/>
+            <w:tcW w:type="dxa" w:w="810"/>
+          </w:tcPr>
+          <w:p>
+            <w:pPr>
+              <w:spacing w:before="20" w:after="20"/>
+              <w:jc w:val="center"/>
+            </w:pPr>
+            <w:r/>
+            <w:r>
+              <w:rPr>
+                <w:rFonts w:ascii="Calibri" w:hAnsi="Calibri"/>
+                <w:b w:val="0"/>
+                <w:i w:val="0"/>
+                <w:color w:val="0B5CAD"/>
+                <w:sz w:val="18"/>
+              </w:rPr>
+              <w:t xml:space="preserve">[377]</w:t>
+            </w:r>
+          </w:p>
+        </w:tc>
+        <w:tc>
+          <w:tcPr>
+            <w:vAlign w:val="center"/>
+            <w:tcW w:type="dxa" w:w="936"/>
+          </w:tcPr>
+          <w:p>
+            <w:pPr>
+              <w:spacing w:before="20" w:after="20"/>
+              <w:jc w:val="center"/>
+            </w:pPr>
+            <w:r/>
+            <w:r>
+              <w:rPr>
+                <w:rFonts w:ascii="Calibri" w:hAnsi="Calibri"/>
+                <w:b w:val="0"/>
+                <w:i w:val="0"/>
+                <w:color w:val="0B5CAD"/>
+                <w:sz w:val="18"/>
+              </w:rPr>
+              <w:t xml:space="preserve">[38]</w:t>
+            </w:r>
+          </w:p>
+        </w:tc>
+        <w:tc>
+          <w:tcPr>
+            <w:vAlign w:val="center"/>
+            <w:tcW w:type="dxa" w:w="1293"/>
+          </w:tcPr>
+          <w:p>
+            <w:pPr>
+              <w:spacing w:before="20" w:after="20"/>
+              <w:jc w:val="center"/>
+            </w:pPr>
+            <w:r/>
+            <w:r>
+              <w:rPr>
+                <w:rFonts w:ascii="Calibri" w:hAnsi="Calibri"/>
+                <w:b w:val="0"/>
+                <w:i w:val="0"/>
+                <w:color w:val="0B5CAD"/>
+                <w:sz w:val="18"/>
+              </w:rPr>
+              <w:t xml:space="preserve">[151 140]</w:t>
             </w:r>
           </w:p>
         </w:tc>
@@ -3953,7 +3861,7 @@
           <w:tcPr>
             <w:shd w:val="clear" w:color="auto" w:fill="F2F2F2"/>
             <w:vAlign w:val="center"/>
-            <w:tcW w:type="dxa" w:w="1543"/>
+            <w:tcW w:type="dxa" w:w="1486"/>
           </w:tcPr>
           <w:p>
             <w:pPr>
@@ -3977,7 +3885,7 @@
           <w:tcPr>
             <w:shd w:val="clear" w:color="auto" w:fill="F7FAFC"/>
             <w:vAlign w:val="center"/>
-            <w:tcW w:type="dxa" w:w="3698"/>
+            <w:tcW w:type="dxa" w:w="3496"/>
           </w:tcPr>
           <w:p>
             <w:pPr>
@@ -4021,23 +3929,23 @@
           <w:tcPr>
             <w:shd w:val="clear" w:color="auto" w:fill="F7FAFC"/>
             <w:vAlign w:val="center"/>
-            <w:tcW w:type="dxa" w:w="2371"/>
-          </w:tcPr>
-          <w:p>
-            <w:pPr>
-              <w:spacing w:before="20" w:after="20"/>
-              <w:jc w:val="center"/>
-            </w:pPr>
-            <w:r/>
-            <w:r>
-              <w:rPr>
-                <w:rFonts w:ascii="Calibri" w:hAnsi="Calibri"/>
-                <w:b w:val="0"/>
-                <w:i w:val="0"/>
-                <w:color w:val="000000"/>
-                <w:sz w:val="18"/>
-              </w:rPr>
-              <w:t>P050022 / GP0824_02</w:t>
+            <w:tcW w:type="dxa" w:w="2443"/>
+          </w:tcPr>
+          <w:p>
+            <w:pPr>
+              <w:spacing w:before="20" w:after="20"/>
+              <w:jc w:val="center"/>
+            </w:pPr>
+            <w:r/>
+            <w:r>
+              <w:rPr>
+                <w:rFonts w:ascii="Calibri" w:hAnsi="Calibri"/>
+                <w:b w:val="0"/>
+                <w:i w:val="0"/>
+                <w:color w:val="0B5CAD"/>
+                <w:sz w:val="18"/>
+              </w:rPr>
+              <w:t xml:space="preserve">[P050022 / GP0824_02]</w:t>
             </w:r>
           </w:p>
         </w:tc>
@@ -4045,23 +3953,23 @@
           <w:tcPr>
             <w:shd w:val="clear" w:color="auto" w:fill="F7FAFC"/>
             <w:vAlign w:val="center"/>
-            <w:tcW w:type="dxa" w:w="667"/>
-          </w:tcPr>
-          <w:p>
-            <w:pPr>
-              <w:spacing w:before="20" w:after="20"/>
-              <w:jc w:val="center"/>
-            </w:pPr>
-            <w:r/>
-            <w:r>
-              <w:rPr>
-                <w:rFonts w:ascii="Calibri" w:hAnsi="Calibri"/>
-                <w:b w:val="0"/>
-                <w:i w:val="0"/>
-                <w:color w:val="000000"/>
-                <w:sz w:val="18"/>
-              </w:rPr>
-              <w:t>209</w:t>
+            <w:tcW w:type="dxa" w:w="810"/>
+          </w:tcPr>
+          <w:p>
+            <w:pPr>
+              <w:spacing w:before="20" w:after="20"/>
+              <w:jc w:val="center"/>
+            </w:pPr>
+            <w:r/>
+            <w:r>
+              <w:rPr>
+                <w:rFonts w:ascii="Calibri" w:hAnsi="Calibri"/>
+                <w:b w:val="0"/>
+                <w:i w:val="0"/>
+                <w:color w:val="0B5CAD"/>
+                <w:sz w:val="18"/>
+              </w:rPr>
+              <w:t xml:space="preserve">[520]</w:t>
             </w:r>
           </w:p>
         </w:tc>
@@ -4069,23 +3977,23 @@
           <w:tcPr>
             <w:shd w:val="clear" w:color="auto" w:fill="F7FAFC"/>
             <w:vAlign w:val="center"/>
-            <w:tcW w:type="dxa" w:w="980"/>
-          </w:tcPr>
-          <w:p>
-            <w:pPr>
-              <w:spacing w:before="20" w:after="20"/>
-              <w:jc w:val="center"/>
-            </w:pPr>
-            <w:r/>
-            <w:r>
-              <w:rPr>
-                <w:rFonts w:ascii="Calibri" w:hAnsi="Calibri"/>
-                <w:b w:val="0"/>
-                <w:i w:val="0"/>
-                <w:color w:val="000000"/>
-                <w:sz w:val="18"/>
-              </w:rPr>
-              <w:t>21</w:t>
+            <w:tcW w:type="dxa" w:w="936"/>
+          </w:tcPr>
+          <w:p>
+            <w:pPr>
+              <w:spacing w:before="20" w:after="20"/>
+              <w:jc w:val="center"/>
+            </w:pPr>
+            <w:r/>
+            <w:r>
+              <w:rPr>
+                <w:rFonts w:ascii="Calibri" w:hAnsi="Calibri"/>
+                <w:b w:val="0"/>
+                <w:i w:val="0"/>
+                <w:color w:val="0B5CAD"/>
+                <w:sz w:val="18"/>
+              </w:rPr>
+              <w:t xml:space="preserve">[52]</w:t>
             </w:r>
           </w:p>
         </w:tc>
@@ -4093,23 +4001,23 @@
           <w:tcPr>
             <w:shd w:val="clear" w:color="auto" w:fill="F7FAFC"/>
             <w:vAlign w:val="center"/>
-            <w:tcW w:type="dxa" w:w="1204"/>
-          </w:tcPr>
-          <w:p>
-            <w:pPr>
-              <w:spacing w:before="20" w:after="20"/>
-              <w:jc w:val="center"/>
-            </w:pPr>
-            <w:r/>
-            <w:r>
-              <w:rPr>
-                <w:rFonts w:ascii="Calibri" w:hAnsi="Calibri"/>
-                <w:b w:val="0"/>
-                <w:i w:val="0"/>
-                <w:color w:val="000000"/>
-                <w:sz w:val="18"/>
-              </w:rPr>
-              <w:t>208 460</w:t>
+            <w:tcW w:type="dxa" w:w="1293"/>
+          </w:tcPr>
+          <w:p>
+            <w:pPr>
+              <w:spacing w:before="20" w:after="20"/>
+              <w:jc w:val="center"/>
+            </w:pPr>
+            <w:r/>
+            <w:r>
+              <w:rPr>
+                <w:rFonts w:ascii="Calibri" w:hAnsi="Calibri"/>
+                <w:b w:val="0"/>
+                <w:i w:val="0"/>
+                <w:color w:val="0B5CAD"/>
+                <w:sz w:val="18"/>
+              </w:rPr>
+              <w:t xml:space="preserve">[208 460]</w:t>
             </w:r>
           </w:p>
         </w:tc>
@@ -4122,7 +4030,7 @@
           <w:tcPr>
             <w:shd w:val="clear" w:color="auto" w:fill="F2F2F2"/>
             <w:vAlign w:val="center"/>
-            <w:tcW w:type="dxa" w:w="1543"/>
+            <w:tcW w:type="dxa" w:w="1486"/>
           </w:tcPr>
           <w:p>
             <w:pPr>
@@ -4145,7 +4053,7 @@
         <w:tc>
           <w:tcPr>
             <w:vAlign w:val="center"/>
-            <w:tcW w:type="dxa" w:w="3698"/>
+            <w:tcW w:type="dxa" w:w="3496"/>
           </w:tcPr>
           <w:p>
             <w:pPr>
@@ -4188,92 +4096,92 @@
         <w:tc>
           <w:tcPr>
             <w:vAlign w:val="center"/>
-            <w:tcW w:type="dxa" w:w="2371"/>
-          </w:tcPr>
-          <w:p>
-            <w:pPr>
-              <w:spacing w:before="20" w:after="20"/>
-              <w:jc w:val="center"/>
-            </w:pPr>
-            <w:r/>
-            <w:r>
-              <w:rPr>
-                <w:rFonts w:ascii="Calibri" w:hAnsi="Calibri"/>
-                <w:b w:val="0"/>
-                <w:i w:val="0"/>
-                <w:color w:val="000000"/>
-                <w:sz w:val="18"/>
-              </w:rPr>
-              <w:t>P050322 / GP082501/2</w:t>
-            </w:r>
-          </w:p>
-        </w:tc>
-        <w:tc>
-          <w:tcPr>
-            <w:vAlign w:val="center"/>
-            <w:tcW w:type="dxa" w:w="667"/>
-          </w:tcPr>
-          <w:p>
-            <w:pPr>
-              <w:spacing w:before="20" w:after="20"/>
-              <w:jc w:val="center"/>
-            </w:pPr>
-            <w:r/>
-            <w:r>
-              <w:rPr>
-                <w:rFonts w:ascii="Calibri" w:hAnsi="Calibri"/>
-                <w:b w:val="0"/>
-                <w:i w:val="0"/>
-                <w:color w:val="000000"/>
-                <w:sz w:val="18"/>
-              </w:rPr>
-              <w:t>23</w:t>
-            </w:r>
-          </w:p>
-        </w:tc>
-        <w:tc>
-          <w:tcPr>
-            <w:vAlign w:val="center"/>
-            <w:tcW w:type="dxa" w:w="980"/>
-          </w:tcPr>
-          <w:p>
-            <w:pPr>
-              <w:spacing w:before="20" w:after="20"/>
-              <w:jc w:val="center"/>
-            </w:pPr>
-            <w:r/>
-            <w:r>
-              <w:rPr>
-                <w:rFonts w:ascii="Calibri" w:hAnsi="Calibri"/>
-                <w:b w:val="0"/>
-                <w:i w:val="0"/>
-                <w:color w:val="000000"/>
-                <w:sz w:val="18"/>
-              </w:rPr>
-              <w:t>3</w:t>
-            </w:r>
-          </w:p>
-        </w:tc>
-        <w:tc>
-          <w:tcPr>
-            <w:vAlign w:val="center"/>
-            <w:tcW w:type="dxa" w:w="1204"/>
-          </w:tcPr>
-          <w:p>
-            <w:pPr>
-              <w:spacing w:before="20" w:after="20"/>
-              <w:jc w:val="center"/>
-            </w:pPr>
-            <w:r/>
-            <w:r>
-              <w:rPr>
-                <w:rFonts w:ascii="Calibri" w:hAnsi="Calibri"/>
-                <w:b w:val="0"/>
-                <w:i w:val="0"/>
-                <w:color w:val="000000"/>
-                <w:sz w:val="18"/>
-              </w:rPr>
-              <w:t>22 840</w:t>
+            <w:tcW w:type="dxa" w:w="2443"/>
+          </w:tcPr>
+          <w:p>
+            <w:pPr>
+              <w:spacing w:before="20" w:after="20"/>
+              <w:jc w:val="center"/>
+            </w:pPr>
+            <w:r/>
+            <w:r>
+              <w:rPr>
+                <w:rFonts w:ascii="Calibri" w:hAnsi="Calibri"/>
+                <w:b w:val="0"/>
+                <w:i w:val="0"/>
+                <w:color w:val="0B5CAD"/>
+                <w:sz w:val="18"/>
+              </w:rPr>
+              <w:t xml:space="preserve">[P050322 / GP082501/2]</w:t>
+            </w:r>
+          </w:p>
+        </w:tc>
+        <w:tc>
+          <w:tcPr>
+            <w:vAlign w:val="center"/>
+            <w:tcW w:type="dxa" w:w="810"/>
+          </w:tcPr>
+          <w:p>
+            <w:pPr>
+              <w:spacing w:before="20" w:after="20"/>
+              <w:jc w:val="center"/>
+            </w:pPr>
+            <w:r/>
+            <w:r>
+              <w:rPr>
+                <w:rFonts w:ascii="Calibri" w:hAnsi="Calibri"/>
+                <w:b w:val="0"/>
+                <w:i w:val="0"/>
+                <w:color w:val="0B5CAD"/>
+                <w:sz w:val="18"/>
+              </w:rPr>
+              <w:t xml:space="preserve">[57]</w:t>
+            </w:r>
+          </w:p>
+        </w:tc>
+        <w:tc>
+          <w:tcPr>
+            <w:vAlign w:val="center"/>
+            <w:tcW w:type="dxa" w:w="936"/>
+          </w:tcPr>
+          <w:p>
+            <w:pPr>
+              <w:spacing w:before="20" w:after="20"/>
+              <w:jc w:val="center"/>
+            </w:pPr>
+            <w:r/>
+            <w:r>
+              <w:rPr>
+                <w:rFonts w:ascii="Calibri" w:hAnsi="Calibri"/>
+                <w:b w:val="0"/>
+                <w:i w:val="0"/>
+                <w:color w:val="0B5CAD"/>
+                <w:sz w:val="18"/>
+              </w:rPr>
+              <w:t xml:space="preserve">[6]</w:t>
+            </w:r>
+          </w:p>
+        </w:tc>
+        <w:tc>
+          <w:tcPr>
+            <w:vAlign w:val="center"/>
+            <w:tcW w:type="dxa" w:w="1293"/>
+          </w:tcPr>
+          <w:p>
+            <w:pPr>
+              <w:spacing w:before="20" w:after="20"/>
+              <w:jc w:val="center"/>
+            </w:pPr>
+            <w:r/>
+            <w:r>
+              <w:rPr>
+                <w:rFonts w:ascii="Calibri" w:hAnsi="Calibri"/>
+                <w:b w:val="0"/>
+                <w:i w:val="0"/>
+                <w:color w:val="0B5CAD"/>
+                <w:sz w:val="18"/>
+              </w:rPr>
+              <w:t xml:space="preserve">[22 840]</w:t>
             </w:r>
           </w:p>
         </w:tc>
@@ -4286,7 +4194,7 @@
           <w:tcPr>
             <w:shd w:val="clear" w:color="auto" w:fill="F2F2F2"/>
             <w:vAlign w:val="center"/>
-            <w:tcW w:type="dxa" w:w="1543"/>
+            <w:tcW w:type="dxa" w:w="1486"/>
           </w:tcPr>
           <w:p>
             <w:pPr>
@@ -4310,7 +4218,7 @@
           <w:tcPr>
             <w:shd w:val="clear" w:color="auto" w:fill="F7FAFC"/>
             <w:vAlign w:val="center"/>
-            <w:tcW w:type="dxa" w:w="3698"/>
+            <w:tcW w:type="dxa" w:w="3496"/>
           </w:tcPr>
           <w:p>
             <w:pPr>
@@ -4354,23 +4262,23 @@
           <w:tcPr>
             <w:shd w:val="clear" w:color="auto" w:fill="F7FAFC"/>
             <w:vAlign w:val="center"/>
-            <w:tcW w:type="dxa" w:w="2371"/>
-          </w:tcPr>
-          <w:p>
-            <w:pPr>
-              <w:spacing w:before="20" w:after="20"/>
-              <w:jc w:val="center"/>
-            </w:pPr>
-            <w:r/>
-            <w:r>
-              <w:rPr>
-                <w:rFonts w:ascii="Calibri" w:hAnsi="Calibri"/>
-                <w:b w:val="0"/>
-                <w:i w:val="0"/>
-                <w:color w:val="000000"/>
-                <w:sz w:val="18"/>
-              </w:rPr>
-              <w:t>HPA1024</w:t>
+            <w:tcW w:type="dxa" w:w="2443"/>
+          </w:tcPr>
+          <w:p>
+            <w:pPr>
+              <w:spacing w:before="20" w:after="20"/>
+              <w:jc w:val="center"/>
+            </w:pPr>
+            <w:r/>
+            <w:r>
+              <w:rPr>
+                <w:rFonts w:ascii="Calibri" w:hAnsi="Calibri"/>
+                <w:b w:val="0"/>
+                <w:i w:val="0"/>
+                <w:color w:val="0B5CAD"/>
+                <w:sz w:val="18"/>
+              </w:rPr>
+              <w:t xml:space="preserve">[HPA1024]</w:t>
             </w:r>
           </w:p>
         </w:tc>
@@ -4378,23 +4286,23 @@
           <w:tcPr>
             <w:shd w:val="clear" w:color="auto" w:fill="F7FAFC"/>
             <w:vAlign w:val="center"/>
-            <w:tcW w:type="dxa" w:w="667"/>
-          </w:tcPr>
-          <w:p>
-            <w:pPr>
-              <w:spacing w:before="20" w:after="20"/>
-              <w:jc w:val="center"/>
-            </w:pPr>
-            <w:r/>
-            <w:r>
-              <w:rPr>
-                <w:rFonts w:ascii="Calibri" w:hAnsi="Calibri"/>
-                <w:b w:val="0"/>
-                <w:i w:val="0"/>
-                <w:color w:val="000000"/>
-                <w:sz w:val="18"/>
-              </w:rPr>
-              <w:t>41</w:t>
+            <w:tcW w:type="dxa" w:w="810"/>
+          </w:tcPr>
+          <w:p>
+            <w:pPr>
+              <w:spacing w:before="20" w:after="20"/>
+              <w:jc w:val="center"/>
+            </w:pPr>
+            <w:r/>
+            <w:r>
+              <w:rPr>
+                <w:rFonts w:ascii="Calibri" w:hAnsi="Calibri"/>
+                <w:b w:val="0"/>
+                <w:i w:val="0"/>
+                <w:color w:val="0B5CAD"/>
+                <w:sz w:val="18"/>
+              </w:rPr>
+              <w:t xml:space="preserve">[102]</w:t>
             </w:r>
           </w:p>
         </w:tc>
@@ -4402,23 +4310,23 @@
           <w:tcPr>
             <w:shd w:val="clear" w:color="auto" w:fill="F7FAFC"/>
             <w:vAlign w:val="center"/>
-            <w:tcW w:type="dxa" w:w="980"/>
-          </w:tcPr>
-          <w:p>
-            <w:pPr>
-              <w:spacing w:before="20" w:after="20"/>
-              <w:jc w:val="center"/>
-            </w:pPr>
-            <w:r/>
-            <w:r>
-              <w:rPr>
-                <w:rFonts w:ascii="Calibri" w:hAnsi="Calibri"/>
-                <w:b w:val="0"/>
-                <w:i w:val="0"/>
-                <w:color w:val="000000"/>
-                <w:sz w:val="18"/>
-              </w:rPr>
-              <w:t>5</w:t>
+            <w:tcW w:type="dxa" w:w="936"/>
+          </w:tcPr>
+          <w:p>
+            <w:pPr>
+              <w:spacing w:before="20" w:after="20"/>
+              <w:jc w:val="center"/>
+            </w:pPr>
+            <w:r/>
+            <w:r>
+              <w:rPr>
+                <w:rFonts w:ascii="Calibri" w:hAnsi="Calibri"/>
+                <w:b w:val="0"/>
+                <w:i w:val="0"/>
+                <w:color w:val="0B5CAD"/>
+                <w:sz w:val="18"/>
+              </w:rPr>
+              <w:t xml:space="preserve">[11]</w:t>
             </w:r>
           </w:p>
         </w:tc>
@@ -4426,23 +4334,23 @@
           <w:tcPr>
             <w:shd w:val="clear" w:color="auto" w:fill="F7FAFC"/>
             <w:vAlign w:val="center"/>
-            <w:tcW w:type="dxa" w:w="1204"/>
-          </w:tcPr>
-          <w:p>
-            <w:pPr>
-              <w:spacing w:before="20" w:after="20"/>
-              <w:jc w:val="center"/>
-            </w:pPr>
-            <w:r/>
-            <w:r>
-              <w:rPr>
-                <w:rFonts w:ascii="Calibri" w:hAnsi="Calibri"/>
-                <w:b w:val="0"/>
-                <w:i w:val="0"/>
-                <w:color w:val="000000"/>
-                <w:sz w:val="18"/>
-              </w:rPr>
-              <w:t>40 830</w:t>
+            <w:tcW w:type="dxa" w:w="1293"/>
+          </w:tcPr>
+          <w:p>
+            <w:pPr>
+              <w:spacing w:before="20" w:after="20"/>
+              <w:jc w:val="center"/>
+            </w:pPr>
+            <w:r/>
+            <w:r>
+              <w:rPr>
+                <w:rFonts w:ascii="Calibri" w:hAnsi="Calibri"/>
+                <w:b w:val="0"/>
+                <w:i w:val="0"/>
+                <w:color w:val="0B5CAD"/>
+                <w:sz w:val="18"/>
+              </w:rPr>
+              <w:t xml:space="preserve">[40 830]</w:t>
             </w:r>
           </w:p>
         </w:tc>
@@ -4455,7 +4363,7 @@
           <w:tcPr>
             <w:shd w:val="clear" w:color="auto" w:fill="F2F2F2"/>
             <w:vAlign w:val="center"/>
-            <w:tcW w:type="dxa" w:w="1543"/>
+            <w:tcW w:type="dxa" w:w="1486"/>
           </w:tcPr>
           <w:p>
             <w:pPr>
@@ -4478,7 +4386,7 @@
         <w:tc>
           <w:tcPr>
             <w:vAlign w:val="center"/>
-            <w:tcW w:type="dxa" w:w="3698"/>
+            <w:tcW w:type="dxa" w:w="3496"/>
           </w:tcPr>
           <w:p>
             <w:pPr>
@@ -4521,92 +4429,92 @@
         <w:tc>
           <w:tcPr>
             <w:vAlign w:val="center"/>
-            <w:tcW w:type="dxa" w:w="2371"/>
-          </w:tcPr>
-          <w:p>
-            <w:pPr>
-              <w:spacing w:before="20" w:after="20"/>
-              <w:jc w:val="center"/>
-            </w:pPr>
-            <w:r/>
-            <w:r>
-              <w:rPr>
-                <w:rFonts w:ascii="Calibri" w:hAnsi="Calibri"/>
-                <w:b w:val="0"/>
-                <w:i w:val="0"/>
-                <w:color w:val="000000"/>
-                <w:sz w:val="18"/>
-              </w:rPr>
-              <w:t>P050052 / HPA1024_01</w:t>
-            </w:r>
-          </w:p>
-        </w:tc>
-        <w:tc>
-          <w:tcPr>
-            <w:vAlign w:val="center"/>
-            <w:tcW w:type="dxa" w:w="667"/>
-          </w:tcPr>
-          <w:p>
-            <w:pPr>
-              <w:spacing w:before="20" w:after="20"/>
-              <w:jc w:val="center"/>
-            </w:pPr>
-            <w:r/>
-            <w:r>
-              <w:rPr>
-                <w:rFonts w:ascii="Calibri" w:hAnsi="Calibri"/>
-                <w:b w:val="0"/>
-                <w:i w:val="0"/>
-                <w:color w:val="000000"/>
-                <w:sz w:val="18"/>
-              </w:rPr>
-              <w:t>141</w:t>
-            </w:r>
-          </w:p>
-        </w:tc>
-        <w:tc>
-          <w:tcPr>
-            <w:vAlign w:val="center"/>
-            <w:tcW w:type="dxa" w:w="980"/>
-          </w:tcPr>
-          <w:p>
-            <w:pPr>
-              <w:spacing w:before="20" w:after="20"/>
-              <w:jc w:val="center"/>
-            </w:pPr>
-            <w:r/>
-            <w:r>
-              <w:rPr>
-                <w:rFonts w:ascii="Calibri" w:hAnsi="Calibri"/>
-                <w:b w:val="0"/>
-                <w:i w:val="0"/>
-                <w:color w:val="000000"/>
-                <w:sz w:val="18"/>
-              </w:rPr>
-              <w:t>15</w:t>
-            </w:r>
-          </w:p>
-        </w:tc>
-        <w:tc>
-          <w:tcPr>
-            <w:vAlign w:val="center"/>
-            <w:tcW w:type="dxa" w:w="1204"/>
-          </w:tcPr>
-          <w:p>
-            <w:pPr>
-              <w:spacing w:before="20" w:after="20"/>
-              <w:jc w:val="center"/>
-            </w:pPr>
-            <w:r/>
-            <w:r>
-              <w:rPr>
-                <w:rFonts w:ascii="Calibri" w:hAnsi="Calibri"/>
-                <w:b w:val="0"/>
-                <w:i w:val="0"/>
-                <w:color w:val="000000"/>
-                <w:sz w:val="18"/>
-              </w:rPr>
-              <w:t>140 500</w:t>
+            <w:tcW w:type="dxa" w:w="2443"/>
+          </w:tcPr>
+          <w:p>
+            <w:pPr>
+              <w:spacing w:before="20" w:after="20"/>
+              <w:jc w:val="center"/>
+            </w:pPr>
+            <w:r/>
+            <w:r>
+              <w:rPr>
+                <w:rFonts w:ascii="Calibri" w:hAnsi="Calibri"/>
+                <w:b w:val="0"/>
+                <w:i w:val="0"/>
+                <w:color w:val="0B5CAD"/>
+                <w:sz w:val="18"/>
+              </w:rPr>
+              <w:t xml:space="preserve">[P050052 / HPA1024_01]</w:t>
+            </w:r>
+          </w:p>
+        </w:tc>
+        <w:tc>
+          <w:tcPr>
+            <w:vAlign w:val="center"/>
+            <w:tcW w:type="dxa" w:w="810"/>
+          </w:tcPr>
+          <w:p>
+            <w:pPr>
+              <w:spacing w:before="20" w:after="20"/>
+              <w:jc w:val="center"/>
+            </w:pPr>
+            <w:r/>
+            <w:r>
+              <w:rPr>
+                <w:rFonts w:ascii="Calibri" w:hAnsi="Calibri"/>
+                <w:b w:val="0"/>
+                <w:i w:val="0"/>
+                <w:color w:val="0B5CAD"/>
+                <w:sz w:val="18"/>
+              </w:rPr>
+              <w:t xml:space="preserve">[350]</w:t>
+            </w:r>
+          </w:p>
+        </w:tc>
+        <w:tc>
+          <w:tcPr>
+            <w:vAlign w:val="center"/>
+            <w:tcW w:type="dxa" w:w="936"/>
+          </w:tcPr>
+          <w:p>
+            <w:pPr>
+              <w:spacing w:before="20" w:after="20"/>
+              <w:jc w:val="center"/>
+            </w:pPr>
+            <w:r/>
+            <w:r>
+              <w:rPr>
+                <w:rFonts w:ascii="Calibri" w:hAnsi="Calibri"/>
+                <w:b w:val="0"/>
+                <w:i w:val="0"/>
+                <w:color w:val="0B5CAD"/>
+                <w:sz w:val="18"/>
+              </w:rPr>
+              <w:t xml:space="preserve">[35]</w:t>
+            </w:r>
+          </w:p>
+        </w:tc>
+        <w:tc>
+          <w:tcPr>
+            <w:vAlign w:val="center"/>
+            <w:tcW w:type="dxa" w:w="1293"/>
+          </w:tcPr>
+          <w:p>
+            <w:pPr>
+              <w:spacing w:before="20" w:after="20"/>
+              <w:jc w:val="center"/>
+            </w:pPr>
+            <w:r/>
+            <w:r>
+              <w:rPr>
+                <w:rFonts w:ascii="Calibri" w:hAnsi="Calibri"/>
+                <w:b w:val="0"/>
+                <w:i w:val="0"/>
+                <w:color w:val="0B5CAD"/>
+                <w:sz w:val="18"/>
+              </w:rPr>
+              <w:t xml:space="preserve">[140 500]</w:t>
             </w:r>
           </w:p>
         </w:tc>
@@ -4619,7 +4527,7 @@
           <w:tcPr>
             <w:shd w:val="clear" w:color="auto" w:fill="F2F2F2"/>
             <w:vAlign w:val="center"/>
-            <w:tcW w:type="dxa" w:w="1543"/>
+            <w:tcW w:type="dxa" w:w="1486"/>
           </w:tcPr>
           <w:p>
             <w:pPr>
@@ -4643,7 +4551,7 @@
           <w:tcPr>
             <w:shd w:val="clear" w:color="auto" w:fill="F7FAFC"/>
             <w:vAlign w:val="center"/>
-            <w:tcW w:type="dxa" w:w="3698"/>
+            <w:tcW w:type="dxa" w:w="3496"/>
           </w:tcPr>
           <w:p>
             <w:pPr>
@@ -4687,23 +4595,23 @@
           <w:tcPr>
             <w:shd w:val="clear" w:color="auto" w:fill="F7FAFC"/>
             <w:vAlign w:val="center"/>
-            <w:tcW w:type="dxa" w:w="2371"/>
-          </w:tcPr>
-          <w:p>
-            <w:pPr>
-              <w:spacing w:before="20" w:after="20"/>
-              <w:jc w:val="center"/>
-            </w:pPr>
-            <w:r/>
-            <w:r>
-              <w:rPr>
-                <w:rFonts w:ascii="Calibri" w:hAnsi="Calibri"/>
-                <w:b w:val="0"/>
-                <w:i w:val="0"/>
-                <w:color w:val="000000"/>
-                <w:sz w:val="18"/>
-              </w:rPr>
-              <w:t>P060152 / J31102501</w:t>
+            <w:tcW w:type="dxa" w:w="2443"/>
+          </w:tcPr>
+          <w:p>
+            <w:pPr>
+              <w:spacing w:before="20" w:after="20"/>
+              <w:jc w:val="center"/>
+            </w:pPr>
+            <w:r/>
+            <w:r>
+              <w:rPr>
+                <w:rFonts w:ascii="Calibri" w:hAnsi="Calibri"/>
+                <w:b w:val="0"/>
+                <w:i w:val="0"/>
+                <w:color w:val="0B5CAD"/>
+                <w:sz w:val="18"/>
+              </w:rPr>
+              <w:t xml:space="preserve">[P060152 / J31102501]</w:t>
             </w:r>
           </w:p>
         </w:tc>
@@ -4711,23 +4619,23 @@
           <w:tcPr>
             <w:shd w:val="clear" w:color="auto" w:fill="F7FAFC"/>
             <w:vAlign w:val="center"/>
-            <w:tcW w:type="dxa" w:w="667"/>
-          </w:tcPr>
-          <w:p>
-            <w:pPr>
-              <w:spacing w:before="20" w:after="20"/>
-              <w:jc w:val="center"/>
-            </w:pPr>
-            <w:r/>
-            <w:r>
-              <w:rPr>
-                <w:rFonts w:ascii="Calibri" w:hAnsi="Calibri"/>
-                <w:b w:val="0"/>
-                <w:i w:val="0"/>
-                <w:color w:val="000000"/>
-                <w:sz w:val="18"/>
-              </w:rPr>
-              <w:t>24</w:t>
+            <w:tcW w:type="dxa" w:w="810"/>
+          </w:tcPr>
+          <w:p>
+            <w:pPr>
+              <w:spacing w:before="20" w:after="20"/>
+              <w:jc w:val="center"/>
+            </w:pPr>
+            <w:r/>
+            <w:r>
+              <w:rPr>
+                <w:rFonts w:ascii="Calibri" w:hAnsi="Calibri"/>
+                <w:b w:val="0"/>
+                <w:i w:val="0"/>
+                <w:color w:val="0B5CAD"/>
+                <w:sz w:val="18"/>
+              </w:rPr>
+              <w:t xml:space="preserve">[59]</w:t>
             </w:r>
           </w:p>
         </w:tc>
@@ -4735,23 +4643,23 @@
           <w:tcPr>
             <w:shd w:val="clear" w:color="auto" w:fill="F7FAFC"/>
             <w:vAlign w:val="center"/>
-            <w:tcW w:type="dxa" w:w="980"/>
-          </w:tcPr>
-          <w:p>
-            <w:pPr>
-              <w:spacing w:before="20" w:after="20"/>
-              <w:jc w:val="center"/>
-            </w:pPr>
-            <w:r/>
-            <w:r>
-              <w:rPr>
-                <w:rFonts w:ascii="Calibri" w:hAnsi="Calibri"/>
-                <w:b w:val="0"/>
-                <w:i w:val="0"/>
-                <w:color w:val="000000"/>
-                <w:sz w:val="18"/>
-              </w:rPr>
-              <w:t>3</w:t>
+            <w:tcW w:type="dxa" w:w="936"/>
+          </w:tcPr>
+          <w:p>
+            <w:pPr>
+              <w:spacing w:before="20" w:after="20"/>
+              <w:jc w:val="center"/>
+            </w:pPr>
+            <w:r/>
+            <w:r>
+              <w:rPr>
+                <w:rFonts w:ascii="Calibri" w:hAnsi="Calibri"/>
+                <w:b w:val="0"/>
+                <w:i w:val="0"/>
+                <w:color w:val="0B5CAD"/>
+                <w:sz w:val="18"/>
+              </w:rPr>
+              <w:t xml:space="preserve">[6]</w:t>
             </w:r>
           </w:p>
         </w:tc>
@@ -4759,23 +4667,23 @@
           <w:tcPr>
             <w:shd w:val="clear" w:color="auto" w:fill="F7FAFC"/>
             <w:vAlign w:val="center"/>
-            <w:tcW w:type="dxa" w:w="1204"/>
-          </w:tcPr>
-          <w:p>
-            <w:pPr>
-              <w:spacing w:before="20" w:after="20"/>
-              <w:jc w:val="center"/>
-            </w:pPr>
-            <w:r/>
-            <w:r>
-              <w:rPr>
-                <w:rFonts w:ascii="Calibri" w:hAnsi="Calibri"/>
-                <w:b w:val="0"/>
-                <w:i w:val="0"/>
-                <w:color w:val="000000"/>
-                <w:sz w:val="18"/>
-              </w:rPr>
-              <w:t>23 640</w:t>
+            <w:tcW w:type="dxa" w:w="1293"/>
+          </w:tcPr>
+          <w:p>
+            <w:pPr>
+              <w:spacing w:before="20" w:after="20"/>
+              <w:jc w:val="center"/>
+            </w:pPr>
+            <w:r/>
+            <w:r>
+              <w:rPr>
+                <w:rFonts w:ascii="Calibri" w:hAnsi="Calibri"/>
+                <w:b w:val="0"/>
+                <w:i w:val="0"/>
+                <w:color w:val="0B5CAD"/>
+                <w:sz w:val="18"/>
+              </w:rPr>
+              <w:t xml:space="preserve">[23 640]</w:t>
             </w:r>
           </w:p>
         </w:tc>
@@ -4788,7 +4696,7 @@
           <w:tcPr>
             <w:shd w:val="clear" w:color="auto" w:fill="F2F2F2"/>
             <w:vAlign w:val="center"/>
-            <w:tcW w:type="dxa" w:w="1543"/>
+            <w:tcW w:type="dxa" w:w="1486"/>
           </w:tcPr>
           <w:p>
             <w:pPr>
@@ -4811,7 +4719,7 @@
         <w:tc>
           <w:tcPr>
             <w:vAlign w:val="center"/>
-            <w:tcW w:type="dxa" w:w="3698"/>
+            <w:tcW w:type="dxa" w:w="3496"/>
           </w:tcPr>
           <w:p>
             <w:pPr>
@@ -4854,92 +4762,92 @@
         <w:tc>
           <w:tcPr>
             <w:vAlign w:val="center"/>
-            <w:tcW w:type="dxa" w:w="2371"/>
-          </w:tcPr>
-          <w:p>
-            <w:pPr>
-              <w:spacing w:before="20" w:after="20"/>
-              <w:jc w:val="center"/>
-            </w:pPr>
-            <w:r/>
-            <w:r>
-              <w:rPr>
-                <w:rFonts w:ascii="Calibri" w:hAnsi="Calibri"/>
-                <w:b w:val="0"/>
-                <w:i w:val="0"/>
-                <w:color w:val="000000"/>
-                <w:sz w:val="18"/>
-              </w:rPr>
-              <w:t>P060212 / JD112501</w:t>
-            </w:r>
-          </w:p>
-        </w:tc>
-        <w:tc>
-          <w:tcPr>
-            <w:vAlign w:val="center"/>
-            <w:tcW w:type="dxa" w:w="667"/>
-          </w:tcPr>
-          <w:p>
-            <w:pPr>
-              <w:spacing w:before="20" w:after="20"/>
-              <w:jc w:val="center"/>
-            </w:pPr>
-            <w:r/>
-            <w:r>
-              <w:rPr>
-                <w:rFonts w:ascii="Calibri" w:hAnsi="Calibri"/>
-                <w:b w:val="0"/>
-                <w:i w:val="0"/>
-                <w:color w:val="000000"/>
-                <w:sz w:val="18"/>
-              </w:rPr>
-              <w:t>42</w:t>
-            </w:r>
-          </w:p>
-        </w:tc>
-        <w:tc>
-          <w:tcPr>
-            <w:vAlign w:val="center"/>
-            <w:tcW w:type="dxa" w:w="980"/>
-          </w:tcPr>
-          <w:p>
-            <w:pPr>
-              <w:spacing w:before="20" w:after="20"/>
-              <w:jc w:val="center"/>
-            </w:pPr>
-            <w:r/>
-            <w:r>
-              <w:rPr>
-                <w:rFonts w:ascii="Calibri" w:hAnsi="Calibri"/>
-                <w:b w:val="0"/>
-                <w:i w:val="0"/>
-                <w:color w:val="000000"/>
-                <w:sz w:val="18"/>
-              </w:rPr>
-              <w:t>5</w:t>
-            </w:r>
-          </w:p>
-        </w:tc>
-        <w:tc>
-          <w:tcPr>
-            <w:vAlign w:val="center"/>
-            <w:tcW w:type="dxa" w:w="1204"/>
-          </w:tcPr>
-          <w:p>
-            <w:pPr>
-              <w:spacing w:before="20" w:after="20"/>
-              <w:jc w:val="center"/>
-            </w:pPr>
-            <w:r/>
-            <w:r>
-              <w:rPr>
-                <w:rFonts w:ascii="Calibri" w:hAnsi="Calibri"/>
-                <w:b w:val="0"/>
-                <w:i w:val="0"/>
-                <w:color w:val="000000"/>
-                <w:sz w:val="18"/>
-              </w:rPr>
-              <w:t>41 540</w:t>
+            <w:tcW w:type="dxa" w:w="2443"/>
+          </w:tcPr>
+          <w:p>
+            <w:pPr>
+              <w:spacing w:before="20" w:after="20"/>
+              <w:jc w:val="center"/>
+            </w:pPr>
+            <w:r/>
+            <w:r>
+              <w:rPr>
+                <w:rFonts w:ascii="Calibri" w:hAnsi="Calibri"/>
+                <w:b w:val="0"/>
+                <w:i w:val="0"/>
+                <w:color w:val="0B5CAD"/>
+                <w:sz w:val="18"/>
+              </w:rPr>
+              <w:t xml:space="preserve">[P060212 / JD112501]</w:t>
+            </w:r>
+          </w:p>
+        </w:tc>
+        <w:tc>
+          <w:tcPr>
+            <w:vAlign w:val="center"/>
+            <w:tcW w:type="dxa" w:w="810"/>
+          </w:tcPr>
+          <w:p>
+            <w:pPr>
+              <w:spacing w:before="20" w:after="20"/>
+              <w:jc w:val="center"/>
+            </w:pPr>
+            <w:r/>
+            <w:r>
+              <w:rPr>
+                <w:rFonts w:ascii="Calibri" w:hAnsi="Calibri"/>
+                <w:b w:val="0"/>
+                <w:i w:val="0"/>
+                <w:color w:val="0B5CAD"/>
+                <w:sz w:val="18"/>
+              </w:rPr>
+              <w:t xml:space="preserve">[104]</w:t>
+            </w:r>
+          </w:p>
+        </w:tc>
+        <w:tc>
+          <w:tcPr>
+            <w:vAlign w:val="center"/>
+            <w:tcW w:type="dxa" w:w="936"/>
+          </w:tcPr>
+          <w:p>
+            <w:pPr>
+              <w:spacing w:before="20" w:after="20"/>
+              <w:jc w:val="center"/>
+            </w:pPr>
+            <w:r/>
+            <w:r>
+              <w:rPr>
+                <w:rFonts w:ascii="Calibri" w:hAnsi="Calibri"/>
+                <w:b w:val="0"/>
+                <w:i w:val="0"/>
+                <w:color w:val="0B5CAD"/>
+                <w:sz w:val="18"/>
+              </w:rPr>
+              <w:t xml:space="preserve">[11]</w:t>
+            </w:r>
+          </w:p>
+        </w:tc>
+        <w:tc>
+          <w:tcPr>
+            <w:vAlign w:val="center"/>
+            <w:tcW w:type="dxa" w:w="1293"/>
+          </w:tcPr>
+          <w:p>
+            <w:pPr>
+              <w:spacing w:before="20" w:after="20"/>
+              <w:jc w:val="center"/>
+            </w:pPr>
+            <w:r/>
+            <w:r>
+              <w:rPr>
+                <w:rFonts w:ascii="Calibri" w:hAnsi="Calibri"/>
+                <w:b w:val="0"/>
+                <w:i w:val="0"/>
+                <w:color w:val="0B5CAD"/>
+                <w:sz w:val="18"/>
+              </w:rPr>
+              <w:t xml:space="preserve">[41 540]</w:t>
             </w:r>
           </w:p>
         </w:tc>
@@ -4952,7 +4860,7 @@
           <w:tcPr>
             <w:shd w:val="clear" w:color="auto" w:fill="F2F2F2"/>
             <w:vAlign w:val="center"/>
-            <w:tcW w:type="dxa" w:w="1543"/>
+            <w:tcW w:type="dxa" w:w="1486"/>
           </w:tcPr>
           <w:p>
             <w:pPr>
@@ -4976,7 +4884,7 @@
           <w:tcPr>
             <w:shd w:val="clear" w:color="auto" w:fill="F7FAFC"/>
             <w:vAlign w:val="center"/>
-            <w:tcW w:type="dxa" w:w="3698"/>
+            <w:tcW w:type="dxa" w:w="3496"/>
           </w:tcPr>
           <w:p>
             <w:pPr>
@@ -5020,23 +4928,23 @@
           <w:tcPr>
             <w:shd w:val="clear" w:color="auto" w:fill="F7FAFC"/>
             <w:vAlign w:val="center"/>
-            <w:tcW w:type="dxa" w:w="2371"/>
-          </w:tcPr>
-          <w:p>
-            <w:pPr>
-              <w:spacing w:before="20" w:after="20"/>
-              <w:jc w:val="center"/>
-            </w:pPr>
-            <w:r/>
-            <w:r>
-              <w:rPr>
-                <w:rFonts w:ascii="Calibri" w:hAnsi="Calibri"/>
-                <w:b w:val="0"/>
-                <w:i w:val="0"/>
-                <w:color w:val="000000"/>
-                <w:sz w:val="18"/>
-              </w:rPr>
-              <w:t>OPM1024</w:t>
+            <w:tcW w:type="dxa" w:w="2443"/>
+          </w:tcPr>
+          <w:p>
+            <w:pPr>
+              <w:spacing w:before="20" w:after="20"/>
+              <w:jc w:val="center"/>
+            </w:pPr>
+            <w:r/>
+            <w:r>
+              <w:rPr>
+                <w:rFonts w:ascii="Calibri" w:hAnsi="Calibri"/>
+                <w:b w:val="0"/>
+                <w:i w:val="0"/>
+                <w:color w:val="0B5CAD"/>
+                <w:sz w:val="18"/>
+              </w:rPr>
+              <w:t xml:space="preserve">[OPM1024]</w:t>
             </w:r>
           </w:p>
         </w:tc>
@@ -5044,23 +4952,23 @@
           <w:tcPr>
             <w:shd w:val="clear" w:color="auto" w:fill="F7FAFC"/>
             <w:vAlign w:val="center"/>
-            <w:tcW w:type="dxa" w:w="667"/>
-          </w:tcPr>
-          <w:p>
-            <w:pPr>
-              <w:spacing w:before="20" w:after="20"/>
-              <w:jc w:val="center"/>
-            </w:pPr>
-            <w:r/>
-            <w:r>
-              <w:rPr>
-                <w:rFonts w:ascii="Calibri" w:hAnsi="Calibri"/>
-                <w:b w:val="0"/>
-                <w:i w:val="0"/>
-                <w:color w:val="000000"/>
-                <w:sz w:val="18"/>
-              </w:rPr>
-              <w:t>46</w:t>
+            <w:tcW w:type="dxa" w:w="810"/>
+          </w:tcPr>
+          <w:p>
+            <w:pPr>
+              <w:spacing w:before="20" w:after="20"/>
+              <w:jc w:val="center"/>
+            </w:pPr>
+            <w:r/>
+            <w:r>
+              <w:rPr>
+                <w:rFonts w:ascii="Calibri" w:hAnsi="Calibri"/>
+                <w:b w:val="0"/>
+                <w:i w:val="0"/>
+                <w:color w:val="0B5CAD"/>
+                <w:sz w:val="18"/>
+              </w:rPr>
+              <w:t xml:space="preserve">[113]</w:t>
             </w:r>
           </w:p>
         </w:tc>
@@ -5068,23 +4976,23 @@
           <w:tcPr>
             <w:shd w:val="clear" w:color="auto" w:fill="F7FAFC"/>
             <w:vAlign w:val="center"/>
-            <w:tcW w:type="dxa" w:w="980"/>
-          </w:tcPr>
-          <w:p>
-            <w:pPr>
-              <w:spacing w:before="20" w:after="20"/>
-              <w:jc w:val="center"/>
-            </w:pPr>
-            <w:r/>
-            <w:r>
-              <w:rPr>
-                <w:rFonts w:ascii="Calibri" w:hAnsi="Calibri"/>
-                <w:b w:val="0"/>
-                <w:i w:val="0"/>
-                <w:color w:val="000000"/>
-                <w:sz w:val="18"/>
-              </w:rPr>
-              <w:t>5</w:t>
+            <w:tcW w:type="dxa" w:w="936"/>
+          </w:tcPr>
+          <w:p>
+            <w:pPr>
+              <w:spacing w:before="20" w:after="20"/>
+              <w:jc w:val="center"/>
+            </w:pPr>
+            <w:r/>
+            <w:r>
+              <w:rPr>
+                <w:rFonts w:ascii="Calibri" w:hAnsi="Calibri"/>
+                <w:b w:val="0"/>
+                <w:i w:val="0"/>
+                <w:color w:val="0B5CAD"/>
+                <w:sz w:val="18"/>
+              </w:rPr>
+              <w:t xml:space="preserve">[12]</w:t>
             </w:r>
           </w:p>
         </w:tc>
@@ -5092,23 +5000,23 @@
           <w:tcPr>
             <w:shd w:val="clear" w:color="auto" w:fill="F7FAFC"/>
             <w:vAlign w:val="center"/>
-            <w:tcW w:type="dxa" w:w="1204"/>
-          </w:tcPr>
-          <w:p>
-            <w:pPr>
-              <w:spacing w:before="20" w:after="20"/>
-              <w:jc w:val="center"/>
-            </w:pPr>
-            <w:r/>
-            <w:r>
-              <w:rPr>
-                <w:rFonts w:ascii="Calibri" w:hAnsi="Calibri"/>
-                <w:b w:val="0"/>
-                <w:i w:val="0"/>
-                <w:color w:val="000000"/>
-                <w:sz w:val="18"/>
-              </w:rPr>
-              <w:t>45 460</w:t>
+            <w:tcW w:type="dxa" w:w="1293"/>
+          </w:tcPr>
+          <w:p>
+            <w:pPr>
+              <w:spacing w:before="20" w:after="20"/>
+              <w:jc w:val="center"/>
+            </w:pPr>
+            <w:r/>
+            <w:r>
+              <w:rPr>
+                <w:rFonts w:ascii="Calibri" w:hAnsi="Calibri"/>
+                <w:b w:val="0"/>
+                <w:i w:val="0"/>
+                <w:color w:val="0B5CAD"/>
+                <w:sz w:val="18"/>
+              </w:rPr>
+              <w:t xml:space="preserve">[45 460]</w:t>
             </w:r>
           </w:p>
         </w:tc>
@@ -5121,7 +5029,7 @@
           <w:tcPr>
             <w:shd w:val="clear" w:color="auto" w:fill="F2F2F2"/>
             <w:vAlign w:val="center"/>
-            <w:tcW w:type="dxa" w:w="1543"/>
+            <w:tcW w:type="dxa" w:w="1486"/>
           </w:tcPr>
           <w:p>
             <w:pPr>
@@ -5144,7 +5052,7 @@
         <w:tc>
           <w:tcPr>
             <w:vAlign w:val="center"/>
-            <w:tcW w:type="dxa" w:w="3698"/>
+            <w:tcW w:type="dxa" w:w="3496"/>
           </w:tcPr>
           <w:p>
             <w:pPr>
@@ -5187,92 +5095,92 @@
         <w:tc>
           <w:tcPr>
             <w:vAlign w:val="center"/>
-            <w:tcW w:type="dxa" w:w="2371"/>
-          </w:tcPr>
-          <w:p>
-            <w:pPr>
-              <w:spacing w:before="20" w:after="20"/>
-              <w:jc w:val="center"/>
-            </w:pPr>
-            <w:r/>
-            <w:r>
-              <w:rPr>
-                <w:rFonts w:ascii="Calibri" w:hAnsi="Calibri"/>
-                <w:b w:val="0"/>
-                <w:i w:val="0"/>
-                <w:color w:val="000000"/>
-                <w:sz w:val="18"/>
-              </w:rPr>
-              <w:t>P050062 / OPM1024_02</w:t>
-            </w:r>
-          </w:p>
-        </w:tc>
-        <w:tc>
-          <w:tcPr>
-            <w:vAlign w:val="center"/>
-            <w:tcW w:type="dxa" w:w="667"/>
-          </w:tcPr>
-          <w:p>
-            <w:pPr>
-              <w:spacing w:before="20" w:after="20"/>
-              <w:jc w:val="center"/>
-            </w:pPr>
-            <w:r/>
-            <w:r>
-              <w:rPr>
-                <w:rFonts w:ascii="Calibri" w:hAnsi="Calibri"/>
-                <w:b w:val="0"/>
-                <w:i w:val="0"/>
-                <w:color w:val="000000"/>
-                <w:sz w:val="18"/>
-              </w:rPr>
-              <w:t>157</w:t>
-            </w:r>
-          </w:p>
-        </w:tc>
-        <w:tc>
-          <w:tcPr>
-            <w:vAlign w:val="center"/>
-            <w:tcW w:type="dxa" w:w="980"/>
-          </w:tcPr>
-          <w:p>
-            <w:pPr>
-              <w:spacing w:before="20" w:after="20"/>
-              <w:jc w:val="center"/>
-            </w:pPr>
-            <w:r/>
-            <w:r>
-              <w:rPr>
-                <w:rFonts w:ascii="Calibri" w:hAnsi="Calibri"/>
-                <w:b w:val="0"/>
-                <w:i w:val="0"/>
-                <w:color w:val="000000"/>
-                <w:sz w:val="18"/>
-              </w:rPr>
-              <w:t>16</w:t>
-            </w:r>
-          </w:p>
-        </w:tc>
-        <w:tc>
-          <w:tcPr>
-            <w:vAlign w:val="center"/>
-            <w:tcW w:type="dxa" w:w="1204"/>
-          </w:tcPr>
-          <w:p>
-            <w:pPr>
-              <w:spacing w:before="20" w:after="20"/>
-              <w:jc w:val="center"/>
-            </w:pPr>
-            <w:r/>
-            <w:r>
-              <w:rPr>
-                <w:rFonts w:ascii="Calibri" w:hAnsi="Calibri"/>
-                <w:b w:val="0"/>
-                <w:i w:val="0"/>
-                <w:color w:val="000000"/>
-                <w:sz w:val="18"/>
-              </w:rPr>
-              <w:t>156 140</w:t>
+            <w:tcW w:type="dxa" w:w="2443"/>
+          </w:tcPr>
+          <w:p>
+            <w:pPr>
+              <w:spacing w:before="20" w:after="20"/>
+              <w:jc w:val="center"/>
+            </w:pPr>
+            <w:r/>
+            <w:r>
+              <w:rPr>
+                <w:rFonts w:ascii="Calibri" w:hAnsi="Calibri"/>
+                <w:b w:val="0"/>
+                <w:i w:val="0"/>
+                <w:color w:val="0B5CAD"/>
+                <w:sz w:val="18"/>
+              </w:rPr>
+              <w:t xml:space="preserve">[P050062 / OPM1024_02]</w:t>
+            </w:r>
+          </w:p>
+        </w:tc>
+        <w:tc>
+          <w:tcPr>
+            <w:vAlign w:val="center"/>
+            <w:tcW w:type="dxa" w:w="810"/>
+          </w:tcPr>
+          <w:p>
+            <w:pPr>
+              <w:spacing w:before="20" w:after="20"/>
+              <w:jc w:val="center"/>
+            </w:pPr>
+            <w:r/>
+            <w:r>
+              <w:rPr>
+                <w:rFonts w:ascii="Calibri" w:hAnsi="Calibri"/>
+                <w:b w:val="0"/>
+                <w:i w:val="0"/>
+                <w:color w:val="0B5CAD"/>
+                <w:sz w:val="18"/>
+              </w:rPr>
+              <w:t xml:space="preserve">[389]</w:t>
+            </w:r>
+          </w:p>
+        </w:tc>
+        <w:tc>
+          <w:tcPr>
+            <w:vAlign w:val="center"/>
+            <w:tcW w:type="dxa" w:w="936"/>
+          </w:tcPr>
+          <w:p>
+            <w:pPr>
+              <w:spacing w:before="20" w:after="20"/>
+              <w:jc w:val="center"/>
+            </w:pPr>
+            <w:r/>
+            <w:r>
+              <w:rPr>
+                <w:rFonts w:ascii="Calibri" w:hAnsi="Calibri"/>
+                <w:b w:val="0"/>
+                <w:i w:val="0"/>
+                <w:color w:val="0B5CAD"/>
+                <w:sz w:val="18"/>
+              </w:rPr>
+              <w:t xml:space="preserve">[39]</w:t>
+            </w:r>
+          </w:p>
+        </w:tc>
+        <w:tc>
+          <w:tcPr>
+            <w:vAlign w:val="center"/>
+            <w:tcW w:type="dxa" w:w="1293"/>
+          </w:tcPr>
+          <w:p>
+            <w:pPr>
+              <w:spacing w:before="20" w:after="20"/>
+              <w:jc w:val="center"/>
+            </w:pPr>
+            <w:r/>
+            <w:r>
+              <w:rPr>
+                <w:rFonts w:ascii="Calibri" w:hAnsi="Calibri"/>
+                <w:b w:val="0"/>
+                <w:i w:val="0"/>
+                <w:color w:val="0B5CAD"/>
+                <w:sz w:val="18"/>
+              </w:rPr>
+              <w:t xml:space="preserve">[156 140]</w:t>
             </w:r>
           </w:p>
         </w:tc>
@@ -5285,7 +5193,7 @@
           <w:tcPr>
             <w:shd w:val="clear" w:color="auto" w:fill="F2F2F2"/>
             <w:vAlign w:val="center"/>
-            <w:tcW w:type="dxa" w:w="1543"/>
+            <w:tcW w:type="dxa" w:w="1486"/>
           </w:tcPr>
           <w:p>
             <w:pPr>
@@ -5309,7 +5217,7 @@
           <w:tcPr>
             <w:shd w:val="clear" w:color="auto" w:fill="F7FAFC"/>
             <w:vAlign w:val="center"/>
-            <w:tcW w:type="dxa" w:w="3698"/>
+            <w:tcW w:type="dxa" w:w="3496"/>
           </w:tcPr>
           <w:p>
             <w:pPr>
@@ -5353,23 +5261,23 @@
           <w:tcPr>
             <w:shd w:val="clear" w:color="auto" w:fill="F7FAFC"/>
             <w:vAlign w:val="center"/>
-            <w:tcW w:type="dxa" w:w="2371"/>
-          </w:tcPr>
-          <w:p>
-            <w:pPr>
-              <w:spacing w:before="20" w:after="20"/>
-              <w:jc w:val="center"/>
-            </w:pPr>
-            <w:r/>
-            <w:r>
-              <w:rPr>
-                <w:rFonts w:ascii="Calibri" w:hAnsi="Calibri"/>
-                <w:b w:val="0"/>
-                <w:i w:val="0"/>
-                <w:color w:val="000000"/>
-                <w:sz w:val="18"/>
-              </w:rPr>
-              <w:t>P060242 / OPM122501</w:t>
+            <w:tcW w:type="dxa" w:w="2443"/>
+          </w:tcPr>
+          <w:p>
+            <w:pPr>
+              <w:spacing w:before="20" w:after="20"/>
+              <w:jc w:val="center"/>
+            </w:pPr>
+            <w:r/>
+            <w:r>
+              <w:rPr>
+                <w:rFonts w:ascii="Calibri" w:hAnsi="Calibri"/>
+                <w:b w:val="0"/>
+                <w:i w:val="0"/>
+                <w:color w:val="0B5CAD"/>
+                <w:sz w:val="18"/>
+              </w:rPr>
+              <w:t xml:space="preserve">[P060242 / OPM122501]</w:t>
             </w:r>
           </w:p>
         </w:tc>
@@ -5377,23 +5285,23 @@
           <w:tcPr>
             <w:shd w:val="clear" w:color="auto" w:fill="F7FAFC"/>
             <w:vAlign w:val="center"/>
-            <w:tcW w:type="dxa" w:w="667"/>
-          </w:tcPr>
-          <w:p>
-            <w:pPr>
-              <w:spacing w:before="20" w:after="20"/>
-              <w:jc w:val="center"/>
-            </w:pPr>
-            <w:r/>
-            <w:r>
-              <w:rPr>
-                <w:rFonts w:ascii="Calibri" w:hAnsi="Calibri"/>
-                <w:b w:val="0"/>
-                <w:i w:val="0"/>
-                <w:color w:val="000000"/>
-                <w:sz w:val="18"/>
-              </w:rPr>
-              <w:t>105</w:t>
+            <w:tcW w:type="dxa" w:w="810"/>
+          </w:tcPr>
+          <w:p>
+            <w:pPr>
+              <w:spacing w:before="20" w:after="20"/>
+              <w:jc w:val="center"/>
+            </w:pPr>
+            <w:r/>
+            <w:r>
+              <w:rPr>
+                <w:rFonts w:ascii="Calibri" w:hAnsi="Calibri"/>
+                <w:b w:val="0"/>
+                <w:i w:val="0"/>
+                <w:color w:val="0B5CAD"/>
+                <w:sz w:val="18"/>
+              </w:rPr>
+              <w:t xml:space="preserve">[260]</w:t>
             </w:r>
           </w:p>
         </w:tc>
@@ -5401,23 +5309,23 @@
           <w:tcPr>
             <w:shd w:val="clear" w:color="auto" w:fill="F7FAFC"/>
             <w:vAlign w:val="center"/>
-            <w:tcW w:type="dxa" w:w="980"/>
-          </w:tcPr>
-          <w:p>
-            <w:pPr>
-              <w:spacing w:before="20" w:after="20"/>
-              <w:jc w:val="center"/>
-            </w:pPr>
-            <w:r/>
-            <w:r>
-              <w:rPr>
-                <w:rFonts w:ascii="Calibri" w:hAnsi="Calibri"/>
-                <w:b w:val="0"/>
-                <w:i w:val="0"/>
-                <w:color w:val="000000"/>
-                <w:sz w:val="18"/>
-              </w:rPr>
-              <w:t>11</w:t>
+            <w:tcW w:type="dxa" w:w="936"/>
+          </w:tcPr>
+          <w:p>
+            <w:pPr>
+              <w:spacing w:before="20" w:after="20"/>
+              <w:jc w:val="center"/>
+            </w:pPr>
+            <w:r/>
+            <w:r>
+              <w:rPr>
+                <w:rFonts w:ascii="Calibri" w:hAnsi="Calibri"/>
+                <w:b w:val="0"/>
+                <w:i w:val="0"/>
+                <w:color w:val="0B5CAD"/>
+                <w:sz w:val="18"/>
+              </w:rPr>
+              <w:t xml:space="preserve">[26]</w:t>
             </w:r>
           </w:p>
         </w:tc>
@@ -5425,23 +5333,23 @@
           <w:tcPr>
             <w:shd w:val="clear" w:color="auto" w:fill="F7FAFC"/>
             <w:vAlign w:val="center"/>
-            <w:tcW w:type="dxa" w:w="1204"/>
-          </w:tcPr>
-          <w:p>
-            <w:pPr>
-              <w:spacing w:before="20" w:after="20"/>
-              <w:jc w:val="center"/>
-            </w:pPr>
-            <w:r/>
-            <w:r>
-              <w:rPr>
-                <w:rFonts w:ascii="Calibri" w:hAnsi="Calibri"/>
-                <w:b w:val="0"/>
-                <w:i w:val="0"/>
-                <w:color w:val="000000"/>
-                <w:sz w:val="18"/>
-              </w:rPr>
-              <w:t>104 260</w:t>
+            <w:tcW w:type="dxa" w:w="1293"/>
+          </w:tcPr>
+          <w:p>
+            <w:pPr>
+              <w:spacing w:before="20" w:after="20"/>
+              <w:jc w:val="center"/>
+            </w:pPr>
+            <w:r/>
+            <w:r>
+              <w:rPr>
+                <w:rFonts w:ascii="Calibri" w:hAnsi="Calibri"/>
+                <w:b w:val="0"/>
+                <w:i w:val="0"/>
+                <w:color w:val="0B5CAD"/>
+                <w:sz w:val="18"/>
+              </w:rPr>
+              <w:t xml:space="preserve">[104 260]</w:t>
             </w:r>
           </w:p>
         </w:tc>
@@ -5454,7 +5362,7 @@
           <w:tcPr>
             <w:shd w:val="clear" w:color="auto" w:fill="F2F2F2"/>
             <w:vAlign w:val="center"/>
-            <w:tcW w:type="dxa" w:w="1543"/>
+            <w:tcW w:type="dxa" w:w="1486"/>
           </w:tcPr>
           <w:p>
             <w:pPr>
@@ -5477,7 +5385,7 @@
         <w:tc>
           <w:tcPr>
             <w:vAlign w:val="center"/>
-            <w:tcW w:type="dxa" w:w="3698"/>
+            <w:tcW w:type="dxa" w:w="3496"/>
           </w:tcPr>
           <w:p>
             <w:pPr>
@@ -5520,92 +5428,92 @@
         <w:tc>
           <w:tcPr>
             <w:vAlign w:val="center"/>
-            <w:tcW w:type="dxa" w:w="2371"/>
-          </w:tcPr>
-          <w:p>
-            <w:pPr>
-              <w:spacing w:before="20" w:after="20"/>
-              <w:jc w:val="center"/>
-            </w:pPr>
-            <w:r/>
-            <w:r>
-              <w:rPr>
-                <w:rFonts w:ascii="Calibri" w:hAnsi="Calibri"/>
-                <w:b w:val="0"/>
-                <w:i w:val="0"/>
-                <w:color w:val="000000"/>
-                <w:sz w:val="18"/>
-              </w:rPr>
-              <w:t>P060062 / PM092501</w:t>
-            </w:r>
-          </w:p>
-        </w:tc>
-        <w:tc>
-          <w:tcPr>
-            <w:vAlign w:val="center"/>
-            <w:tcW w:type="dxa" w:w="667"/>
-          </w:tcPr>
-          <w:p>
-            <w:pPr>
-              <w:spacing w:before="20" w:after="20"/>
-              <w:jc w:val="center"/>
-            </w:pPr>
-            <w:r/>
-            <w:r>
-              <w:rPr>
-                <w:rFonts w:ascii="Calibri" w:hAnsi="Calibri"/>
-                <w:b w:val="0"/>
-                <w:i w:val="0"/>
-                <w:color w:val="000000"/>
-                <w:sz w:val="18"/>
-              </w:rPr>
-              <w:t>21</w:t>
-            </w:r>
-          </w:p>
-        </w:tc>
-        <w:tc>
-          <w:tcPr>
-            <w:vAlign w:val="center"/>
-            <w:tcW w:type="dxa" w:w="980"/>
-          </w:tcPr>
-          <w:p>
-            <w:pPr>
-              <w:spacing w:before="20" w:after="20"/>
-              <w:jc w:val="center"/>
-            </w:pPr>
-            <w:r/>
-            <w:r>
-              <w:rPr>
-                <w:rFonts w:ascii="Calibri" w:hAnsi="Calibri"/>
-                <w:b w:val="0"/>
-                <w:i w:val="0"/>
-                <w:color w:val="000000"/>
-                <w:sz w:val="18"/>
-              </w:rPr>
-              <w:t>3</w:t>
-            </w:r>
-          </w:p>
-        </w:tc>
-        <w:tc>
-          <w:tcPr>
-            <w:vAlign w:val="center"/>
-            <w:tcW w:type="dxa" w:w="1204"/>
-          </w:tcPr>
-          <w:p>
-            <w:pPr>
-              <w:spacing w:before="20" w:after="20"/>
-              <w:jc w:val="center"/>
-            </w:pPr>
-            <w:r/>
-            <w:r>
-              <w:rPr>
-                <w:rFonts w:ascii="Calibri" w:hAnsi="Calibri"/>
-                <w:b w:val="0"/>
-                <w:i w:val="0"/>
-                <w:color w:val="000000"/>
-                <w:sz w:val="18"/>
-              </w:rPr>
-              <w:t>20 230</w:t>
+            <w:tcW w:type="dxa" w:w="2443"/>
+          </w:tcPr>
+          <w:p>
+            <w:pPr>
+              <w:spacing w:before="20" w:after="20"/>
+              <w:jc w:val="center"/>
+            </w:pPr>
+            <w:r/>
+            <w:r>
+              <w:rPr>
+                <w:rFonts w:ascii="Calibri" w:hAnsi="Calibri"/>
+                <w:b w:val="0"/>
+                <w:i w:val="0"/>
+                <w:color w:val="0B5CAD"/>
+                <w:sz w:val="18"/>
+              </w:rPr>
+              <w:t xml:space="preserve">[P060062 / PM092501]</w:t>
+            </w:r>
+          </w:p>
+        </w:tc>
+        <w:tc>
+          <w:tcPr>
+            <w:vAlign w:val="center"/>
+            <w:tcW w:type="dxa" w:w="810"/>
+          </w:tcPr>
+          <w:p>
+            <w:pPr>
+              <w:spacing w:before="20" w:after="20"/>
+              <w:jc w:val="center"/>
+            </w:pPr>
+            <w:r/>
+            <w:r>
+              <w:rPr>
+                <w:rFonts w:ascii="Calibri" w:hAnsi="Calibri"/>
+                <w:b w:val="0"/>
+                <w:i w:val="0"/>
+                <w:color w:val="0B5CAD"/>
+                <w:sz w:val="18"/>
+              </w:rPr>
+              <w:t xml:space="preserve">[50]</w:t>
+            </w:r>
+          </w:p>
+        </w:tc>
+        <w:tc>
+          <w:tcPr>
+            <w:vAlign w:val="center"/>
+            <w:tcW w:type="dxa" w:w="936"/>
+          </w:tcPr>
+          <w:p>
+            <w:pPr>
+              <w:spacing w:before="20" w:after="20"/>
+              <w:jc w:val="center"/>
+            </w:pPr>
+            <w:r/>
+            <w:r>
+              <w:rPr>
+                <w:rFonts w:ascii="Calibri" w:hAnsi="Calibri"/>
+                <w:b w:val="0"/>
+                <w:i w:val="0"/>
+                <w:color w:val="0B5CAD"/>
+                <w:sz w:val="18"/>
+              </w:rPr>
+              <w:t xml:space="preserve">[5]</w:t>
+            </w:r>
+          </w:p>
+        </w:tc>
+        <w:tc>
+          <w:tcPr>
+            <w:vAlign w:val="center"/>
+            <w:tcW w:type="dxa" w:w="1293"/>
+          </w:tcPr>
+          <w:p>
+            <w:pPr>
+              <w:spacing w:before="20" w:after="20"/>
+              <w:jc w:val="center"/>
+            </w:pPr>
+            <w:r/>
+            <w:r>
+              <w:rPr>
+                <w:rFonts w:ascii="Calibri" w:hAnsi="Calibri"/>
+                <w:b w:val="0"/>
+                <w:i w:val="0"/>
+                <w:color w:val="0B5CAD"/>
+                <w:sz w:val="18"/>
+              </w:rPr>
+              <w:t xml:space="preserve">[20 230]</w:t>
             </w:r>
           </w:p>
         </w:tc>
@@ -5618,7 +5526,7 @@
           <w:tcPr>
             <w:shd w:val="clear" w:color="auto" w:fill="F2F2F2"/>
             <w:vAlign w:val="center"/>
-            <w:tcW w:type="dxa" w:w="1543"/>
+            <w:tcW w:type="dxa" w:w="1486"/>
           </w:tcPr>
           <w:p>
             <w:pPr>
@@ -5642,7 +5550,7 @@
           <w:tcPr>
             <w:shd w:val="clear" w:color="auto" w:fill="F7FAFC"/>
             <w:vAlign w:val="center"/>
-            <w:tcW w:type="dxa" w:w="3698"/>
+            <w:tcW w:type="dxa" w:w="3496"/>
           </w:tcPr>
           <w:p>
             <w:pPr>
@@ -5686,23 +5594,23 @@
           <w:tcPr>
             <w:shd w:val="clear" w:color="auto" w:fill="F7FAFC"/>
             <w:vAlign w:val="center"/>
-            <w:tcW w:type="dxa" w:w="2371"/>
-          </w:tcPr>
-          <w:p>
-            <w:pPr>
-              <w:spacing w:before="20" w:after="20"/>
-              <w:jc w:val="center"/>
-            </w:pPr>
-            <w:r/>
-            <w:r>
-              <w:rPr>
-                <w:rFonts w:ascii="Calibri" w:hAnsi="Calibri"/>
-                <w:b w:val="0"/>
-                <w:i w:val="0"/>
-                <w:color w:val="000000"/>
-                <w:sz w:val="18"/>
-              </w:rPr>
-              <w:t>P060382 / SCR012603</w:t>
+            <w:tcW w:type="dxa" w:w="2443"/>
+          </w:tcPr>
+          <w:p>
+            <w:pPr>
+              <w:spacing w:before="20" w:after="20"/>
+              <w:jc w:val="center"/>
+            </w:pPr>
+            <w:r/>
+            <w:r>
+              <w:rPr>
+                <w:rFonts w:ascii="Calibri" w:hAnsi="Calibri"/>
+                <w:b w:val="0"/>
+                <w:i w:val="0"/>
+                <w:color w:val="0B5CAD"/>
+                <w:sz w:val="18"/>
+              </w:rPr>
+              <w:t xml:space="preserve">[P060382 / SCR012603]</w:t>
             </w:r>
           </w:p>
         </w:tc>
@@ -5710,23 +5618,23 @@
           <w:tcPr>
             <w:shd w:val="clear" w:color="auto" w:fill="F7FAFC"/>
             <w:vAlign w:val="center"/>
-            <w:tcW w:type="dxa" w:w="667"/>
-          </w:tcPr>
-          <w:p>
-            <w:pPr>
-              <w:spacing w:before="20" w:after="20"/>
-              <w:jc w:val="center"/>
-            </w:pPr>
-            <w:r/>
-            <w:r>
-              <w:rPr>
-                <w:rFonts w:ascii="Calibri" w:hAnsi="Calibri"/>
-                <w:b w:val="0"/>
-                <w:i w:val="0"/>
-                <w:color w:val="000000"/>
-                <w:sz w:val="18"/>
-              </w:rPr>
-              <w:t>80</w:t>
+            <w:tcW w:type="dxa" w:w="810"/>
+          </w:tcPr>
+          <w:p>
+            <w:pPr>
+              <w:spacing w:before="20" w:after="20"/>
+              <w:jc w:val="center"/>
+            </w:pPr>
+            <w:r/>
+            <w:r>
+              <w:rPr>
+                <w:rFonts w:ascii="Calibri" w:hAnsi="Calibri"/>
+                <w:b w:val="0"/>
+                <w:i w:val="0"/>
+                <w:color w:val="0B5CAD"/>
+                <w:sz w:val="18"/>
+              </w:rPr>
+              <w:t xml:space="preserve">[199]</w:t>
             </w:r>
           </w:p>
         </w:tc>
@@ -5734,23 +5642,23 @@
           <w:tcPr>
             <w:shd w:val="clear" w:color="auto" w:fill="F7FAFC"/>
             <w:vAlign w:val="center"/>
-            <w:tcW w:type="dxa" w:w="980"/>
-          </w:tcPr>
-          <w:p>
-            <w:pPr>
-              <w:spacing w:before="20" w:after="20"/>
-              <w:jc w:val="center"/>
-            </w:pPr>
-            <w:r/>
-            <w:r>
-              <w:rPr>
-                <w:rFonts w:ascii="Calibri" w:hAnsi="Calibri"/>
-                <w:b w:val="0"/>
-                <w:i w:val="0"/>
-                <w:color w:val="000000"/>
-                <w:sz w:val="18"/>
-              </w:rPr>
-              <w:t>8</w:t>
+            <w:tcW w:type="dxa" w:w="936"/>
+          </w:tcPr>
+          <w:p>
+            <w:pPr>
+              <w:spacing w:before="20" w:after="20"/>
+              <w:jc w:val="center"/>
+            </w:pPr>
+            <w:r/>
+            <w:r>
+              <w:rPr>
+                <w:rFonts w:ascii="Calibri" w:hAnsi="Calibri"/>
+                <w:b w:val="0"/>
+                <w:i w:val="0"/>
+                <w:color w:val="0B5CAD"/>
+                <w:sz w:val="18"/>
+              </w:rPr>
+              <w:t xml:space="preserve">[20]</w:t>
             </w:r>
           </w:p>
         </w:tc>
@@ -5758,23 +5666,23 @@
           <w:tcPr>
             <w:shd w:val="clear" w:color="auto" w:fill="F7FAFC"/>
             <w:vAlign w:val="center"/>
-            <w:tcW w:type="dxa" w:w="1204"/>
-          </w:tcPr>
-          <w:p>
-            <w:pPr>
-              <w:spacing w:before="20" w:after="20"/>
-              <w:jc w:val="center"/>
-            </w:pPr>
-            <w:r/>
-            <w:r>
-              <w:rPr>
-                <w:rFonts w:ascii="Calibri" w:hAnsi="Calibri"/>
-                <w:b w:val="0"/>
-                <w:i w:val="0"/>
-                <w:color w:val="000000"/>
-                <w:sz w:val="18"/>
-              </w:rPr>
-              <w:t>79 810</w:t>
+            <w:tcW w:type="dxa" w:w="1293"/>
+          </w:tcPr>
+          <w:p>
+            <w:pPr>
+              <w:spacing w:before="20" w:after="20"/>
+              <w:jc w:val="center"/>
+            </w:pPr>
+            <w:r/>
+            <w:r>
+              <w:rPr>
+                <w:rFonts w:ascii="Calibri" w:hAnsi="Calibri"/>
+                <w:b w:val="0"/>
+                <w:i w:val="0"/>
+                <w:color w:val="0B5CAD"/>
+                <w:sz w:val="18"/>
+              </w:rPr>
+              <w:t xml:space="preserve">[79 810]</w:t>
             </w:r>
           </w:p>
         </w:tc>
@@ -5787,7 +5695,7 @@
           <w:tcPr>
             <w:shd w:val="clear" w:color="auto" w:fill="F2F2F2"/>
             <w:vAlign w:val="center"/>
-            <w:tcW w:type="dxa" w:w="1543"/>
+            <w:tcW w:type="dxa" w:w="1486"/>
           </w:tcPr>
           <w:p>
             <w:pPr>
@@ -5830,36 +5738,46 @@
         <w:tc>
           <w:tcPr>
             <w:vAlign w:val="center"/>
-            <w:tcW w:type="dxa" w:w="3698"/>
-          </w:tcPr>
-          <w:p>
-            <w:pPr>
-              <w:spacing w:before="20" w:after="20"/>
-              <w:jc w:val="center"/>
-            </w:pPr>
-            <w:r/>
-          </w:p>
-        </w:tc>
-        <w:tc>
-          <w:tcPr>
-            <w:vAlign w:val="center"/>
-            <w:tcW w:type="dxa" w:w="2371"/>
-          </w:tcPr>
-          <w:p>
-            <w:pPr>
-              <w:spacing w:before="20" w:after="20"/>
-              <w:jc w:val="center"/>
-            </w:pPr>
-            <w:r/>
-            <w:r>
-              <w:rPr>
-                <w:rFonts w:ascii="Calibri" w:hAnsi="Calibri"/>
-                <w:b w:val="0"/>
-                <w:i w:val="0"/>
-                <w:color w:val="000000"/>
-                <w:sz w:val="18"/>
-              </w:rPr>
-              <w:t>20 серии</w:t>
+            <w:tcW w:type="dxa" w:w="3496"/>
+          </w:tcPr>
+          <w:p>
+            <w:pPr>
+              <w:spacing w:before="20" w:after="20"/>
+              <w:jc w:val="center"/>
+            </w:pPr>
+            <w:r/>
+            <w:r>
+              <w:rPr>
+                <w:rFonts w:ascii="Calibri" w:hAnsi="Calibri"/>
+                <w:b w:val="0"/>
+                <w:i w:val="0"/>
+                <w:color w:val="000000"/>
+                <w:sz w:val="18"/>
+              </w:rPr>
+              <w:t>—</w:t>
+            </w:r>
+          </w:p>
+        </w:tc>
+        <w:tc>
+          <w:tcPr>
+            <w:vAlign w:val="center"/>
+            <w:tcW w:type="dxa" w:w="2443"/>
+          </w:tcPr>
+          <w:p>
+            <w:pPr>
+              <w:spacing w:before="20" w:after="20"/>
+              <w:jc w:val="center"/>
+            </w:pPr>
+            <w:r/>
+            <w:r>
+              <w:rPr>
+                <w:rFonts w:ascii="Calibri" w:hAnsi="Calibri"/>
+                <w:b w:val="0"/>
+                <w:i w:val="0"/>
+                <w:color w:val="0B5CAD"/>
+                <w:sz w:val="18"/>
+              </w:rPr>
+              <w:t xml:space="preserve">[20 серии]</w:t>
             </w:r>
             <w:r>
               <w:rPr>
@@ -5876,79 +5794,79 @@
                 <w:rFonts w:ascii="Calibri" w:hAnsi="Calibri"/>
                 <w:b w:val="0"/>
                 <w:i/>
-                <w:color w:val="000000"/>
+                <w:color w:val="0B5CAD"/>
                 <w:sz w:val="14"/>
               </w:rPr>
-              <w:t>20 batches</w:t>
-            </w:r>
-          </w:p>
-        </w:tc>
-        <w:tc>
-          <w:tcPr>
-            <w:vAlign w:val="center"/>
-            <w:tcW w:type="dxa" w:w="667"/>
-          </w:tcPr>
-          <w:p>
-            <w:pPr>
-              <w:spacing w:before="20" w:after="20"/>
-              <w:jc w:val="center"/>
-            </w:pPr>
-            <w:r/>
-            <w:r>
-              <w:rPr>
-                <w:rFonts w:ascii="Calibri" w:hAnsi="Calibri"/>
-                <w:b w:val="0"/>
-                <w:i w:val="0"/>
-                <w:color w:val="000000"/>
-                <w:sz w:val="18"/>
-              </w:rPr>
-              <w:t>1480</w:t>
-            </w:r>
-          </w:p>
-        </w:tc>
-        <w:tc>
-          <w:tcPr>
-            <w:vAlign w:val="center"/>
-            <w:tcW w:type="dxa" w:w="980"/>
-          </w:tcPr>
-          <w:p>
-            <w:pPr>
-              <w:spacing w:before="20" w:after="20"/>
-              <w:jc w:val="center"/>
-            </w:pPr>
-            <w:r/>
-            <w:r>
-              <w:rPr>
-                <w:rFonts w:ascii="Calibri" w:hAnsi="Calibri"/>
-                <w:b w:val="0"/>
-                <w:i w:val="0"/>
-                <w:color w:val="000000"/>
-                <w:sz w:val="18"/>
-              </w:rPr>
-              <w:t>159</w:t>
-            </w:r>
-          </w:p>
-        </w:tc>
-        <w:tc>
-          <w:tcPr>
-            <w:vAlign w:val="center"/>
-            <w:tcW w:type="dxa" w:w="1204"/>
-          </w:tcPr>
-          <w:p>
-            <w:pPr>
-              <w:spacing w:before="20" w:after="20"/>
-              <w:jc w:val="center"/>
-            </w:pPr>
-            <w:r/>
-            <w:r>
-              <w:rPr>
-                <w:rFonts w:ascii="Calibri" w:hAnsi="Calibri"/>
-                <w:b w:val="0"/>
-                <w:i w:val="0"/>
-                <w:color w:val="000000"/>
-                <w:sz w:val="18"/>
-              </w:rPr>
-              <w:t>1 471 510</w:t>
+              <w:t xml:space="preserve">[20 batches]</w:t>
+            </w:r>
+          </w:p>
+        </w:tc>
+        <w:tc>
+          <w:tcPr>
+            <w:vAlign w:val="center"/>
+            <w:tcW w:type="dxa" w:w="810"/>
+          </w:tcPr>
+          <w:p>
+            <w:pPr>
+              <w:spacing w:before="20" w:after="20"/>
+              <w:jc w:val="center"/>
+            </w:pPr>
+            <w:r/>
+            <w:r>
+              <w:rPr>
+                <w:rFonts w:ascii="Calibri" w:hAnsi="Calibri"/>
+                <w:b w:val="0"/>
+                <w:i w:val="0"/>
+                <w:color w:val="0B5CAD"/>
+                <w:sz w:val="18"/>
+              </w:rPr>
+              <w:t xml:space="preserve">[3668]</w:t>
+            </w:r>
+          </w:p>
+        </w:tc>
+        <w:tc>
+          <w:tcPr>
+            <w:vAlign w:val="center"/>
+            <w:tcW w:type="dxa" w:w="936"/>
+          </w:tcPr>
+          <w:p>
+            <w:pPr>
+              <w:spacing w:before="20" w:after="20"/>
+              <w:jc w:val="center"/>
+            </w:pPr>
+            <w:r/>
+            <w:r>
+              <w:rPr>
+                <w:rFonts w:ascii="Calibri" w:hAnsi="Calibri"/>
+                <w:b w:val="0"/>
+                <w:i w:val="0"/>
+                <w:color w:val="0B5CAD"/>
+                <w:sz w:val="18"/>
+              </w:rPr>
+              <w:t xml:space="preserve">[373]</w:t>
+            </w:r>
+          </w:p>
+        </w:tc>
+        <w:tc>
+          <w:tcPr>
+            <w:vAlign w:val="center"/>
+            <w:tcW w:type="dxa" w:w="1293"/>
+          </w:tcPr>
+          <w:p>
+            <w:pPr>
+              <w:spacing w:before="20" w:after="20"/>
+              <w:jc w:val="center"/>
+            </w:pPr>
+            <w:r/>
+            <w:r>
+              <w:rPr>
+                <w:rFonts w:ascii="Calibri" w:hAnsi="Calibri"/>
+                <w:b w:val="0"/>
+                <w:i w:val="0"/>
+                <w:color w:val="0B5CAD"/>
+                <w:sz w:val="18"/>
+              </w:rPr>
+              <w:t xml:space="preserve">[1 471 510]</w:t>
             </w:r>
           </w:p>
         </w:tc>
@@ -5992,6 +5910,7 @@
           </w:tcPr>
           <w:p>
             <w:pPr>
+              <w:keepNext/>
               <w:spacing w:before="20" w:after="20"/>
               <w:jc w:val="left"/>
             </w:pPr>
@@ -6035,19 +5954,173 @@
           </w:tcPr>
           <w:p>
             <w:pPr>
-              <w:spacing w:before="20" w:after="20"/>
-              <w:jc w:val="center"/>
-            </w:pPr>
-            <w:r/>
-            <w:r>
-              <w:rPr>
-                <w:rFonts w:ascii="Calibri" w:hAnsi="Calibri"/>
-                <w:b w:val="0"/>
-                <w:i w:val="0"/>
-                <w:color w:val="000000"/>
+              <w:keepNext/>
+              <w:spacing w:before="20" w:after="20"/>
+              <w:jc w:val="center"/>
+            </w:pPr>
+            <w:r/>
+            <w:r>
+              <w:rPr>
+                <w:rFonts w:ascii="Calibri" w:hAnsi="Calibri"/>
+                <w:b w:val="0"/>
+                <w:i w:val="0"/>
+                <w:color w:val="0B5CAD"/>
                 <w:sz w:val="20"/>
               </w:rPr>
-              <w:t>20 (G 20 / M 0)</w:t>
+              <w:t xml:space="preserve">[47 (G 47 / M 0) во 2 возила</w:t>
+            </w:r>
+            <w:r>
+              <w:rPr>
+                <w:rFonts w:ascii="Calibri" w:hAnsi="Calibri"/>
+                <w:b w:val="0"/>
+                <w:i w:val="0"/>
+                <w:color w:val="0B5CAD"/>
+                <w:sz w:val="16"/>
+              </w:rPr>
+              <w:t xml:space="preserve"> | </w:t>
+            </w:r>
+            <w:r>
+              <w:rPr>
+                <w:rFonts w:ascii="Calibri" w:hAnsi="Calibri"/>
+                <w:b w:val="0"/>
+                <w:i/>
+                <w:color w:val="0B5CAD"/>
+                <w:sz w:val="16"/>
+              </w:rPr>
+              <w:t xml:space="preserve">47 (L 47 / S 0) in 2 vehicles]</w:t>
+            </w:r>
+          </w:p>
+        </w:tc>
+      </w:tr>
+    </w:tbl>
+    <w:tbl>
+      <w:tblPr>
+        <w:jc w:val="center"/>
+        <w:tblLook w:firstColumn="1" w:firstRow="1" w:lastColumn="0" w:lastRow="0" w:noHBand="0" w:noVBand="1" w:val="04A0"/>
+        <w:tblLayout w:type="fixed"/>
+        <w:tblW w:type="pct" w:w="5000"/>
+        <w:tblInd w:type="dxa" w:w="0"/>
+        <w:tblBorders>
+          <w:top w:val="single" w:sz="4" w:space="0" w:color="2B547E"/>
+          <w:left w:val="single" w:sz="4" w:space="0" w:color="2B547E"/>
+          <w:bottom w:val="single" w:sz="4" w:space="0" w:color="2B547E"/>
+          <w:right w:val="single" w:sz="4" w:space="0" w:color="2B547E"/>
+          <w:insideH w:val="single" w:sz="4" w:space="0" w:color="2B547E"/>
+          <w:insideV w:val="single" w:sz="4" w:space="0" w:color="2B547E"/>
+        </w:tblBorders>
+      </w:tblPr>
+      <w:tblGrid>
+        <w:gridCol w:w="3288"/>
+        <w:gridCol w:w="7178"/>
+      </w:tblGrid>
+      <w:tr>
+        <w:trPr>
+          <w:cantSplit/>
+        </w:trPr>
+        <w:tc>
+          <w:tcPr>
+            <w:shd w:val="clear" w:color="auto" w:fill="F2F2F2"/>
+            <w:vAlign w:val="center"/>
+            <w:tcW w:type="pct" w:w="1570"/>
+          </w:tcPr>
+          <w:p>
+            <w:pPr>
+              <w:spacing w:before="20" w:after="20"/>
+              <w:jc w:val="left"/>
+            </w:pPr>
+            <w:r/>
+            <w:r>
+              <w:rPr>
+                <w:rFonts w:ascii="Calibri" w:hAnsi="Calibri"/>
+                <w:b/>
+                <w:i w:val="0"/>
+                <w:color w:val="000000"/>
+                <w:sz w:val="20"/>
+              </w:rPr>
+              <w:t>Ретенциони мостри (број / вкупна маса, g)</w:t>
+            </w:r>
+            <w:r>
+              <w:rPr>
+                <w:rFonts w:ascii="Calibri" w:hAnsi="Calibri"/>
+                <w:b w:val="0"/>
+                <w:i w:val="0"/>
+                <w:color w:val="000000"/>
+                <w:sz w:val="16"/>
+              </w:rPr>
+              <w:t xml:space="preserve"> | </w:t>
+            </w:r>
+            <w:r>
+              <w:rPr>
+                <w:rFonts w:ascii="Calibri" w:hAnsi="Calibri"/>
+                <w:b w:val="0"/>
+                <w:i w:val="0"/>
+                <w:color w:val="000000"/>
+                <w:sz w:val="16"/>
+              </w:rPr>
+              <w:t>Retention samples (number / total mass, g)</w:t>
+            </w:r>
+          </w:p>
+        </w:tc>
+        <w:tc>
+          <w:tcPr>
+            <w:vAlign w:val="center"/>
+            <w:tcW w:type="pct" w:w="3429"/>
+          </w:tcPr>
+          <w:p>
+            <w:pPr>
+              <w:spacing w:before="20" w:after="20"/>
+              <w:jc w:val="center"/>
+            </w:pPr>
+            <w:r/>
+            <w:r>
+              <w:rPr>
+                <w:rFonts w:ascii="Calibri" w:hAnsi="Calibri"/>
+                <w:b w:val="0"/>
+                <w:i w:val="0"/>
+                <w:color w:val="0B5CAD"/>
+                <w:sz w:val="20"/>
+              </w:rPr>
+              <w:t xml:space="preserve">[40 мостри (20 серии × купувач + продавач на мало)</w:t>
+            </w:r>
+            <w:r>
+              <w:rPr>
+                <w:rFonts w:ascii="Calibri" w:hAnsi="Calibri"/>
+                <w:b w:val="0"/>
+                <w:i w:val="0"/>
+                <w:color w:val="0B5CAD"/>
+                <w:sz w:val="16"/>
+              </w:rPr>
+              <w:t xml:space="preserve"> | </w:t>
+            </w:r>
+            <w:r>
+              <w:rPr>
+                <w:rFonts w:ascii="Calibri" w:hAnsi="Calibri"/>
+                <w:b w:val="0"/>
+                <w:i/>
+                <w:color w:val="0B5CAD"/>
+                <w:sz w:val="16"/>
+              </w:rPr>
+              <w:t xml:space="preserve">40 samples (20 batches × buyer + retailer)]</w:t>
+            </w:r>
+            <w:r>
+              <w:rPr>
+                <w:rFonts w:ascii="Calibri" w:hAnsi="Calibri"/>
+                <w:b w:val="0"/>
+                <w:i/>
+                <w:color w:val="000000"/>
+                <w:sz w:val="16"/>
+              </w:rPr>
+              <w:t xml:space="preserve"> / </w:t>
+            </w:r>
+            <w:r>
+              <w:rPr>
+                <w:rFonts w:ascii="Calibri" w:hAnsi="Calibri"/>
+                <w:b w:val="0"/>
+                <w:i/>
+                <w:color w:val="C55A11"/>
+                <w:sz w:val="16"/>
+              </w:rPr>
+              <w:t xml:space="preserve">[ ]</w:t>
             </w:r>
           </w:p>
         </w:tc>
@@ -6195,17 +6268,17 @@
                 <w:rFonts w:ascii="Calibri" w:hAnsi="Calibri"/>
                 <w:b w:val="0"/>
                 <w:i w:val="0"/>
-                <w:color w:val="000000"/>
+                <w:color w:val="7030A0"/>
                 <w:sz w:val="20"/>
               </w:rPr>
-              <w:t>Kuehne + Nagel (предвиден, да се потврди)</w:t>
-            </w:r>
-            <w:r>
-              <w:rPr>
-                <w:rFonts w:ascii="Calibri" w:hAnsi="Calibri"/>
-                <w:b w:val="0"/>
-                <w:i w:val="0"/>
-                <w:color w:val="000000"/>
+              <w:t xml:space="preserve">[Kuehne + Nagel (предвиден)</w:t>
+            </w:r>
+            <w:r>
+              <w:rPr>
+                <w:rFonts w:ascii="Calibri" w:hAnsi="Calibri"/>
+                <w:b w:val="0"/>
+                <w:i w:val="0"/>
+                <w:color w:val="7030A0"/>
                 <w:sz w:val="16"/>
               </w:rPr>
               <w:t xml:space="preserve"> | </w:t>
@@ -6215,10 +6288,10 @@
                 <w:rFonts w:ascii="Calibri" w:hAnsi="Calibri"/>
                 <w:b w:val="0"/>
                 <w:i/>
-                <w:color w:val="000000"/>
+                <w:color w:val="7030A0"/>
                 <w:sz w:val="16"/>
               </w:rPr>
-              <w:t>Kuehne + Nagel (provisional, to be confirmed)</w:t>
+              <w:t xml:space="preserve">Kuehne + Nagel (provisional)]</w:t>
             </w:r>
           </w:p>
         </w:tc>
@@ -6241,10 +6314,7 @@
         </w:tblBorders>
       </w:tblPr>
       <w:tblGrid>
-        <w:gridCol w:w="3061"/>
-        <w:gridCol w:w="2443"/>
-        <w:gridCol w:w="2517"/>
-        <w:gridCol w:w="2443"/>
+        <w:gridCol w:w="10466"/>
       </w:tblGrid>
       <w:tr>
         <w:trPr>
@@ -6253,13 +6323,12 @@
         <w:tc>
           <w:tcPr>
             <w:shd w:val="clear" w:color="auto" w:fill="F2F2F2"/>
-            <w:vAlign w:val="center"/>
-            <w:tcW w:type="pct" w:w="1462"/>
+            <w:tcW w:type="pct" w:w="5000"/>
           </w:tcPr>
           <w:p>
             <w:pPr>
               <w:keepNext/>
-              <w:spacing w:before="20" w:after="20"/>
+              <w:spacing w:before="40" w:after="40"/>
               <w:jc w:val="left"/>
             </w:pPr>
             <w:r/>
@@ -6287,28 +6356,79 @@
               <w:rPr>
                 <w:rFonts w:ascii="Calibri" w:hAnsi="Calibri"/>
                 <w:b w:val="0"/>
-                <w:i w:val="0"/>
+                <w:i/>
                 <w:color w:val="000000"/>
                 <w:sz w:val="16"/>
               </w:rPr>
               <w:t>Vehicle (make, type)</w:t>
             </w:r>
           </w:p>
-        </w:tc>
-        <w:tc>
-          <w:tcPr>
-            <w:vAlign w:val="center"/>
-            <w:tcW w:type="pct" w:w="1167"/>
-          </w:tcPr>
           <w:p>
             <w:pPr>
               <w:keepNext/>
-              <w:spacing w:before="20" w:after="20"/>
-              <w:jc w:val="center"/>
-            </w:pPr>
-            <w:r/>
-          </w:p>
-        </w:tc>
+              <w:spacing w:before="20" w:after="40"/>
+              <w:jc w:val="both"/>
+            </w:pPr>
+            <w:r>
+              <w:rPr>
+                <w:rFonts w:ascii="Calibri" w:hAnsi="Calibri"/>
+                <w:b w:val="0"/>
+                <w:i w:val="0"/>
+                <w:color w:val="0B5CAD"/>
+                <w:sz w:val="20"/>
+              </w:rPr>
+              <w:t xml:space="preserve">[2 возила во колона (V1: P01–P24 (24); V2: P25–P47 (23))</w:t>
+            </w:r>
+            <w:r>
+              <w:rPr>
+                <w:rFonts w:ascii="Calibri" w:hAnsi="Calibri"/>
+                <w:b w:val="0"/>
+                <w:i w:val="0"/>
+                <w:color w:val="0B5CAD"/>
+                <w:sz w:val="16"/>
+              </w:rPr>
+              <w:t xml:space="preserve">  |  </w:t>
+            </w:r>
+            <w:r>
+              <w:rPr>
+                <w:rFonts w:ascii="Calibri" w:hAnsi="Calibri"/>
+                <w:b w:val="0"/>
+                <w:i/>
+                <w:color w:val="0B5CAD"/>
+                <w:sz w:val="16"/>
+              </w:rPr>
+              <w:t xml:space="preserve">2 vehicles in convoy (V1: P01–P24 (24); V2: P25–P47 (23))]</w:t>
+            </w:r>
+          </w:p>
+        </w:tc>
+      </w:tr>
+    </w:tbl>
+    <w:tbl>
+      <w:tblPr>
+        <w:jc w:val="center"/>
+        <w:tblLook w:firstColumn="1" w:firstRow="1" w:lastColumn="0" w:lastRow="0" w:noHBand="0" w:noVBand="1" w:val="04A0"/>
+        <w:tblLayout w:type="fixed"/>
+        <w:tblW w:type="pct" w:w="5000"/>
+        <w:tblInd w:type="dxa" w:w="0"/>
+        <w:tblBorders>
+          <w:top w:val="single" w:sz="4" w:space="0" w:color="2B547E"/>
+          <w:left w:val="single" w:sz="4" w:space="0" w:color="2B547E"/>
+          <w:bottom w:val="single" w:sz="4" w:space="0" w:color="2B547E"/>
+          <w:right w:val="single" w:sz="4" w:space="0" w:color="2B547E"/>
+          <w:insideH w:val="single" w:sz="4" w:space="0" w:color="2B547E"/>
+          <w:insideV w:val="single" w:sz="4" w:space="0" w:color="2B547E"/>
+        </w:tblBorders>
+      </w:tblPr>
+      <w:tblGrid>
+        <w:gridCol w:w="2517"/>
+        <w:gridCol w:w="2330"/>
+        <w:gridCol w:w="3288"/>
+        <w:gridCol w:w="2330"/>
+      </w:tblGrid>
+      <w:tr>
+        <w:trPr>
+          <w:cantSplit/>
+        </w:trPr>
         <w:tc>
           <w:tcPr>
             <w:shd w:val="clear" w:color="auto" w:fill="F2F2F2"/>
@@ -6357,7 +6477,7 @@
         <w:tc>
           <w:tcPr>
             <w:vAlign w:val="center"/>
-            <w:tcW w:type="pct" w:w="1167"/>
+            <w:tcW w:type="pct" w:w="1113"/>
           </w:tcPr>
           <w:p>
             <w:pPr>
@@ -6366,6 +6486,85 @@
               <w:jc w:val="center"/>
             </w:pPr>
             <w:r/>
+            <w:r>
+              <w:rPr>
+                <w:rFonts w:ascii="Calibri" w:hAnsi="Calibri"/>
+                <w:b w:val="0"/>
+                <w:i w:val="0"/>
+                <w:color w:val="C55A11"/>
+                <w:sz w:val="20"/>
+              </w:rPr>
+              <w:t xml:space="preserve">[ ]</w:t>
+            </w:r>
+          </w:p>
+        </w:tc>
+        <w:tc>
+          <w:tcPr>
+            <w:shd w:val="clear" w:color="auto" w:fill="F2F2F2"/>
+            <w:vAlign w:val="center"/>
+            <w:tcW w:type="pct" w:w="1570"/>
+          </w:tcPr>
+          <w:p>
+            <w:pPr>
+              <w:keepNext/>
+              <w:spacing w:before="20" w:after="20"/>
+              <w:jc w:val="left"/>
+            </w:pPr>
+            <w:r/>
+            <w:r>
+              <w:rPr>
+                <w:rFonts w:ascii="Calibri" w:hAnsi="Calibri"/>
+                <w:b/>
+                <w:i w:val="0"/>
+                <w:color w:val="000000"/>
+                <w:sz w:val="20"/>
+              </w:rPr>
+              <w:t>Возач (име, лична карта)</w:t>
+            </w:r>
+            <w:r>
+              <w:rPr>
+                <w:rFonts w:ascii="Calibri" w:hAnsi="Calibri"/>
+                <w:b w:val="0"/>
+                <w:i w:val="0"/>
+                <w:color w:val="000000"/>
+                <w:sz w:val="16"/>
+              </w:rPr>
+              <w:t xml:space="preserve"> | </w:t>
+            </w:r>
+            <w:r>
+              <w:rPr>
+                <w:rFonts w:ascii="Calibri" w:hAnsi="Calibri"/>
+                <w:b w:val="0"/>
+                <w:i w:val="0"/>
+                <w:color w:val="000000"/>
+                <w:sz w:val="16"/>
+              </w:rPr>
+              <w:t>Driver (name, ID)</w:t>
+            </w:r>
+          </w:p>
+        </w:tc>
+        <w:tc>
+          <w:tcPr>
+            <w:vAlign w:val="center"/>
+            <w:tcW w:type="pct" w:w="1113"/>
+          </w:tcPr>
+          <w:p>
+            <w:pPr>
+              <w:keepNext/>
+              <w:spacing w:before="20" w:after="20"/>
+              <w:jc w:val="center"/>
+            </w:pPr>
+            <w:r/>
+            <w:r>
+              <w:rPr>
+                <w:rFonts w:ascii="Calibri" w:hAnsi="Calibri"/>
+                <w:b w:val="0"/>
+                <w:i w:val="0"/>
+                <w:color w:val="C55A11"/>
+                <w:sz w:val="20"/>
+              </w:rPr>
+              <w:t xml:space="preserve">[ ]</w:t>
+            </w:r>
           </w:p>
         </w:tc>
       </w:tr>
@@ -6404,7 +6603,6 @@
           </w:tcPr>
           <w:p>
             <w:pPr>
-              <w:keepNext/>
               <w:spacing w:before="20" w:after="20"/>
               <w:jc w:val="left"/>
             </w:pPr>
@@ -6417,7 +6615,7 @@
                 <w:color w:val="000000"/>
                 <w:sz w:val="20"/>
               </w:rPr>
-              <w:t>Возач (име, лична карта)</w:t>
+              <w:t>Придружник на Пјурли Плант, ако е одреден (име, лична карта)</w:t>
             </w:r>
             <w:r>
               <w:rPr>
@@ -6437,7 +6635,7 @@
                 <w:color w:val="000000"/>
                 <w:sz w:val="16"/>
               </w:rPr>
-              <w:t>Driver (name, ID)</w:t>
+              <w:t>Purely Plant accompanying person, if designated (name, ID)</w:t>
             </w:r>
           </w:p>
         </w:tc>
@@ -6448,11 +6646,20 @@
           </w:tcPr>
           <w:p>
             <w:pPr>
-              <w:keepNext/>
-              <w:spacing w:before="20" w:after="20"/>
-              <w:jc w:val="center"/>
-            </w:pPr>
-            <w:r/>
+              <w:spacing w:before="20" w:after="20"/>
+              <w:jc w:val="center"/>
+            </w:pPr>
+            <w:r/>
+            <w:r>
+              <w:rPr>
+                <w:rFonts w:ascii="Calibri" w:hAnsi="Calibri"/>
+                <w:b w:val="0"/>
+                <w:i w:val="0"/>
+                <w:color w:val="C55A11"/>
+                <w:sz w:val="20"/>
+              </w:rPr>
+              <w:t xml:space="preserve">[ ]</w:t>
+            </w:r>
           </w:p>
         </w:tc>
         <w:tc>
@@ -6463,7 +6670,6 @@
           </w:tcPr>
           <w:p>
             <w:pPr>
-              <w:keepNext/>
               <w:spacing w:before="20" w:after="20"/>
               <w:jc w:val="left"/>
             </w:pPr>
@@ -6476,7 +6682,7 @@
                 <w:color w:val="000000"/>
                 <w:sz w:val="20"/>
               </w:rPr>
-              <w:t>Придружник на Пјурли Плант, ако е одреден (име, лична карта)</w:t>
+              <w:t>Контакт телефон за време на транспортот</w:t>
             </w:r>
             <w:r>
               <w:rPr>
@@ -6496,7 +6702,7 @@
                 <w:color w:val="000000"/>
                 <w:sz w:val="16"/>
               </w:rPr>
-              <w:t>Purely Plant accompanying person, if designated (name, ID)</w:t>
+              <w:t>Contact phone during transport</w:t>
             </w:r>
           </w:p>
         </w:tc>
@@ -6507,94 +6713,20 @@
           </w:tcPr>
           <w:p>
             <w:pPr>
-              <w:keepNext/>
-              <w:spacing w:before="20" w:after="20"/>
-              <w:jc w:val="center"/>
-            </w:pPr>
-            <w:r/>
-          </w:p>
-        </w:tc>
-      </w:tr>
-    </w:tbl>
-    <w:tbl>
-      <w:tblPr>
-        <w:jc w:val="center"/>
-        <w:tblLook w:firstColumn="1" w:firstRow="1" w:lastColumn="0" w:lastRow="0" w:noHBand="0" w:noVBand="1" w:val="04A0"/>
-        <w:tblLayout w:type="fixed"/>
-        <w:tblW w:type="pct" w:w="5000"/>
-        <w:tblInd w:type="dxa" w:w="0"/>
-        <w:tblBorders>
-          <w:top w:val="single" w:sz="4" w:space="0" w:color="2B547E"/>
-          <w:left w:val="single" w:sz="4" w:space="0" w:color="2B547E"/>
-          <w:bottom w:val="single" w:sz="4" w:space="0" w:color="2B547E"/>
-          <w:right w:val="single" w:sz="4" w:space="0" w:color="2B547E"/>
-          <w:insideH w:val="single" w:sz="4" w:space="0" w:color="2B547E"/>
-          <w:insideV w:val="single" w:sz="4" w:space="0" w:color="2B547E"/>
-        </w:tblBorders>
-      </w:tblPr>
-      <w:tblGrid>
-        <w:gridCol w:w="3288"/>
-        <w:gridCol w:w="7178"/>
-      </w:tblGrid>
-      <w:tr>
-        <w:trPr>
-          <w:cantSplit/>
-        </w:trPr>
-        <w:tc>
-          <w:tcPr>
-            <w:shd w:val="clear" w:color="auto" w:fill="F2F2F2"/>
-            <w:vAlign w:val="center"/>
-            <w:tcW w:type="pct" w:w="1570"/>
-          </w:tcPr>
-          <w:p>
-            <w:pPr>
-              <w:spacing w:before="20" w:after="20"/>
-              <w:jc w:val="left"/>
-            </w:pPr>
-            <w:r/>
-            <w:r>
-              <w:rPr>
-                <w:rFonts w:ascii="Calibri" w:hAnsi="Calibri"/>
-                <w:b/>
-                <w:i w:val="0"/>
-                <w:color w:val="000000"/>
+              <w:spacing w:before="20" w:after="20"/>
+              <w:jc w:val="center"/>
+            </w:pPr>
+            <w:r/>
+            <w:r>
+              <w:rPr>
+                <w:rFonts w:ascii="Calibri" w:hAnsi="Calibri"/>
+                <w:b w:val="0"/>
+                <w:i w:val="0"/>
+                <w:color w:val="C55A11"/>
                 <w:sz w:val="20"/>
               </w:rPr>
-              <w:t>Контакт телефон за време на транспортот</w:t>
-            </w:r>
-            <w:r>
-              <w:rPr>
-                <w:rFonts w:ascii="Calibri" w:hAnsi="Calibri"/>
-                <w:b w:val="0"/>
-                <w:i w:val="0"/>
-                <w:color w:val="000000"/>
-                <w:sz w:val="16"/>
-              </w:rPr>
-              <w:t xml:space="preserve"> | </w:t>
-            </w:r>
-            <w:r>
-              <w:rPr>
-                <w:rFonts w:ascii="Calibri" w:hAnsi="Calibri"/>
-                <w:b w:val="0"/>
-                <w:i w:val="0"/>
-                <w:color w:val="000000"/>
-                <w:sz w:val="16"/>
-              </w:rPr>
-              <w:t>Contact phone during transport</w:t>
-            </w:r>
-          </w:p>
-        </w:tc>
-        <w:tc>
-          <w:tcPr>
-            <w:vAlign w:val="center"/>
-            <w:tcW w:type="pct" w:w="3429"/>
-          </w:tcPr>
-          <w:p>
-            <w:pPr>
-              <w:spacing w:before="20" w:after="20"/>
-              <w:jc w:val="center"/>
-            </w:pPr>
-            <w:r/>
+              <w:t xml:space="preserve">[ ]</w:t>
+            </w:r>
           </w:p>
         </w:tc>
       </w:tr>
@@ -6922,6 +7054,16 @@
               <w:jc w:val="center"/>
             </w:pPr>
             <w:r/>
+            <w:r>
+              <w:rPr>
+                <w:rFonts w:ascii="Calibri" w:hAnsi="Calibri"/>
+                <w:b w:val="0"/>
+                <w:i w:val="0"/>
+                <w:color w:val="C55A11"/>
+                <w:sz w:val="18"/>
+              </w:rPr>
+              <w:t xml:space="preserve">[ ]</w:t>
+            </w:r>
           </w:p>
         </w:tc>
         <w:tc>
@@ -6935,6 +7077,16 @@
               <w:jc w:val="center"/>
             </w:pPr>
             <w:r/>
+            <w:r>
+              <w:rPr>
+                <w:rFonts w:ascii="Calibri" w:hAnsi="Calibri"/>
+                <w:b w:val="0"/>
+                <w:i w:val="0"/>
+                <w:color w:val="C55A11"/>
+                <w:sz w:val="18"/>
+              </w:rPr>
+              <w:t xml:space="preserve">[ ]</w:t>
+            </w:r>
           </w:p>
         </w:tc>
         <w:tc>
@@ -6948,6 +7100,16 @@
               <w:jc w:val="center"/>
             </w:pPr>
             <w:r/>
+            <w:r>
+              <w:rPr>
+                <w:rFonts w:ascii="Calibri" w:hAnsi="Calibri"/>
+                <w:b w:val="0"/>
+                <w:i w:val="0"/>
+                <w:color w:val="C55A11"/>
+                <w:sz w:val="18"/>
+              </w:rPr>
+              <w:t xml:space="preserve">[ ]</w:t>
+            </w:r>
           </w:p>
         </w:tc>
       </w:tr>
@@ -7039,6 +7201,16 @@
               <w:jc w:val="center"/>
             </w:pPr>
             <w:r/>
+            <w:r>
+              <w:rPr>
+                <w:rFonts w:ascii="Calibri" w:hAnsi="Calibri"/>
+                <w:b w:val="0"/>
+                <w:i w:val="0"/>
+                <w:color w:val="C55A11"/>
+                <w:sz w:val="20"/>
+              </w:rPr>
+              <w:t xml:space="preserve">[ ]</w:t>
+            </w:r>
           </w:p>
         </w:tc>
       </w:tr>
@@ -7103,6 +7275,16 @@
               <w:jc w:val="center"/>
             </w:pPr>
             <w:r/>
+            <w:r>
+              <w:rPr>
+                <w:rFonts w:ascii="Calibri" w:hAnsi="Calibri"/>
+                <w:b w:val="0"/>
+                <w:i w:val="0"/>
+                <w:color w:val="C55A11"/>
+                <w:sz w:val="20"/>
+              </w:rPr>
+              <w:t xml:space="preserve">[ ]</w:t>
+            </w:r>
           </w:p>
         </w:tc>
       </w:tr>
@@ -7167,6 +7349,16 @@
               <w:jc w:val="center"/>
             </w:pPr>
             <w:r/>
+            <w:r>
+              <w:rPr>
+                <w:rFonts w:ascii="Calibri" w:hAnsi="Calibri"/>
+                <w:b w:val="0"/>
+                <w:i w:val="0"/>
+                <w:color w:val="C55A11"/>
+                <w:sz w:val="20"/>
+              </w:rPr>
+              <w:t xml:space="preserve">[ ]</w:t>
+            </w:r>
           </w:p>
         </w:tc>
       </w:tr>
@@ -7229,6 +7421,16 @@
               <w:jc w:val="center"/>
             </w:pPr>
             <w:r/>
+            <w:r>
+              <w:rPr>
+                <w:rFonts w:ascii="Calibri" w:hAnsi="Calibri"/>
+                <w:b w:val="0"/>
+                <w:i w:val="0"/>
+                <w:color w:val="C55A11"/>
+                <w:sz w:val="20"/>
+              </w:rPr>
+              <w:t xml:space="preserve">[ ]</w:t>
+            </w:r>
           </w:p>
         </w:tc>
       </w:tr>

--- a/deliverables/inland_transport_2026-10/example_T1_T2/docx/T1_WHSOP_003_A02.docx
+++ b/deliverables/inland_transport_2026-10/example_T1_T2/docx/T1_WHSOP_003_A02.docx
@@ -3636,7 +3636,7 @@
                 <w:color w:val="0B5CAD"/>
                 <w:sz w:val="18"/>
               </w:rPr>
-              <w:t xml:space="preserve">[2]</w:t>
+              <w:t xml:space="preserve">[3]</w:t>
             </w:r>
           </w:p>
         </w:tc>
@@ -5820,7 +5820,7 @@
                 <w:color w:val="0B5CAD"/>
                 <w:sz w:val="18"/>
               </w:rPr>
-              <w:t xml:space="preserve">[3668]</w:t>
+              <w:t xml:space="preserve">[3669]</w:t>
             </w:r>
           </w:p>
         </w:tc>
